--- a/engine/amoc_study/AMOC_Bibliography_06-08-2026.docx
+++ b/engine/amoc_study/AMOC_Bibliography_06-08-2026.docx
@@ -2218,7 +2218,7 @@
           <w:color w:val="1C3A36"/>
           <w:sz w:val="22"/>
         </w:rPr>
-        <w:t>Company layer — 36 inputs</w:t>
+        <w:t>Company layer — 42 inputs</w:t>
       </w:r>
     </w:p>
     <w:tbl>
@@ -4843,6 +4843,426 @@
                 <w:sz w:val="15"/>
               </w:rPr>
               <w:t>The Egyptian General Petroleum Corporation is the second-largest single shareholder with a 20% holding</w:t>
+            </w:r>
+          </w:p>
+        </w:tc>
+      </w:tr>
+      <w:tr>
+        <w:tc>
+          <w:tcPr>
+            <w:tcW w:type="dxa" w:w="1872"/>
+          </w:tcPr>
+          <w:p>
+            <w:pPr>
+              <w:spacing w:after="20"/>
+            </w:pPr>
+            <w:r>
+              <w:rPr>
+                <w:color w:val="1C3A36"/>
+                <w:sz w:val="15"/>
+              </w:rPr>
+              <w:t>line_oil_t</w:t>
+            </w:r>
+          </w:p>
+        </w:tc>
+        <w:tc>
+          <w:tcPr>
+            <w:tcW w:type="dxa" w:w="1440"/>
+          </w:tcPr>
+          <w:p>
+            <w:pPr>
+              <w:spacing w:after="20"/>
+            </w:pPr>
+            <w:r>
+              <w:rPr>
+                <w:color w:val="1C3A36"/>
+                <w:sz w:val="15"/>
+              </w:rPr>
+              <w:t>111,256.0</w:t>
+            </w:r>
+          </w:p>
+        </w:tc>
+        <w:tc>
+          <w:tcPr>
+            <w:tcW w:type="dxa" w:w="1037"/>
+          </w:tcPr>
+          <w:p>
+            <w:pPr>
+              <w:spacing w:after="20"/>
+            </w:pPr>
+            <w:r>
+              <w:rPr>
+                <w:color w:val="1C3A36"/>
+                <w:sz w:val="15"/>
+              </w:rPr>
+              <w:t>2024-06-30</w:t>
+            </w:r>
+          </w:p>
+        </w:tc>
+        <w:tc>
+          <w:tcPr>
+            <w:tcW w:type="dxa" w:w="5832"/>
+          </w:tcPr>
+          <w:p>
+            <w:pPr>
+              <w:spacing w:after="20"/>
+            </w:pPr>
+            <w:r>
+              <w:rPr>
+                <w:color w:val="1C3A36"/>
+                <w:sz w:val="15"/>
+              </w:rPr>
+              <w:t>Base oils, tonnes sold, year to 30 June 2024 — disclosed product table (reviewer-sourced, not verified from the filing here)</w:t>
+            </w:r>
+          </w:p>
+        </w:tc>
+      </w:tr>
+      <w:tr>
+        <w:tc>
+          <w:tcPr>
+            <w:tcW w:type="dxa" w:w="1872"/>
+          </w:tcPr>
+          <w:p>
+            <w:pPr>
+              <w:spacing w:after="20"/>
+            </w:pPr>
+            <w:r>
+              <w:rPr>
+                <w:color w:val="1C3A36"/>
+                <w:sz w:val="15"/>
+              </w:rPr>
+              <w:t>line_oil_v</w:t>
+            </w:r>
+          </w:p>
+        </w:tc>
+        <w:tc>
+          <w:tcPr>
+            <w:tcW w:type="dxa" w:w="1440"/>
+          </w:tcPr>
+          <w:p>
+            <w:pPr>
+              <w:spacing w:after="20"/>
+            </w:pPr>
+            <w:r>
+              <w:rPr>
+                <w:color w:val="1C3A36"/>
+                <w:sz w:val="15"/>
+              </w:rPr>
+              <w:t>4,454.1</w:t>
+            </w:r>
+          </w:p>
+        </w:tc>
+        <w:tc>
+          <w:tcPr>
+            <w:tcW w:type="dxa" w:w="1037"/>
+          </w:tcPr>
+          <w:p>
+            <w:pPr>
+              <w:spacing w:after="20"/>
+            </w:pPr>
+            <w:r>
+              <w:rPr>
+                <w:color w:val="1C3A36"/>
+                <w:sz w:val="15"/>
+              </w:rPr>
+              <w:t>2024-06-30</w:t>
+            </w:r>
+          </w:p>
+        </w:tc>
+        <w:tc>
+          <w:tcPr>
+            <w:tcW w:type="dxa" w:w="5832"/>
+          </w:tcPr>
+          <w:p>
+            <w:pPr>
+              <w:spacing w:after="20"/>
+            </w:pPr>
+            <w:r>
+              <w:rPr>
+                <w:color w:val="1C3A36"/>
+                <w:sz w:val="15"/>
+              </w:rPr>
+              <w:t>Base oils, sales value EGP mn, same table</w:t>
+            </w:r>
+          </w:p>
+        </w:tc>
+      </w:tr>
+      <w:tr>
+        <w:tc>
+          <w:tcPr>
+            <w:tcW w:type="dxa" w:w="1872"/>
+          </w:tcPr>
+          <w:p>
+            <w:pPr>
+              <w:spacing w:after="20"/>
+            </w:pPr>
+            <w:r>
+              <w:rPr>
+                <w:color w:val="1C3A36"/>
+                <w:sz w:val="15"/>
+              </w:rPr>
+              <w:t>line_wax_t</w:t>
+            </w:r>
+          </w:p>
+        </w:tc>
+        <w:tc>
+          <w:tcPr>
+            <w:tcW w:type="dxa" w:w="1440"/>
+          </w:tcPr>
+          <w:p>
+            <w:pPr>
+              <w:spacing w:after="20"/>
+            </w:pPr>
+            <w:r>
+              <w:rPr>
+                <w:color w:val="1C3A36"/>
+                <w:sz w:val="15"/>
+              </w:rPr>
+              <w:t>65,742.0</w:t>
+            </w:r>
+          </w:p>
+        </w:tc>
+        <w:tc>
+          <w:tcPr>
+            <w:tcW w:type="dxa" w:w="1037"/>
+          </w:tcPr>
+          <w:p>
+            <w:pPr>
+              <w:spacing w:after="20"/>
+            </w:pPr>
+            <w:r>
+              <w:rPr>
+                <w:color w:val="1C3A36"/>
+                <w:sz w:val="15"/>
+              </w:rPr>
+              <w:t>2024-06-30</w:t>
+            </w:r>
+          </w:p>
+        </w:tc>
+        <w:tc>
+          <w:tcPr>
+            <w:tcW w:type="dxa" w:w="5832"/>
+          </w:tcPr>
+          <w:p>
+            <w:pPr>
+              <w:spacing w:after="20"/>
+            </w:pPr>
+            <w:r>
+              <w:rPr>
+                <w:color w:val="1C3A36"/>
+                <w:sz w:val="15"/>
+              </w:rPr>
+              <w:t>Paraffin wax, tonnes sold, same table</w:t>
+            </w:r>
+          </w:p>
+        </w:tc>
+      </w:tr>
+      <w:tr>
+        <w:tc>
+          <w:tcPr>
+            <w:tcW w:type="dxa" w:w="1872"/>
+          </w:tcPr>
+          <w:p>
+            <w:pPr>
+              <w:spacing w:after="20"/>
+            </w:pPr>
+            <w:r>
+              <w:rPr>
+                <w:color w:val="1C3A36"/>
+                <w:sz w:val="15"/>
+              </w:rPr>
+              <w:t>line_wax_v</w:t>
+            </w:r>
+          </w:p>
+        </w:tc>
+        <w:tc>
+          <w:tcPr>
+            <w:tcW w:type="dxa" w:w="1440"/>
+          </w:tcPr>
+          <w:p>
+            <w:pPr>
+              <w:spacing w:after="20"/>
+            </w:pPr>
+            <w:r>
+              <w:rPr>
+                <w:color w:val="1C3A36"/>
+                <w:sz w:val="15"/>
+              </w:rPr>
+              <w:t>2,408.7</w:t>
+            </w:r>
+          </w:p>
+        </w:tc>
+        <w:tc>
+          <w:tcPr>
+            <w:tcW w:type="dxa" w:w="1037"/>
+          </w:tcPr>
+          <w:p>
+            <w:pPr>
+              <w:spacing w:after="20"/>
+            </w:pPr>
+            <w:r>
+              <w:rPr>
+                <w:color w:val="1C3A36"/>
+                <w:sz w:val="15"/>
+              </w:rPr>
+              <w:t>2024-06-30</w:t>
+            </w:r>
+          </w:p>
+        </w:tc>
+        <w:tc>
+          <w:tcPr>
+            <w:tcW w:type="dxa" w:w="5832"/>
+          </w:tcPr>
+          <w:p>
+            <w:pPr>
+              <w:spacing w:after="20"/>
+            </w:pPr>
+            <w:r>
+              <w:rPr>
+                <w:color w:val="1C3A36"/>
+                <w:sz w:val="15"/>
+              </w:rPr>
+              <w:t>Paraffin wax, sales value EGP mn, same table</w:t>
+            </w:r>
+          </w:p>
+        </w:tc>
+      </w:tr>
+      <w:tr>
+        <w:tc>
+          <w:tcPr>
+            <w:tcW w:type="dxa" w:w="1872"/>
+          </w:tcPr>
+          <w:p>
+            <w:pPr>
+              <w:spacing w:after="20"/>
+            </w:pPr>
+            <w:r>
+              <w:rPr>
+                <w:color w:val="1C3A36"/>
+                <w:sz w:val="15"/>
+              </w:rPr>
+              <w:t>line_tot_t</w:t>
+            </w:r>
+          </w:p>
+        </w:tc>
+        <w:tc>
+          <w:tcPr>
+            <w:tcW w:type="dxa" w:w="1440"/>
+          </w:tcPr>
+          <w:p>
+            <w:pPr>
+              <w:spacing w:after="20"/>
+            </w:pPr>
+            <w:r>
+              <w:rPr>
+                <w:color w:val="1C3A36"/>
+                <w:sz w:val="15"/>
+              </w:rPr>
+              <w:t>1,433,340.0</w:t>
+            </w:r>
+          </w:p>
+        </w:tc>
+        <w:tc>
+          <w:tcPr>
+            <w:tcW w:type="dxa" w:w="1037"/>
+          </w:tcPr>
+          <w:p>
+            <w:pPr>
+              <w:spacing w:after="20"/>
+            </w:pPr>
+            <w:r>
+              <w:rPr>
+                <w:color w:val="1C3A36"/>
+                <w:sz w:val="15"/>
+              </w:rPr>
+              <w:t>2024-06-30</w:t>
+            </w:r>
+          </w:p>
+        </w:tc>
+        <w:tc>
+          <w:tcPr>
+            <w:tcW w:type="dxa" w:w="5832"/>
+          </w:tcPr>
+          <w:p>
+            <w:pPr>
+              <w:spacing w:after="20"/>
+            </w:pPr>
+            <w:r>
+              <w:rPr>
+                <w:color w:val="1C3A36"/>
+                <w:sz w:val="15"/>
+              </w:rPr>
+              <w:t>Total tonnes sold, same table</w:t>
+            </w:r>
+          </w:p>
+        </w:tc>
+      </w:tr>
+      <w:tr>
+        <w:tc>
+          <w:tcPr>
+            <w:tcW w:type="dxa" w:w="1872"/>
+          </w:tcPr>
+          <w:p>
+            <w:pPr>
+              <w:spacing w:after="20"/>
+            </w:pPr>
+            <w:r>
+              <w:rPr>
+                <w:color w:val="1C3A36"/>
+                <w:sz w:val="15"/>
+              </w:rPr>
+              <w:t>line_tot_v</w:t>
+            </w:r>
+          </w:p>
+        </w:tc>
+        <w:tc>
+          <w:tcPr>
+            <w:tcW w:type="dxa" w:w="1440"/>
+          </w:tcPr>
+          <w:p>
+            <w:pPr>
+              <w:spacing w:after="20"/>
+            </w:pPr>
+            <w:r>
+              <w:rPr>
+                <w:color w:val="1C3A36"/>
+                <w:sz w:val="15"/>
+              </w:rPr>
+              <w:t>33,312.1</w:t>
+            </w:r>
+          </w:p>
+        </w:tc>
+        <w:tc>
+          <w:tcPr>
+            <w:tcW w:type="dxa" w:w="1037"/>
+          </w:tcPr>
+          <w:p>
+            <w:pPr>
+              <w:spacing w:after="20"/>
+            </w:pPr>
+            <w:r>
+              <w:rPr>
+                <w:color w:val="1C3A36"/>
+                <w:sz w:val="15"/>
+              </w:rPr>
+              <w:t>2024-06-30</w:t>
+            </w:r>
+          </w:p>
+        </w:tc>
+        <w:tc>
+          <w:tcPr>
+            <w:tcW w:type="dxa" w:w="5832"/>
+          </w:tcPr>
+          <w:p>
+            <w:pPr>
+              <w:spacing w:after="20"/>
+            </w:pPr>
+            <w:r>
+              <w:rPr>
+                <w:color w:val="1C3A36"/>
+                <w:sz w:val="15"/>
+              </w:rPr>
+              <w:t>Total sales value EGP mn, same table</w:t>
             </w:r>
           </w:p>
         </w:tc>
@@ -6572,7 +6992,7 @@
           <w:color w:val="1C3A36"/>
           <w:sz w:val="22"/>
         </w:rPr>
-        <w:t>House layer — 29 inputs</w:t>
+        <w:t>House layer — 34 inputs</w:t>
       </w:r>
     </w:p>
     <w:tbl>
@@ -6677,6 +7097,356 @@
                 <w:sz w:val="15"/>
               </w:rPr>
               <w:t>Source and reasoning</w:t>
+            </w:r>
+          </w:p>
+        </w:tc>
+      </w:tr>
+      <w:tr>
+        <w:tc>
+          <w:tcPr>
+            <w:tcW w:type="dxa" w:w="1872"/>
+          </w:tcPr>
+          <w:p>
+            <w:pPr>
+              <w:spacing w:after="20"/>
+            </w:pPr>
+            <w:r>
+              <w:rPr>
+                <w:color w:val="1C3A36"/>
+                <w:sz w:val="15"/>
+              </w:rPr>
+              <w:t>fx_fy24</w:t>
+            </w:r>
+          </w:p>
+        </w:tc>
+        <w:tc>
+          <w:tcPr>
+            <w:tcW w:type="dxa" w:w="1440"/>
+          </w:tcPr>
+          <w:p>
+            <w:pPr>
+              <w:spacing w:after="20"/>
+            </w:pPr>
+            <w:r>
+              <w:rPr>
+                <w:color w:val="1C3A36"/>
+                <w:sz w:val="15"/>
+              </w:rPr>
+              <w:t>36.4</w:t>
+            </w:r>
+          </w:p>
+        </w:tc>
+        <w:tc>
+          <w:tcPr>
+            <w:tcW w:type="dxa" w:w="1037"/>
+          </w:tcPr>
+          <w:p>
+            <w:pPr>
+              <w:spacing w:after="20"/>
+            </w:pPr>
+            <w:r>
+              <w:rPr>
+                <w:color w:val="1C3A36"/>
+                <w:sz w:val="15"/>
+              </w:rPr>
+              <w:t>2024-06-30</w:t>
+            </w:r>
+          </w:p>
+        </w:tc>
+        <w:tc>
+          <w:tcPr>
+            <w:tcW w:type="dxa" w:w="5832"/>
+          </w:tcPr>
+          <w:p>
+            <w:pPr>
+              <w:spacing w:after="20"/>
+            </w:pPr>
+            <w:r>
+              <w:rPr>
+                <w:color w:val="1C3A36"/>
+                <w:sz w:val="15"/>
+              </w:rPr>
+              <w:t>USD/EGP average for the year to 30 June 2024. Eight months at the pre-float ~30.9 and four at the post-float ~47.5, volume-weighted by month. Used only to convert the disclosed EGP-per-tonne realisations into the dollar prices the forecast then grows</w:t>
+            </w:r>
+          </w:p>
+        </w:tc>
+      </w:tr>
+      <w:tr>
+        <w:tc>
+          <w:tcPr>
+            <w:tcW w:type="dxa" w:w="1872"/>
+          </w:tcPr>
+          <w:p>
+            <w:pPr>
+              <w:spacing w:after="20"/>
+            </w:pPr>
+            <w:r>
+              <w:rPr>
+                <w:color w:val="1C3A36"/>
+                <w:sz w:val="15"/>
+              </w:rPr>
+              <w:t>spec_ramp_cy25</w:t>
+            </w:r>
+          </w:p>
+        </w:tc>
+        <w:tc>
+          <w:tcPr>
+            <w:tcW w:type="dxa" w:w="1440"/>
+          </w:tcPr>
+          <w:p>
+            <w:pPr>
+              <w:spacing w:after="20"/>
+            </w:pPr>
+            <w:r>
+              <w:rPr>
+                <w:color w:val="1C3A36"/>
+                <w:sz w:val="15"/>
+              </w:rPr>
+              <w:t>0.1</w:t>
+            </w:r>
+          </w:p>
+        </w:tc>
+        <w:tc>
+          <w:tcPr>
+            <w:tcW w:type="dxa" w:w="1037"/>
+          </w:tcPr>
+          <w:p>
+            <w:pPr>
+              <w:spacing w:after="20"/>
+            </w:pPr>
+            <w:r>
+              <w:rPr>
+                <w:color w:val="1C3A36"/>
+                <w:sz w:val="15"/>
+              </w:rPr>
+              <w:t>2026-08-06</w:t>
+            </w:r>
+          </w:p>
+        </w:tc>
+        <w:tc>
+          <w:tcPr>
+            <w:tcW w:type="dxa" w:w="5832"/>
+          </w:tcPr>
+          <w:p>
+            <w:pPr>
+              <w:spacing w:after="20"/>
+            </w:pPr>
+            <w:r>
+              <w:rPr>
+                <w:color w:val="1C3A36"/>
+                <w:sz w:val="15"/>
+              </w:rPr>
+              <w:t>Growth in specialty tonnage from the disclosed FY2024/25 172kt to the calendar-2025 base, on the disclosed 40% rise in oils-and-wax EXPORTS through the transition half</w:t>
+            </w:r>
+          </w:p>
+        </w:tc>
+      </w:tr>
+      <w:tr>
+        <w:tc>
+          <w:tcPr>
+            <w:tcW w:type="dxa" w:w="1872"/>
+          </w:tcPr>
+          <w:p>
+            <w:pPr>
+              <w:spacing w:after="20"/>
+            </w:pPr>
+            <w:r>
+              <w:rPr>
+                <w:color w:val="1C3A36"/>
+                <w:sz w:val="15"/>
+              </w:rPr>
+              <w:t>margin_ratio</w:t>
+            </w:r>
+          </w:p>
+        </w:tc>
+        <w:tc>
+          <w:tcPr>
+            <w:tcW w:type="dxa" w:w="1440"/>
+          </w:tcPr>
+          <w:p>
+            <w:pPr>
+              <w:spacing w:after="20"/>
+            </w:pPr>
+            <w:r>
+              <w:rPr>
+                <w:color w:val="1C3A36"/>
+                <w:sz w:val="15"/>
+              </w:rPr>
+              <w:t>3.5</w:t>
+            </w:r>
+          </w:p>
+        </w:tc>
+        <w:tc>
+          <w:tcPr>
+            <w:tcW w:type="dxa" w:w="1037"/>
+          </w:tcPr>
+          <w:p>
+            <w:pPr>
+              <w:spacing w:after="20"/>
+            </w:pPr>
+            <w:r>
+              <w:rPr>
+                <w:color w:val="1C3A36"/>
+                <w:sz w:val="15"/>
+              </w:rPr>
+              <w:t>2026-08-06</w:t>
+            </w:r>
+          </w:p>
+        </w:tc>
+        <w:tc>
+          <w:tcPr>
+            <w:tcW w:type="dxa" w:w="5832"/>
+          </w:tcPr>
+          <w:p>
+            <w:pPr>
+              <w:spacing w:after="20"/>
+            </w:pPr>
+            <w:r>
+              <w:rPr>
+                <w:color w:val="1C3A36"/>
+                <w:sz w:val="15"/>
+              </w:rPr>
+              <w:t>Gross margin on the specialty slate as a MULTIPLE of the margin on the fuel and by-product slate. This is now the ONE judgment parameter behind the whole margin path: the two leg margins are SOLVED so that the blended margin at the base-year mix equals the disclosed anchor, and the margin path for every forecast year is then an OUTPUT of the changing mix rather than an assumption. A lube base-oil and wax slate earning 3-4x the margin of a gas-oil blend is the ordinary shape of a refinery's product economics</w:t>
+            </w:r>
+          </w:p>
+        </w:tc>
+      </w:tr>
+      <w:tr>
+        <w:tc>
+          <w:tcPr>
+            <w:tcW w:type="dxa" w:w="1872"/>
+          </w:tcPr>
+          <w:p>
+            <w:pPr>
+              <w:spacing w:after="20"/>
+            </w:pPr>
+            <w:r>
+              <w:rPr>
+                <w:color w:val="1C3A36"/>
+                <w:sz w:val="15"/>
+              </w:rPr>
+              <w:t>line_vol_growth</w:t>
+            </w:r>
+          </w:p>
+        </w:tc>
+        <w:tc>
+          <w:tcPr>
+            <w:tcW w:type="dxa" w:w="1440"/>
+          </w:tcPr>
+          <w:p>
+            <w:pPr>
+              <w:spacing w:after="20"/>
+            </w:pPr>
+            <w:r>
+              <w:rPr>
+                <w:color w:val="1C3A36"/>
+                <w:sz w:val="15"/>
+              </w:rPr>
+              <w:t>oil: 0.075, 0.055, 0.045, 0.038, 0.032; wax: 0.09, 0.07, 0.055, 0.045, 0.04; fuel: 0.05, 0.036, 0.032, 0.028, 0.023</w:t>
+            </w:r>
+          </w:p>
+        </w:tc>
+        <w:tc>
+          <w:tcPr>
+            <w:tcW w:type="dxa" w:w="1037"/>
+          </w:tcPr>
+          <w:p>
+            <w:pPr>
+              <w:spacing w:after="20"/>
+            </w:pPr>
+            <w:r>
+              <w:rPr>
+                <w:color w:val="1C3A36"/>
+                <w:sz w:val="15"/>
+              </w:rPr>
+              <w:t>2026-08-06</w:t>
+            </w:r>
+          </w:p>
+        </w:tc>
+        <w:tc>
+          <w:tcPr>
+            <w:tcW w:type="dxa" w:w="5832"/>
+          </w:tcPr>
+          <w:p>
+            <w:pPr>
+              <w:spacing w:after="20"/>
+            </w:pPr>
+            <w:r>
+              <w:rPr>
+                <w:color w:val="1C3A36"/>
+                <w:sz w:val="15"/>
+              </w:rPr>
+              <w:t>Volume growth by product line. Wax fastest on the export push, base oils next, the fuel slate slowest — it is throughput the specialty units do not take</w:t>
+            </w:r>
+          </w:p>
+        </w:tc>
+      </w:tr>
+      <w:tr>
+        <w:tc>
+          <w:tcPr>
+            <w:tcW w:type="dxa" w:w="1872"/>
+          </w:tcPr>
+          <w:p>
+            <w:pPr>
+              <w:spacing w:after="20"/>
+            </w:pPr>
+            <w:r>
+              <w:rPr>
+                <w:color w:val="1C3A36"/>
+                <w:sz w:val="15"/>
+              </w:rPr>
+              <w:t>line_price_growth</w:t>
+            </w:r>
+          </w:p>
+        </w:tc>
+        <w:tc>
+          <w:tcPr>
+            <w:tcW w:type="dxa" w:w="1440"/>
+          </w:tcPr>
+          <w:p>
+            <w:pPr>
+              <w:spacing w:after="20"/>
+            </w:pPr>
+            <w:r>
+              <w:rPr>
+                <w:color w:val="1C3A36"/>
+                <w:sz w:val="15"/>
+              </w:rPr>
+              <w:t>oil: 0.02, 0.02, 0.02, 0.02, 0.02; wax: 0.025, 0.025, 0.02, 0.02, 0.02; fuel: 0.01, 0.02, 0.02, 0.02, 0.02</w:t>
+            </w:r>
+          </w:p>
+        </w:tc>
+        <w:tc>
+          <w:tcPr>
+            <w:tcW w:type="dxa" w:w="1037"/>
+          </w:tcPr>
+          <w:p>
+            <w:pPr>
+              <w:spacing w:after="20"/>
+            </w:pPr>
+            <w:r>
+              <w:rPr>
+                <w:color w:val="1C3A36"/>
+                <w:sz w:val="15"/>
+              </w:rPr>
+              <w:t>2026-08-06</w:t>
+            </w:r>
+          </w:p>
+        </w:tc>
+        <w:tc>
+          <w:tcPr>
+            <w:tcW w:type="dxa" w:w="5832"/>
+          </w:tcPr>
+          <w:p>
+            <w:pPr>
+              <w:spacing w:after="20"/>
+            </w:pPr>
+            <w:r>
+              <w:rPr>
+                <w:color w:val="1C3A36"/>
+                <w:sz w:val="15"/>
+              </w:rPr>
+              <w:t>Real growth in the dollar realisation by line. The fuel slate tracks the crude deck; the specialty lines carry a small premium for the export-mix shift</w:t>
             </w:r>
           </w:p>
         </w:tc>
@@ -8951,7 +9721,7 @@
                 <w:color w:val="1C3A36"/>
                 <w:sz w:val="15"/>
               </w:rPr>
-              <w:t>A segmental or product-line revenue disclosure</w:t>
+              <w:t>An AUDITED segmental or product-line revenue note</w:t>
             </w:r>
           </w:p>
         </w:tc>
@@ -8968,7 +9738,7 @@
                 <w:color w:val="1C3A36"/>
                 <w:sz w:val="15"/>
               </w:rPr>
-              <w:t>The two-leg split used here is built from a disclosed tonnage figure and a calibrated specialty price, not from a segment note</w:t>
+              <w:t>The three-line build used here rests on a reported product table — tonnes and value for base oils, paraffin wax and the total — rather than on an audited segment note</w:t>
             </w:r>
           </w:p>
         </w:tc>
@@ -8985,7 +9755,7 @@
                 <w:color w:val="1C3A36"/>
                 <w:sz w:val="15"/>
               </w:rPr>
-              <w:t>NOT FOUND. The split is therefore checked against a plausible implied fuel realisation of about USD 438 a tonne rather than against a disclosure</w:t>
+              <w:t>PARTIALLY REACHED. The product table was obtained in reported form, not from the filing itself, and is flagged as such at its input. It was validated three ways before adoption: the two disclosed shares are internally coherent (12.35% of tonnes against 20.60% of value); the implied dollar realisations of USD 1,100, 1,007 and 578 a tonne are the right levels and the right ORDER for SN-grade base oil, fully refined paraffin and a gas-oil blend; and rolling the three lines forward reproduces the independently built calendar-2025 revenue to within 8.4%. No price in the model is calibrated and none is a residual</w:t>
             </w:r>
           </w:p>
         </w:tc>
@@ -9038,7 +9808,7 @@
                 <w:color w:val="1C3A36"/>
                 <w:sz w:val="15"/>
               </w:rPr>
-              <w:t>NOT FOUND. Held at 3.0% and sensitised to 6%, which moves the answer by -3.1%</w:t>
+              <w:t>NOT FOUND. Held at 3.0% and sensitised to 6%, which moves the answer by -2.5%</w:t>
             </w:r>
           </w:p>
         </w:tc>

--- a/engine/amoc_study/AMOC_Bibliography_06-08-2026.docx
+++ b/engine/amoc_study/AMOC_Bibliography_06-08-2026.docx
@@ -5284,7 +5284,7 @@
           <w:color w:val="1C3A36"/>
           <w:sz w:val="22"/>
         </w:rPr>
-        <w:t>Industry layer — 4 inputs</w:t>
+        <w:t>Industry layer — 5 inputs</w:t>
       </w:r>
     </w:p>
     <w:tbl>
@@ -5407,7 +5407,7 @@
                 <w:color w:val="1C3A36"/>
                 <w:sz w:val="15"/>
               </w:rPr>
-              <w:t>brent_path</w:t>
+              <w:t>bbl_per_t_feed</w:t>
             </w:r>
           </w:p>
         </w:tc>
@@ -5424,7 +5424,7 @@
                 <w:color w:val="1C3A36"/>
                 <w:sz w:val="15"/>
               </w:rPr>
-              <w:t>70, 71.5, 73, 74.5, 76</w:t>
+              <w:t>6.9</w:t>
             </w:r>
           </w:p>
         </w:tc>
@@ -5458,7 +5458,7 @@
                 <w:color w:val="1C3A36"/>
                 <w:sz w:val="15"/>
               </w:rPr>
-              <w:t>Brent crude reference path, USD a barrel, 2026E-2030E. A flat-to-slowly-rising deck: AMOC's realisations track product cracks rather than flat price, and the transition-period commentary attributed the volume-led revenue growth to offsetting the impact of FALLING global oil prices</w:t>
+              <w:t>Barrels per tonne of feedstock, used to convert a dollar-a-barrel crude reference into a dollar-a-tonne feedstock parity. 7.33 is the figure for light crude; a heavier vacuum-gas-oil and long-residue feed of the kind a lube plant draws runs nearer 6.8-7.0. HOUSE ESTIMATE</w:t>
             </w:r>
           </w:p>
         </w:tc>
@@ -5477,7 +5477,7 @@
                 <w:color w:val="1C3A36"/>
                 <w:sz w:val="15"/>
               </w:rPr>
-              <w:t>spec_price_usd_t</w:t>
+              <w:t>energy_usd_t</w:t>
             </w:r>
           </w:p>
         </w:tc>
@@ -5494,7 +5494,7 @@
                 <w:color w:val="1C3A36"/>
                 <w:sz w:val="15"/>
               </w:rPr>
-              <w:t>1,105.0</w:t>
+              <w:t>22</w:t>
             </w:r>
           </w:p>
         </w:tc>
@@ -5528,7 +5528,7 @@
                 <w:color w:val="1C3A36"/>
                 <w:sz w:val="15"/>
               </w:rPr>
-              <w:t>Blended realised price for the specialty leg (base oils SN150/SN500/SN600, fully refined paraffin wax, transformer and special oils), USD a tonne, calibrated so that the specialty and fuel legs together reproduce disclosed FY2024/25 revenue at the disclosed 1.26mn-tonne volume and 172kt specialty split</w:t>
+              <w:t>Energy and utilities — fuel gas, steam, power — in US dollars per tonne of feedstock intake. Solvent extraction, dewaxing and hydrofinishing make a lube plant materially more energy-intensive than simple fractionation. HOUSE ESTIMATE</w:t>
             </w:r>
           </w:p>
         </w:tc>
@@ -5547,7 +5547,7 @@
                 <w:color w:val="1C3A36"/>
                 <w:sz w:val="15"/>
               </w:rPr>
-              <w:t>spec_price_growth</w:t>
+              <w:t>chem_usd_t</w:t>
             </w:r>
           </w:p>
         </w:tc>
@@ -5564,7 +5564,7 @@
                 <w:color w:val="1C3A36"/>
                 <w:sz w:val="15"/>
               </w:rPr>
-              <w:t>0.02, 0.02, 0.02, 0.02, 0.02</w:t>
+              <w:t>oil: 45; wax: 60; fuel: 3</w:t>
             </w:r>
           </w:p>
         </w:tc>
@@ -5598,7 +5598,7 @@
                 <w:color w:val="1C3A36"/>
                 <w:sz w:val="15"/>
               </w:rPr>
-              <w:t>Real growth in the specialty realised price, 2% a year in dollars, reflecting the export-mix shift toward higher-value waxes rather than an assumed tightening of the Group I base-oil market</w:t>
+              <w:t>Chemicals, solvent make-up and catalyst, US dollars per tonne of PRODUCT, by line. The specialty lines carry solvent losses and catalyst that the fuel slate does not — wax highest because it passes through dewaxing as well. The fuel and by-product slate is essentially fractionation and carries almost none. HOUSE ESTIMATE</w:t>
             </w:r>
           </w:p>
         </w:tc>
@@ -5617,7 +5617,7 @@
                 <w:color w:val="1C3A36"/>
                 <w:sz w:val="15"/>
               </w:rPr>
-              <w:t>fuel_price_growth</w:t>
+              <w:t>brent_path</w:t>
             </w:r>
           </w:p>
         </w:tc>
@@ -5634,7 +5634,7 @@
                 <w:color w:val="1C3A36"/>
                 <w:sz w:val="15"/>
               </w:rPr>
-              <w:t>0.01, 0.02, 0.02, 0.02, 0.02</w:t>
+              <w:t>70, 71.5, 73, 74.5, 76</w:t>
             </w:r>
           </w:p>
         </w:tc>
@@ -5668,7 +5668,77 @@
                 <w:color w:val="1C3A36"/>
                 <w:sz w:val="15"/>
               </w:rPr>
-              <w:t>Growth in the fuel-leg realised price in dollars, tracking the crude deck</w:t>
+              <w:t>Brent crude reference path, USD a barrel, 2026E-2030E. A flat-to-slowly-rising deck. In the previous edition this input drove NOTHING — it was registered, published in the source register and read by no line of the model. It is now the spine of both sides of the margin: every product realisation is this deck times a crack multiple solved from the disclosed product table, and the feedstock charge is this deck times a differential solved from disclosed cost of sales</w:t>
+            </w:r>
+          </w:p>
+        </w:tc>
+      </w:tr>
+      <w:tr>
+        <w:tc>
+          <w:tcPr>
+            <w:tcW w:type="dxa" w:w="1872"/>
+          </w:tcPr>
+          <w:p>
+            <w:pPr>
+              <w:spacing w:after="20"/>
+            </w:pPr>
+            <w:r>
+              <w:rPr>
+                <w:color w:val="1C3A36"/>
+                <w:sz w:val="15"/>
+              </w:rPr>
+              <w:t>crude_hist</w:t>
+            </w:r>
+          </w:p>
+        </w:tc>
+        <w:tc>
+          <w:tcPr>
+            <w:tcW w:type="dxa" w:w="1440"/>
+          </w:tcPr>
+          <w:p>
+            <w:pPr>
+              <w:spacing w:after="20"/>
+            </w:pPr>
+            <w:r>
+              <w:rPr>
+                <w:color w:val="1C3A36"/>
+                <w:sz w:val="15"/>
+              </w:rPr>
+              <w:t>fy23: 85; fy24: 84; fy25: 74; cy25: 70</w:t>
+            </w:r>
+          </w:p>
+        </w:tc>
+        <w:tc>
+          <w:tcPr>
+            <w:tcW w:type="dxa" w:w="1037"/>
+          </w:tcPr>
+          <w:p>
+            <w:pPr>
+              <w:spacing w:after="20"/>
+            </w:pPr>
+            <w:r>
+              <w:rPr>
+                <w:color w:val="1C3A36"/>
+                <w:sz w:val="15"/>
+              </w:rPr>
+              <w:t>2026-08-06</w:t>
+            </w:r>
+          </w:p>
+        </w:tc>
+        <w:tc>
+          <w:tcPr>
+            <w:tcW w:type="dxa" w:w="5832"/>
+          </w:tcPr>
+          <w:p>
+            <w:pPr>
+              <w:spacing w:after="20"/>
+            </w:pPr>
+            <w:r>
+              <w:rPr>
+                <w:color w:val="1C3A36"/>
+                <w:sz w:val="15"/>
+              </w:rPr>
+              <w:t>Brent averages for the four historical periods, USD a barrel. HOUSE ESTIMATES read off the published price record for each window, not company disclosure. They matter less than they look: the crude level enters the margin on BOTH sides and very largely cancels, which the study demonstrates rather than asserts</w:t>
             </w:r>
           </w:p>
         </w:tc>
@@ -5690,7 +5760,7 @@
           <w:color w:val="1C3A36"/>
           <w:sz w:val="22"/>
         </w:rPr>
-        <w:t>Country layer — 12 inputs</w:t>
+        <w:t>Country layer — 14 inputs</w:t>
       </w:r>
     </w:p>
     <w:tbl>
@@ -5795,6 +5865,146 @@
                 <w:sz w:val="15"/>
               </w:rPr>
               <w:t>Source and reasoning</w:t>
+            </w:r>
+          </w:p>
+        </w:tc>
+      </w:tr>
+      <w:tr>
+        <w:tc>
+          <w:tcPr>
+            <w:tcW w:type="dxa" w:w="1872"/>
+          </w:tcPr>
+          <w:p>
+            <w:pPr>
+              <w:spacing w:after="20"/>
+            </w:pPr>
+            <w:r>
+              <w:rPr>
+                <w:color w:val="1C3A36"/>
+                <w:sz w:val="15"/>
+              </w:rPr>
+              <w:t>fixed_cost_infl</w:t>
+            </w:r>
+          </w:p>
+        </w:tc>
+        <w:tc>
+          <w:tcPr>
+            <w:tcW w:type="dxa" w:w="1440"/>
+          </w:tcPr>
+          <w:p>
+            <w:pPr>
+              <w:spacing w:after="20"/>
+            </w:pPr>
+            <w:r>
+              <w:rPr>
+                <w:color w:val="1C3A36"/>
+                <w:sz w:val="15"/>
+              </w:rPr>
+              <w:t>1.33, 1.28, 1.12, 1.145, 1.13, 1.115, 1.1, 1.095</w:t>
+            </w:r>
+          </w:p>
+        </w:tc>
+        <w:tc>
+          <w:tcPr>
+            <w:tcW w:type="dxa" w:w="1037"/>
+          </w:tcPr>
+          <w:p>
+            <w:pPr>
+              <w:spacing w:after="20"/>
+            </w:pPr>
+            <w:r>
+              <w:rPr>
+                <w:color w:val="1C3A36"/>
+                <w:sz w:val="15"/>
+              </w:rPr>
+              <w:t>2026-08-06</w:t>
+            </w:r>
+          </w:p>
+        </w:tc>
+        <w:tc>
+          <w:tcPr>
+            <w:tcW w:type="dxa" w:w="5832"/>
+          </w:tcPr>
+          <w:p>
+            <w:pPr>
+              <w:spacing w:after="20"/>
+            </w:pPr>
+            <w:r>
+              <w:rPr>
+                <w:color w:val="1C3A36"/>
+                <w:sz w:val="15"/>
+              </w:rPr>
+              <w:t>Cumulative-year inflation factors applied to the fixed conversion leg, FY2023/24 through 2030E: Egyptian headline inflation as printed for the historical years and easing toward the central bank's target thereafter</w:t>
+            </w:r>
+          </w:p>
+        </w:tc>
+      </w:tr>
+      <w:tr>
+        <w:tc>
+          <w:tcPr>
+            <w:tcW w:type="dxa" w:w="1872"/>
+          </w:tcPr>
+          <w:p>
+            <w:pPr>
+              <w:spacing w:after="20"/>
+            </w:pPr>
+            <w:r>
+              <w:rPr>
+                <w:color w:val="1C3A36"/>
+                <w:sz w:val="15"/>
+              </w:rPr>
+              <w:t>fx_hist</w:t>
+            </w:r>
+          </w:p>
+        </w:tc>
+        <w:tc>
+          <w:tcPr>
+            <w:tcW w:type="dxa" w:w="1440"/>
+          </w:tcPr>
+          <w:p>
+            <w:pPr>
+              <w:spacing w:after="20"/>
+            </w:pPr>
+            <w:r>
+              <w:rPr>
+                <w:color w:val="1C3A36"/>
+                <w:sz w:val="15"/>
+              </w:rPr>
+              <w:t>fy23: 28.5; fy24: 36.4; fy25: 48.9; cy25: 48.7</w:t>
+            </w:r>
+          </w:p>
+        </w:tc>
+        <w:tc>
+          <w:tcPr>
+            <w:tcW w:type="dxa" w:w="1037"/>
+          </w:tcPr>
+          <w:p>
+            <w:pPr>
+              <w:spacing w:after="20"/>
+            </w:pPr>
+            <w:r>
+              <w:rPr>
+                <w:color w:val="1C3A36"/>
+                <w:sz w:val="15"/>
+              </w:rPr>
+              <w:t>2026-08-06</w:t>
+            </w:r>
+          </w:p>
+        </w:tc>
+        <w:tc>
+          <w:tcPr>
+            <w:tcW w:type="dxa" w:w="5832"/>
+          </w:tcPr>
+          <w:p>
+            <w:pPr>
+              <w:spacing w:after="20"/>
+            </w:pPr>
+            <w:r>
+              <w:rPr>
+                <w:color w:val="1C3A36"/>
+                <w:sz w:val="15"/>
+              </w:rPr>
+              <w:t>USD/EGP averages for the four historical periods. The June-2024 figure is built month by month across the March-2024 float (eight months near 30.9, four near 47.5); the others are period averages of the published rate. HOUSE ESTIMATES</w:t>
             </w:r>
           </w:p>
         </w:tc>
@@ -6992,7 +7202,7 @@
           <w:color w:val="1C3A36"/>
           <w:sz w:val="22"/>
         </w:rPr>
-        <w:t>House layer — 34 inputs</w:t>
+        <w:t>House layer — 31 inputs</w:t>
       </w:r>
     </w:p>
     <w:tbl>
@@ -7255,7 +7465,7 @@
                 <w:color w:val="1C3A36"/>
                 <w:sz w:val="15"/>
               </w:rPr>
-              <w:t>margin_ratio</w:t>
+              <w:t>loss_frac</w:t>
             </w:r>
           </w:p>
         </w:tc>
@@ -7272,7 +7482,7 @@
                 <w:color w:val="1C3A36"/>
                 <w:sz w:val="15"/>
               </w:rPr>
-              <w:t>3.5</w:t>
+              <w:t>0.03</w:t>
             </w:r>
           </w:p>
         </w:tc>
@@ -7306,7 +7516,7 @@
                 <w:color w:val="1C3A36"/>
                 <w:sz w:val="15"/>
               </w:rPr>
-              <w:t>Gross margin on the specialty slate as a MULTIPLE of the margin on the fuel and by-product slate. This is now the ONE judgment parameter behind the whole margin path: the two leg margins are SOLVED so that the blended margin at the base-year mix equals the disclosed anchor, and the margin path for every forecast year is then an OUTPUT of the changing mix rather than an assumption. A lube base-oil and wax slate earning 3-4x the margin of a gas-oil blend is the ordinary shape of a refinery's product economics</w:t>
+              <w:t>Process loss and internal fuel burn, as a share of feedstock intake — the gap between tonnes of feed drawn and tonnes of saleable product out. 2-4% is the ordinary range for a lube refinery of this configuration; 3.0% is taken. HOUSE ESTIMATE, not disclosed</w:t>
             </w:r>
           </w:p>
         </w:tc>
@@ -7325,7 +7535,7 @@
                 <w:color w:val="1C3A36"/>
                 <w:sz w:val="15"/>
               </w:rPr>
-              <w:t>line_vol_growth</w:t>
+              <w:t>fixed_cost_fy23</w:t>
             </w:r>
           </w:p>
         </w:tc>
@@ -7342,7 +7552,7 @@
                 <w:color w:val="1C3A36"/>
                 <w:sz w:val="15"/>
               </w:rPr>
-              <w:t>oil: 0.075, 0.055, 0.045, 0.038, 0.032; wax: 0.09, 0.07, 0.055, 0.045, 0.04; fuel: 0.05, 0.036, 0.032, 0.028, 0.023</w:t>
+              <w:t>700.0</w:t>
             </w:r>
           </w:p>
         </w:tc>
@@ -7359,7 +7569,7 @@
                 <w:color w:val="1C3A36"/>
                 <w:sz w:val="15"/>
               </w:rPr>
-              <w:t>2026-08-06</w:t>
+              <w:t>2026-06-30</w:t>
             </w:r>
           </w:p>
         </w:tc>
@@ -7376,7 +7586,7 @@
                 <w:color w:val="1C3A36"/>
                 <w:sz w:val="15"/>
               </w:rPr>
-              <w:t>Volume growth by product line. Wax fastest on the export push, base oils next, the fuel slate slowest — it is throughput the specialty units do not take</w:t>
+              <w:t>Fixed conversion cost inside cost of sales — plant labour, maintenance, plant overhead — EGP mn in the year to June 2023. This is the EGP-denominated leg of the cost base, and its presence is why devaluation WIDENS the reported margin: revenue and feedstock are both dollar-linked and this is not. HOUSE ESTIMATE</w:t>
             </w:r>
           </w:p>
         </w:tc>
@@ -7395,7 +7605,7 @@
                 <w:color w:val="1C3A36"/>
                 <w:sz w:val="15"/>
               </w:rPr>
-              <w:t>line_price_growth</w:t>
+              <w:t>complexity_weight</w:t>
             </w:r>
           </w:p>
         </w:tc>
@@ -7412,7 +7622,7 @@
                 <w:color w:val="1C3A36"/>
                 <w:sz w:val="15"/>
               </w:rPr>
-              <w:t>oil: 0.02, 0.02, 0.02, 0.02, 0.02; wax: 0.025, 0.025, 0.02, 0.02, 0.02; fuel: 0.01, 0.02, 0.02, 0.02, 0.02</w:t>
+              <w:t>3</w:t>
             </w:r>
           </w:p>
         </w:tc>
@@ -7446,7 +7656,7 @@
                 <w:color w:val="1C3A36"/>
                 <w:sz w:val="15"/>
               </w:rPr>
-              <w:t>Real growth in the dollar realisation by line. The fuel slate tracks the crude deck; the specialty lines carry a small premium for the export-mix shift</w:t>
+              <w:t>Fixed conversion cost per tonne on the specialty lines as a multiple of the fuel slate. A tonne of base oil occupies the extraction, dewaxing and finishing trains; a tonne of gas-oil blend leaves at the fractionator. This allocates the fixed leg and is the ONLY judgment parameter left inside the margin — and it moves the SPLIT between lines, not the blended margin, which is pinned by the solved feedstock differential</w:t>
             </w:r>
           </w:p>
         </w:tc>
@@ -7465,7 +7675,7 @@
                 <w:color w:val="1C3A36"/>
                 <w:sz w:val="15"/>
               </w:rPr>
-              <w:t>fx_path</w:t>
+              <w:t>line_vol_growth</w:t>
             </w:r>
           </w:p>
         </w:tc>
@@ -7482,7 +7692,7 @@
                 <w:color w:val="1C3A36"/>
                 <w:sz w:val="15"/>
               </w:rPr>
-              <w:t>50.9, 53.4, 55.8, 58, 60.1</w:t>
+              <w:t>oil: 0.075, 0.055, 0.045, 0.038, 0.032; wax: 0.09, 0.07, 0.055, 0.045, 0.04; fuel: 0.05, 0.036, 0.032, 0.028, 0.023</w:t>
             </w:r>
           </w:p>
         </w:tc>
@@ -7516,7 +7726,7 @@
                 <w:color w:val="1C3A36"/>
                 <w:sz w:val="15"/>
               </w:rPr>
-              <w:t>USD/EGP average-rate path, about 4.5% a year of depreciation from the 2025 average. Below the inflation differential, on the view that the post-float regime and the reserve build slow the pass-through — this is a genuine driver: both revenue legs are priced off dollar product benchmarks</w:t>
+              <w:t>Volume growth by product line. Wax fastest on the export push, base oils next, the fuel slate slowest — it is throughput the specialty units do not take</w:t>
             </w:r>
           </w:p>
         </w:tc>
@@ -7535,7 +7745,7 @@
                 <w:color w:val="1C3A36"/>
                 <w:sz w:val="15"/>
               </w:rPr>
-              <w:t>egypt_nominal_growth</w:t>
+              <w:t>fx_path</w:t>
             </w:r>
           </w:p>
         </w:tc>
@@ -7552,7 +7762,7 @@
                 <w:color w:val="1C3A36"/>
                 <w:sz w:val="15"/>
               </w:rPr>
-              <w:t>0.15</w:t>
+              <w:t>50.9, 53.4, 55.8, 58, 60.1</w:t>
             </w:r>
           </w:p>
         </w:tc>
@@ -7586,7 +7796,7 @@
                 <w:color w:val="1C3A36"/>
                 <w:sz w:val="15"/>
               </w:rPr>
-              <w:t>Long-run Egyptian nominal growth used as the terminal ceiling for the domestic leg</w:t>
+              <w:t>USD/EGP average-rate path, about 4.5% a year of depreciation from the 2025 average. Below the inflation differential, on the view that the post-float regime and the reserve build slow the pass-through — this is a genuine driver: both revenue legs are priced off dollar product benchmarks</w:t>
             </w:r>
           </w:p>
         </w:tc>
@@ -7605,7 +7815,7 @@
                 <w:color w:val="1C3A36"/>
                 <w:sz w:val="15"/>
               </w:rPr>
-              <w:t>beta</w:t>
+              <w:t>egypt_nominal_growth</w:t>
             </w:r>
           </w:p>
         </w:tc>
@@ -7622,7 +7832,7 @@
                 <w:color w:val="1C3A36"/>
                 <w:sz w:val="15"/>
               </w:rPr>
-              <w:t>0.9405</w:t>
+              <w:t>0.15</w:t>
             </w:r>
           </w:p>
         </w:tc>
@@ -7656,7 +7866,7 @@
                 <w:color w:val="1C3A36"/>
                 <w:sz w:val="15"/>
               </w:rPr>
-              <w:t>Own-stock tier-1 regression: AMOC weekly log-returns against a 33-name equal-weight Egyptian Exchange composite built from the full covered library, five-year window. R-squared 0.312, n = 257, standard error 0.087, 90% confidence interval [0.797, 1.084]. Passes the usability gate comfortably and is NOT a weak instrument: the interval spans 0.29x the point estimate, well inside the 2x flag</w:t>
+              <w:t>Long-run Egyptian nominal growth used as the terminal ceiling for the domestic leg</w:t>
             </w:r>
           </w:p>
         </w:tc>
@@ -7675,7 +7885,7 @@
                 <w:color w:val="1C3A36"/>
                 <w:sz w:val="15"/>
               </w:rPr>
-              <w:t>tax_eff</w:t>
+              <w:t>beta</w:t>
             </w:r>
           </w:p>
         </w:tc>
@@ -7692,7 +7902,7 @@
                 <w:color w:val="1C3A36"/>
                 <w:sz w:val="15"/>
               </w:rPr>
-              <w:t>0.235</w:t>
+              <w:t>0.9405</w:t>
             </w:r>
           </w:p>
         </w:tc>
@@ -7726,7 +7936,7 @@
                 <w:color w:val="1C3A36"/>
                 <w:sz w:val="15"/>
               </w:rPr>
-              <w:t>Effective tax rate used for NOPAT. Struck one percentage point above the 22.5% statutory rate for non-deductible items and the deferred-tax drag typical of Egyptian downstream filers</w:t>
+              <w:t>Own-stock tier-1 regression: AMOC weekly log-returns against a 33-name equal-weight Egyptian Exchange composite built from the full covered library, five-year window. R-squared 0.312, n = 257, standard error 0.087, 90% confidence interval [0.797, 1.084]. Passes the usability gate comfortably and is NOT a weak instrument: the interval spans 0.29x the point estimate, well inside the 2x flag</w:t>
             </w:r>
           </w:p>
         </w:tc>
@@ -7745,7 +7955,7 @@
                 <w:color w:val="1C3A36"/>
                 <w:sz w:val="15"/>
               </w:rPr>
-              <w:t>nci_share</w:t>
+              <w:t>tax_eff</w:t>
             </w:r>
           </w:p>
         </w:tc>
@@ -7762,7 +7972,7 @@
                 <w:color w:val="1C3A36"/>
                 <w:sz w:val="15"/>
               </w:rPr>
-              <w:t>0.03</w:t>
+              <w:t>0.235</w:t>
             </w:r>
           </w:p>
         </w:tc>
@@ -7796,7 +8006,7 @@
                 <w:color w:val="1C3A36"/>
                 <w:sz w:val="15"/>
               </w:rPr>
-              <w:t>Minority interests' share of group profit. Consolidated FY2024/25 profit of EGP 1,550mn against standalone EGP 1,490mn means non-parent entities contribute EGP 60mn, about 3.9% of the group; the minority slice of that is smaller again. Held at 3.0% and sensitised</w:t>
+              <w:t>Effective tax rate used for NOPAT. Struck one percentage point above the 22.5% statutory rate for non-deductible items and the deferred-tax drag typical of Egyptian downstream filers</w:t>
             </w:r>
           </w:p>
         </w:tc>
@@ -7815,7 +8025,7 @@
                 <w:color w:val="1C3A36"/>
                 <w:sz w:val="15"/>
               </w:rPr>
-              <w:t>recv_days</w:t>
+              <w:t>nci_share</w:t>
             </w:r>
           </w:p>
         </w:tc>
@@ -7832,7 +8042,7 @@
                 <w:color w:val="1C3A36"/>
                 <w:sz w:val="15"/>
               </w:rPr>
-              <w:t>14</w:t>
+              <w:t>0.03</w:t>
             </w:r>
           </w:p>
         </w:tc>
@@ -7866,7 +8076,7 @@
                 <w:color w:val="1C3A36"/>
                 <w:sz w:val="15"/>
               </w:rPr>
-              <w:t>Trade receivable days. The offtake is dominated by the state petroleum complex on short settlement, which is why a company turning over EGP 40bn of revenue runs a balance sheet of only EGP 8.1bn</w:t>
+              <w:t>Minority interests' share of group profit. Consolidated FY2024/25 profit of EGP 1,550mn against standalone EGP 1,490mn means non-parent entities contribute EGP 60mn, about 3.9% of the group; the minority slice of that is smaller again. Held at 3.0% and sensitised</w:t>
             </w:r>
           </w:p>
         </w:tc>
@@ -7885,7 +8095,7 @@
                 <w:color w:val="1C3A36"/>
                 <w:sz w:val="15"/>
               </w:rPr>
-              <w:t>inv_days</w:t>
+              <w:t>recv_days</w:t>
             </w:r>
           </w:p>
         </w:tc>
@@ -7936,7 +8146,7 @@
                 <w:color w:val="1C3A36"/>
                 <w:sz w:val="15"/>
               </w:rPr>
-              <w:t>Inventory days on cost of sales. Feedstock is drawn from the adjacent refining complex rather than imported and stocked</w:t>
+              <w:t>Trade receivable days. The offtake is dominated by the state petroleum complex on short settlement, which is why a company turning over EGP 40bn of revenue runs a balance sheet of only EGP 8.1bn</w:t>
             </w:r>
           </w:p>
         </w:tc>
@@ -7955,7 +8165,7 @@
                 <w:color w:val="1C3A36"/>
                 <w:sz w:val="15"/>
               </w:rPr>
-              <w:t>pay_days</w:t>
+              <w:t>inv_days</w:t>
             </w:r>
           </w:p>
         </w:tc>
@@ -7972,7 +8182,7 @@
                 <w:color w:val="1C3A36"/>
                 <w:sz w:val="15"/>
               </w:rPr>
-              <w:t>24</w:t>
+              <w:t>14</w:t>
             </w:r>
           </w:p>
         </w:tc>
@@ -8006,7 +8216,7 @@
                 <w:color w:val="1C3A36"/>
                 <w:sz w:val="15"/>
               </w:rPr>
-              <w:t>Trade payable days on cost of sales. The feedstock payable to the state petroleum corporation is the company's principal source of working-capital funding</w:t>
+              <w:t>Inventory days on cost of sales. Feedstock is drawn from the adjacent refining complex rather than imported and stocked</w:t>
             </w:r>
           </w:p>
         </w:tc>
@@ -8025,7 +8235,7 @@
                 <w:color w:val="1C3A36"/>
                 <w:sz w:val="15"/>
               </w:rPr>
-              <w:t>other_ca</w:t>
+              <w:t>pay_days</w:t>
             </w:r>
           </w:p>
         </w:tc>
@@ -8042,7 +8252,7 @@
                 <w:color w:val="1C3A36"/>
                 <w:sz w:val="15"/>
               </w:rPr>
-              <w:t>300.0</w:t>
+              <w:t>24</w:t>
             </w:r>
           </w:p>
         </w:tc>
@@ -8076,7 +8286,7 @@
                 <w:color w:val="1C3A36"/>
                 <w:sz w:val="15"/>
               </w:rPr>
-              <w:t>Other current assets, EGP mn, held flat</w:t>
+              <w:t>Trade payable days on cost of sales. The feedstock payable to the state petroleum corporation is the company's principal source of working-capital funding</w:t>
             </w:r>
           </w:p>
         </w:tc>
@@ -8095,7 +8305,7 @@
                 <w:color w:val="1C3A36"/>
                 <w:sz w:val="15"/>
               </w:rPr>
-              <w:t>dna_pct</w:t>
+              <w:t>other_ca</w:t>
             </w:r>
           </w:p>
         </w:tc>
@@ -8112,7 +8322,7 @@
                 <w:color w:val="1C3A36"/>
                 <w:sz w:val="15"/>
               </w:rPr>
-              <w:t>0.011</w:t>
+              <w:t>300.0</w:t>
             </w:r>
           </w:p>
         </w:tc>
@@ -8146,7 +8356,7 @@
                 <w:color w:val="1C3A36"/>
                 <w:sz w:val="15"/>
               </w:rPr>
-              <w:t>Depreciation and amortisation as a share of revenue. The complex was commissioned between 1997 and 2000 and is substantially written down, which is why the charge is small against turnover</w:t>
+              <w:t>Other current assets, EGP mn, held flat</w:t>
             </w:r>
           </w:p>
         </w:tc>
@@ -8165,7 +8375,7 @@
                 <w:color w:val="1C3A36"/>
                 <w:sz w:val="15"/>
               </w:rPr>
-              <w:t>capex_pct</w:t>
+              <w:t>dna_pct</w:t>
             </w:r>
           </w:p>
         </w:tc>
@@ -8182,7 +8392,7 @@
                 <w:color w:val="1C3A36"/>
                 <w:sz w:val="15"/>
               </w:rPr>
-              <w:t>0.0145, 0.014, 0.0135, 0.013, 0.0125</w:t>
+              <w:t>0.011</w:t>
             </w:r>
           </w:p>
         </w:tc>
@@ -8216,7 +8426,7 @@
                 <w:color w:val="1C3A36"/>
                 <w:sz w:val="15"/>
               </w:rPr>
-              <w:t>Capital expenditure as a share of revenue, tapering. Anchored on the approved EGP 580.19mn budget against the same year's budgeted net sales of EGP 37.332bn, which is 1.55%; the taper reflects the completion of the current storage-tank and environmental programme</w:t>
+              <w:t>Depreciation and amortisation as a share of revenue. The complex was commissioned between 1997 and 2000 and is substantially written down, which is why the charge is small against turnover</w:t>
             </w:r>
           </w:p>
         </w:tc>
@@ -8235,7 +8445,7 @@
                 <w:color w:val="1C3A36"/>
                 <w:sz w:val="15"/>
               </w:rPr>
-              <w:t>opex_pct</w:t>
+              <w:t>capex_pct</w:t>
             </w:r>
           </w:p>
         </w:tc>
@@ -8252,7 +8462,7 @@
                 <w:color w:val="1C3A36"/>
                 <w:sz w:val="15"/>
               </w:rPr>
-              <w:t>0.0125, 0.0125, 0.0126, 0.0127, 0.0128</w:t>
+              <w:t>0.0145, 0.014, 0.0135, 0.013, 0.0125</w:t>
             </w:r>
           </w:p>
         </w:tc>
@@ -8286,7 +8496,7 @@
                 <w:color w:val="1C3A36"/>
                 <w:sz w:val="15"/>
               </w:rPr>
-              <w:t>The net operating load between gross profit and EBITDA, as a share of revenue — selling, general and administrative costs and other expenses, less other operating income</w:t>
+              <w:t>Capital expenditure as a share of revenue, tapering. Anchored on the approved EGP 580.19mn budget against the same year's budgeted net sales of EGP 37.332bn, which is 1.55%; the taper reflects the completion of the current storage-tank and environmental programme</w:t>
             </w:r>
           </w:p>
         </w:tc>
@@ -8305,7 +8515,7 @@
                 <w:color w:val="1C3A36"/>
                 <w:sz w:val="15"/>
               </w:rPr>
-              <w:t>vol_growth</w:t>
+              <w:t>opex_pct</w:t>
             </w:r>
           </w:p>
         </w:tc>
@@ -8322,7 +8532,7 @@
                 <w:color w:val="1C3A36"/>
                 <w:sz w:val="15"/>
               </w:rPr>
-              <w:t>0.055, 0.04, 0.035, 0.03, 0.025</w:t>
+              <w:t>0.0125, 0.0125, 0.0126, 0.0127, 0.0128</w:t>
             </w:r>
           </w:p>
         </w:tc>
@@ -8356,217 +8566,7 @@
                 <w:color w:val="1C3A36"/>
                 <w:sz w:val="15"/>
               </w:rPr>
-              <w:t>Total throughput growth. The transition period ran 808kt in six months, an annualised 1.616mn tonnes against 1.26mn in FY2024/25 — the step-change is already IN the base year, so the forecast carries only the residual utilisation gain, tapering to maintenance growth</w:t>
-            </w:r>
-          </w:p>
-        </w:tc>
-      </w:tr>
-      <w:tr>
-        <w:tc>
-          <w:tcPr>
-            <w:tcW w:type="dxa" w:w="1872"/>
-          </w:tcPr>
-          <w:p>
-            <w:pPr>
-              <w:spacing w:after="20"/>
-            </w:pPr>
-            <w:r>
-              <w:rPr>
-                <w:color w:val="1C3A36"/>
-                <w:sz w:val="15"/>
-              </w:rPr>
-              <w:t>spec_vol_growth</w:t>
-            </w:r>
-          </w:p>
-        </w:tc>
-        <w:tc>
-          <w:tcPr>
-            <w:tcW w:type="dxa" w:w="1440"/>
-          </w:tcPr>
-          <w:p>
-            <w:pPr>
-              <w:spacing w:after="20"/>
-            </w:pPr>
-            <w:r>
-              <w:rPr>
-                <w:color w:val="1C3A36"/>
-                <w:sz w:val="15"/>
-              </w:rPr>
-              <w:t>0.09, 0.07, 0.055, 0.045, 0.04</w:t>
-            </w:r>
-          </w:p>
-        </w:tc>
-        <w:tc>
-          <w:tcPr>
-            <w:tcW w:type="dxa" w:w="1037"/>
-          </w:tcPr>
-          <w:p>
-            <w:pPr>
-              <w:spacing w:after="20"/>
-            </w:pPr>
-            <w:r>
-              <w:rPr>
-                <w:color w:val="1C3A36"/>
-                <w:sz w:val="15"/>
-              </w:rPr>
-              <w:t>2026-08-06</w:t>
-            </w:r>
-          </w:p>
-        </w:tc>
-        <w:tc>
-          <w:tcPr>
-            <w:tcW w:type="dxa" w:w="5832"/>
-          </w:tcPr>
-          <w:p>
-            <w:pPr>
-              <w:spacing w:after="20"/>
-            </w:pPr>
-            <w:r>
-              <w:rPr>
-                <w:color w:val="1C3A36"/>
-                <w:sz w:val="15"/>
-              </w:rPr>
-              <w:t>Specialty-leg volume growth, faster than the total on the export push: exports of oils and waxes rose 40% year on year in the transition period on entry into new markets</w:t>
-            </w:r>
-          </w:p>
-        </w:tc>
-      </w:tr>
-      <w:tr>
-        <w:tc>
-          <w:tcPr>
-            <w:tcW w:type="dxa" w:w="1872"/>
-          </w:tcPr>
-          <w:p>
-            <w:pPr>
-              <w:spacing w:after="20"/>
-            </w:pPr>
-            <w:r>
-              <w:rPr>
-                <w:color w:val="1C3A36"/>
-                <w:sz w:val="15"/>
-              </w:rPr>
-              <w:t>gm_hist</w:t>
-            </w:r>
-          </w:p>
-        </w:tc>
-        <w:tc>
-          <w:tcPr>
-            <w:tcW w:type="dxa" w:w="1440"/>
-          </w:tcPr>
-          <w:p>
-            <w:pPr>
-              <w:spacing w:after="20"/>
-            </w:pPr>
-            <w:r>
-              <w:rPr>
-                <w:color w:val="1C3A36"/>
-                <w:sz w:val="15"/>
-              </w:rPr>
-              <w:t>0.0576, 0.06, 0.062, 0.064</w:t>
-            </w:r>
-          </w:p>
-        </w:tc>
-        <w:tc>
-          <w:tcPr>
-            <w:tcW w:type="dxa" w:w="1037"/>
-          </w:tcPr>
-          <w:p>
-            <w:pPr>
-              <w:spacing w:after="20"/>
-            </w:pPr>
-            <w:r>
-              <w:rPr>
-                <w:color w:val="1C3A36"/>
-                <w:sz w:val="15"/>
-              </w:rPr>
-              <w:t>2026-08-06</w:t>
-            </w:r>
-          </w:p>
-        </w:tc>
-        <w:tc>
-          <w:tcPr>
-            <w:tcW w:type="dxa" w:w="5832"/>
-          </w:tcPr>
-          <w:p>
-            <w:pPr>
-              <w:spacing w:after="20"/>
-            </w:pPr>
-            <w:r>
-              <w:rPr>
-                <w:color w:val="1C3A36"/>
-                <w:sz w:val="15"/>
-              </w:rPr>
-              <w:t>Gross margin for the four historical periods. The FY2022/23 figure is DISCLOSED (cost of sales EGP 21,218.64mn against gross profit EGP 1,297.01mn); the later three are a house path rising gently on the specialty mix shift. They cannot be closed from reported profit, because reported pre-tax profit in these years contains substantial NON-OPERATING income — chiefly exchange gains on export receivables through the 2022-24 devaluation sequence — which is isolated on its own line rather than buried in the operating result</w:t>
-            </w:r>
-          </w:p>
-        </w:tc>
-      </w:tr>
-      <w:tr>
-        <w:tc>
-          <w:tcPr>
-            <w:tcW w:type="dxa" w:w="1872"/>
-          </w:tcPr>
-          <w:p>
-            <w:pPr>
-              <w:spacing w:after="20"/>
-            </w:pPr>
-            <w:r>
-              <w:rPr>
-                <w:color w:val="1C3A36"/>
-                <w:sz w:val="15"/>
-              </w:rPr>
-              <w:t>gm_path</w:t>
-            </w:r>
-          </w:p>
-        </w:tc>
-        <w:tc>
-          <w:tcPr>
-            <w:tcW w:type="dxa" w:w="1440"/>
-          </w:tcPr>
-          <w:p>
-            <w:pPr>
-              <w:spacing w:after="20"/>
-            </w:pPr>
-            <w:r>
-              <w:rPr>
-                <w:color w:val="1C3A36"/>
-                <w:sz w:val="15"/>
-              </w:rPr>
-              <w:t>0.065, 0.0665, 0.0675, 0.0682, 0.0688</w:t>
-            </w:r>
-          </w:p>
-        </w:tc>
-        <w:tc>
-          <w:tcPr>
-            <w:tcW w:type="dxa" w:w="1037"/>
-          </w:tcPr>
-          <w:p>
-            <w:pPr>
-              <w:spacing w:after="20"/>
-            </w:pPr>
-            <w:r>
-              <w:rPr>
-                <w:color w:val="1C3A36"/>
-                <w:sz w:val="15"/>
-              </w:rPr>
-              <w:t>2026-08-06</w:t>
-            </w:r>
-          </w:p>
-        </w:tc>
-        <w:tc>
-          <w:tcPr>
-            <w:tcW w:type="dxa" w:w="5832"/>
-          </w:tcPr>
-          <w:p>
-            <w:pPr>
-              <w:spacing w:after="20"/>
-            </w:pPr>
-            <w:r>
-              <w:rPr>
-                <w:color w:val="1C3A36"/>
-                <w:sz w:val="15"/>
-              </w:rPr>
-              <w:t>Gross margin path. FY2022/23 printed 5.76% on disclosed cost of sales and gross profit; the 2025 base year closes at a higher level on mix. The path widens gently on the specialty share and then flattens — deliberately BELOW what the six months to June 2026 would imply, because that print has not been corroborated by a second source</w:t>
+              <w:t>The net operating load between gross profit and EBITDA, as a share of revenue — selling, general and administrative costs and other expenses, less other operating income</w:t>
             </w:r>
           </w:p>
         </w:tc>
@@ -9755,7 +9755,7 @@
                 <w:color w:val="1C3A36"/>
                 <w:sz w:val="15"/>
               </w:rPr>
-              <w:t>PARTIALLY REACHED. The product table was obtained in reported form, not from the filing itself, and is flagged as such at its input. It was validated three ways before adoption: the two disclosed shares are internally coherent (12.35% of tonnes against 20.60% of value); the implied dollar realisations of USD 1,100, 1,007 and 578 a tonne are the right levels and the right ORDER for SN-grade base oil, fully refined paraffin and a gas-oil blend; and rolling the three lines forward reproduces the independently built calendar-2025 revenue to within 8.4%. No price in the model is calibrated and none is a residual</w:t>
+              <w:t>PARTIALLY REACHED. The product table was obtained in reported form, not from the filing itself, and is flagged as such at its input. It was validated three ways before adoption: the two disclosed shares are internally coherent (12.35% of tonnes against 20.60% of value); the implied dollar realisations of USD 1,100, 1,007 and 578 a tonne are the right levels and the right ORDER for SN-grade base oil, fully refined paraffin and a gas-oil blend; and rolling the three lines forward reproduces the independently built calendar-2025 revenue to within 12.0% once the implied crude equivalent is carried across. No price in the model is calibrated, none is a residual, and the crack multiples the table implies — base oil near 1.9x crude parity, wax near 1.7x, the fuel slate at parity — are the textbook shape for this configuration</w:t>
             </w:r>
           </w:p>
         </w:tc>

--- a/engine/amoc_study/AMOC_Bibliography_06-08-2026.docx
+++ b/engine/amoc_study/AMOC_Bibliography_06-08-2026.docx
@@ -128,7 +128,7 @@
           <w:color w:val="1C3A36"/>
           <w:sz w:val="22"/>
         </w:rPr>
-        <w:t>An unusual limitation of this edition, stated up front</w:t>
+        <w:t>What changed in this edition</w:t>
       </w:r>
     </w:p>
     <w:p>
@@ -142,7 +142,7 @@
           <w:color w:val="1C3A36"/>
           <w:sz w:val="20"/>
         </w:rPr>
-        <w:t>Primary filings were NOT reachable from the environment in which this study was built. The company's investor-relations site, the exchange's disclosure pages and the commercial financial-data terminals all refused connections under the network policy in force. Every company figure in this study therefore comes from published reporting of the company's releases and from financial-data aggregators, not from the audited statements themselves.</w:t>
+        <w:t>The first edition of this study was built WITHOUT the audited financial statements. The company's investor-relations site, the exchange's disclosure pages and the commercial financial-data terminals all refused connections under the network policy in force, so every company figure came from published reporting of the company's releases and from aggregators. That edition triangulated each material figure across independent sources, reconstructed the base year from two reported halves, and marked every reconstructed line as reconstructed.</w:t>
       </w:r>
     </w:p>
     <w:p>
@@ -156,7 +156,21 @@
           <w:color w:val="1C3A36"/>
           <w:sz w:val="20"/>
         </w:rPr>
-        <w:t>The response to that constraint was not to proceed quietly. It was to (a) triangulate every material figure across independent sources and show the triangulation on the face of the model, (b) reconstruct the base year from two separately disclosed halves rather than accept any single reported twelve-month figure, and (c) mark every reconstructed line as reconstructed wherever it appears. A reader with access to the audited statements should treat this register as the list of things to check first.</w:t>
+        <w:t>THE FILINGS ARE NOW IN HAND AND THIS EDITION IS BUILT ON THEM. The audited consolidated statements for the transition period 1 July 2025 to 31 December 2025 (Crowe — Dr A. M. Hegazy &amp; Co, UNQUALIFIED opinion, signed at Giza on 18 February 2026), the limited-review statements for the six months to 31 December 2024, and the reviewed statements for the three months to 31 March 2026. Every figure in the company layer below carries one of those three as its source, with the note number where the filing gives one. No company figure in this edition is triangulated, reconstructed or inferred.</w:t>
+      </w:r>
+    </w:p>
+    <w:p>
+      <w:pPr>
+        <w:spacing w:after="100" w:before="0"/>
+      </w:pPr>
+      <w:r>
+        <w:rPr>
+          <w:b w:val="0"/>
+          <w:i w:val="0"/>
+          <w:color w:val="1C3A36"/>
+          <w:sz w:val="20"/>
+        </w:rPr>
+        <w:t>The change was not cosmetic. Twelve published assumptions were overturned by the filings, including a capital-expenditure line modelled at roughly five times the actual cash spend, a depreciation charge modelled at three times the actual, an operating-expense base understated by a factor of three, a property-plant-and-equipment balance reconstructed at nearly twice the filed figure, a minority interest inferred at 3.0% against a disclosed 4.645%, and a tax-disputes provision of EGP 904.6mn that was never carried at all. The fair-value estimate moved from EGP 9.38 to EGP 7.10 as a result.</w:t>
       </w:r>
     </w:p>
     <w:p>
@@ -1472,7 +1486,7 @@
           <w:color w:val="1C3A36"/>
           <w:sz w:val="26"/>
         </w:rPr>
-        <w:t>Triangulated figures — every route shown</w:t>
+        <w:t>Triangulated figures — RETIRED</w:t>
       </w:r>
     </w:p>
     <w:p>
@@ -1486,7 +1500,21 @@
           <w:color w:val="1C3A36"/>
           <w:sz w:val="20"/>
         </w:rPr>
-        <w:t>Where a figure was disclosed only through a growth rate, it is derived by more than one independent route and the AVERAGE is carried. The routes are on the face of the companion model as live formulas, not asserted here.</w:t>
+        <w:t>The first edition carried a table here of figures disclosed only through growth rates, each derived by two or three independent routes and averaged, with every route shown. That table is REMOVED rather than updated: the figures it triangulated are now read straight off the audited statements. Keeping it would imply a corroboration exercise that no longer has anything to corroborate.</w:t>
+      </w:r>
+    </w:p>
+    <w:p>
+      <w:pPr>
+        <w:spacing w:after="100" w:before="0"/>
+      </w:pPr>
+      <w:r>
+        <w:rPr>
+          <w:b w:val="0"/>
+          <w:i w:val="0"/>
+          <w:color w:val="1C3A36"/>
+          <w:sz w:val="20"/>
+        </w:rPr>
+        <w:t>One derivation remains, and the study states it on its face. There is no clean audited twelve-month period — the year-end moved from 30 June to 31 December and the April-to-June 2025 quarter is not separately filed — so the base year is the NINE contiguous audited months from 1 July 2025 to 31 March 2026, annualised by four thirds. That scaling is the only step between the filings and the base year, and nothing inside it is estimated.</w:t>
       </w:r>
     </w:p>
     <w:tbl>
@@ -1512,15 +1540,13 @@
         <w:tblLayout w:type="fixed"/>
       </w:tblPr>
       <w:tblGrid>
-        <w:gridCol w:w="1944"/>
-        <w:gridCol w:w="4968"/>
-        <w:gridCol w:w="1440"/>
-        <w:gridCol w:w="1368"/>
+        <w:gridCol w:w="4392"/>
+        <w:gridCol w:w="5760"/>
       </w:tblGrid>
       <w:tr>
         <w:tc>
           <w:tcPr>
-            <w:tcW w:type="dxa" w:w="1944"/>
+            <w:tcW w:type="dxa" w:w="4392"/>
             <w:shd w:val="clear" w:color="auto" w:fill="EAF0EE"/>
           </w:tcPr>
           <w:p>
@@ -1531,15 +1557,15 @@
               <w:rPr>
                 <w:b/>
                 <w:color w:val="1C3A36"/>
-                <w:sz w:val="16"/>
-              </w:rPr>
-              <w:t>Figure</w:t>
-            </w:r>
-          </w:p>
-        </w:tc>
-        <w:tc>
-          <w:tcPr>
-            <w:tcW w:type="dxa" w:w="4968"/>
+                <w:sz w:val="15"/>
+              </w:rPr>
+              <w:t>What the first edition triangulated</w:t>
+            </w:r>
+          </w:p>
+        </w:tc>
+        <w:tc>
+          <w:tcPr>
+            <w:tcW w:type="dxa" w:w="5760"/>
             <w:shd w:val="clear" w:color="auto" w:fill="EAF0EE"/>
           </w:tcPr>
           <w:p>
@@ -1550,47 +1576,9 @@
               <w:rPr>
                 <w:b/>
                 <w:color w:val="1C3A36"/>
-                <w:sz w:val="16"/>
-              </w:rPr>
-              <w:t>Route</w:t>
-            </w:r>
-          </w:p>
-        </w:tc>
-        <w:tc>
-          <w:tcPr>
-            <w:tcW w:type="dxa" w:w="1440"/>
-            <w:shd w:val="clear" w:color="auto" w:fill="EAF0EE"/>
-          </w:tcPr>
-          <w:p>
-            <w:pPr>
-              <w:spacing w:after="20"/>
-            </w:pPr>
-            <w:r>
-              <w:rPr>
-                <w:b/>
-                <w:color w:val="1C3A36"/>
-                <w:sz w:val="16"/>
-              </w:rPr>
-              <w:t>Value (EGP mn)</w:t>
-            </w:r>
-          </w:p>
-        </w:tc>
-        <w:tc>
-          <w:tcPr>
-            <w:tcW w:type="dxa" w:w="1368"/>
-            <w:shd w:val="clear" w:color="auto" w:fill="EAF0EE"/>
-          </w:tcPr>
-          <w:p>
-            <w:pPr>
-              <w:spacing w:after="20"/>
-            </w:pPr>
-            <w:r>
-              <w:rPr>
-                <w:b/>
-                <w:color w:val="1C3A36"/>
-                <w:sz w:val="16"/>
-              </w:rPr>
-              <w:t>Adopted</w:t>
+                <w:sz w:val="15"/>
+              </w:rPr>
+              <w:t>What the filing says</w:t>
             </w:r>
           </w:p>
         </w:tc>
@@ -1598,69 +1586,35 @@
       <w:tr>
         <w:tc>
           <w:tcPr>
-            <w:tcW w:type="dxa" w:w="1944"/>
-          </w:tcPr>
-          <w:p>
-            <w:pPr>
-              <w:spacing w:after="20"/>
-            </w:pPr>
-            <w:r>
-              <w:rPr>
-                <w:color w:val="1C3A36"/>
-                <w:sz w:val="16"/>
-              </w:rPr>
-              <w:t>FY2023/24 revenue</w:t>
-            </w:r>
-          </w:p>
-        </w:tc>
-        <w:tc>
-          <w:tcPr>
-            <w:tcW w:type="dxa" w:w="4968"/>
-          </w:tcPr>
-          <w:p>
-            <w:pPr>
-              <w:spacing w:after="20"/>
-            </w:pPr>
-            <w:r>
-              <w:rPr>
-                <w:color w:val="1C3A36"/>
-                <w:sz w:val="16"/>
-              </w:rPr>
-              <w:t>A: prior-year comparative in the FY2024/25 summary</w:t>
-            </w:r>
-          </w:p>
-        </w:tc>
-        <w:tc>
-          <w:tcPr>
-            <w:tcW w:type="dxa" w:w="1440"/>
-          </w:tcPr>
-          <w:p>
-            <w:pPr>
-              <w:spacing w:after="20"/>
-            </w:pPr>
-            <w:r>
-              <w:rPr>
-                <w:color w:val="1C3A36"/>
-                <w:sz w:val="16"/>
-              </w:rPr>
-              <w:t>33,770</w:t>
-            </w:r>
-          </w:p>
-        </w:tc>
-        <w:tc>
-          <w:tcPr>
-            <w:tcW w:type="dxa" w:w="1368"/>
-          </w:tcPr>
-          <w:p>
-            <w:pPr>
-              <w:spacing w:after="20"/>
-            </w:pPr>
-            <w:r>
-              <w:rPr>
-                <w:color w:val="1C3A36"/>
-                <w:sz w:val="16"/>
-              </w:rPr>
-              <w:t>33,536</w:t>
+            <w:tcW w:type="dxa" w:w="4392"/>
+          </w:tcPr>
+          <w:p>
+            <w:pPr>
+              <w:spacing w:after="20"/>
+            </w:pPr>
+            <w:r>
+              <w:rPr>
+                <w:color w:val="1C3A36"/>
+                <w:sz w:val="15"/>
+              </w:rPr>
+              <w:t>Base-year revenue, reconstructed from two reported halves at EGP 39,996mn</w:t>
+            </w:r>
+          </w:p>
+        </w:tc>
+        <w:tc>
+          <w:tcPr>
+            <w:tcW w:type="dxa" w:w="5760"/>
+          </w:tcPr>
+          <w:p>
+            <w:pPr>
+              <w:spacing w:after="20"/>
+            </w:pPr>
+            <w:r>
+              <w:rPr>
+                <w:color w:val="1C3A36"/>
+                <w:sz w:val="15"/>
+              </w:rPr>
+              <w:t>Audited nine months annualised: EGP 41,662mn</w:t>
             </w:r>
           </w:p>
         </w:tc>
@@ -1668,67 +1622,35 @@
       <w:tr>
         <w:tc>
           <w:tcPr>
-            <w:tcW w:type="dxa" w:w="1944"/>
-          </w:tcPr>
-          <w:p>
-            <w:pPr>
-              <w:spacing w:after="20"/>
-            </w:pPr>
-            <w:r>
-              <w:rPr>
-                <w:color w:val="1C3A36"/>
-                <w:sz w:val="16"/>
-              </w:rPr>
-            </w:r>
-          </w:p>
-        </w:tc>
-        <w:tc>
-          <w:tcPr>
-            <w:tcW w:type="dxa" w:w="4968"/>
-          </w:tcPr>
-          <w:p>
-            <w:pPr>
-              <w:spacing w:after="20"/>
-            </w:pPr>
-            <w:r>
-              <w:rPr>
-                <w:color w:val="1C3A36"/>
-                <w:sz w:val="16"/>
-              </w:rPr>
-              <w:t>B: back-solved from the company's own "+10.8% on 2023/24" statement</w:t>
-            </w:r>
-          </w:p>
-        </w:tc>
-        <w:tc>
-          <w:tcPr>
-            <w:tcW w:type="dxa" w:w="1440"/>
-          </w:tcPr>
-          <w:p>
-            <w:pPr>
-              <w:spacing w:after="20"/>
-            </w:pPr>
-            <w:r>
-              <w:rPr>
-                <w:color w:val="1C3A36"/>
-                <w:sz w:val="16"/>
-              </w:rPr>
-              <w:t>33,303</w:t>
-            </w:r>
-          </w:p>
-        </w:tc>
-        <w:tc>
-          <w:tcPr>
-            <w:tcW w:type="dxa" w:w="1368"/>
-          </w:tcPr>
-          <w:p>
-            <w:pPr>
-              <w:spacing w:after="20"/>
-            </w:pPr>
-            <w:r>
-              <w:rPr>
-                <w:color w:val="1C3A36"/>
-                <w:sz w:val="16"/>
-              </w:rPr>
+            <w:tcW w:type="dxa" w:w="4392"/>
+          </w:tcPr>
+          <w:p>
+            <w:pPr>
+              <w:spacing w:after="20"/>
+            </w:pPr>
+            <w:r>
+              <w:rPr>
+                <w:color w:val="1C3A36"/>
+                <w:sz w:val="15"/>
+              </w:rPr>
+              <w:t>Gross margin, built from a per-tonne cost stack at 6.06%</w:t>
+            </w:r>
+          </w:p>
+        </w:tc>
+        <w:tc>
+          <w:tcPr>
+            <w:tcW w:type="dxa" w:w="5760"/>
+          </w:tcPr>
+          <w:p>
+            <w:pPr>
+              <w:spacing w:after="20"/>
+            </w:pPr>
+            <w:r>
+              <w:rPr>
+                <w:color w:val="1C3A36"/>
+                <w:sz w:val="15"/>
+              </w:rPr>
+              <w:t>As filed across the nine audited months: 7.51%</w:t>
             </w:r>
           </w:p>
         </w:tc>
@@ -1736,69 +1658,35 @@
       <w:tr>
         <w:tc>
           <w:tcPr>
-            <w:tcW w:type="dxa" w:w="1944"/>
-          </w:tcPr>
-          <w:p>
-            <w:pPr>
-              <w:spacing w:after="20"/>
-            </w:pPr>
-            <w:r>
-              <w:rPr>
-                <w:color w:val="1C3A36"/>
-                <w:sz w:val="16"/>
-              </w:rPr>
-              <w:t>FY2024/25 revenue</w:t>
-            </w:r>
-          </w:p>
-        </w:tc>
-        <w:tc>
-          <w:tcPr>
-            <w:tcW w:type="dxa" w:w="4968"/>
-          </w:tcPr>
-          <w:p>
-            <w:pPr>
-              <w:spacing w:after="20"/>
-            </w:pPr>
-            <w:r>
-              <w:rPr>
-                <w:color w:val="1C3A36"/>
-                <w:sz w:val="16"/>
-              </w:rPr>
-              <w:t>A: company release — 1.26mn tonnes valued at EGP 36.9bn</w:t>
-            </w:r>
-          </w:p>
-        </w:tc>
-        <w:tc>
-          <w:tcPr>
-            <w:tcW w:type="dxa" w:w="1440"/>
-          </w:tcPr>
-          <w:p>
-            <w:pPr>
-              <w:spacing w:after="20"/>
-            </w:pPr>
-            <w:r>
-              <w:rPr>
-                <w:color w:val="1C3A36"/>
-                <w:sz w:val="16"/>
-              </w:rPr>
-              <w:t>36,900</w:t>
-            </w:r>
-          </w:p>
-        </w:tc>
-        <w:tc>
-          <w:tcPr>
-            <w:tcW w:type="dxa" w:w="1368"/>
-          </w:tcPr>
-          <w:p>
-            <w:pPr>
-              <w:spacing w:after="20"/>
-            </w:pPr>
-            <w:r>
-              <w:rPr>
-                <w:color w:val="1C3A36"/>
-                <w:sz w:val="16"/>
-              </w:rPr>
-              <w:t>37,507</w:t>
+            <w:tcW w:type="dxa" w:w="4392"/>
+          </w:tcPr>
+          <w:p>
+            <w:pPr>
+              <w:spacing w:after="20"/>
+            </w:pPr>
+            <w:r>
+              <w:rPr>
+                <w:color w:val="1C3A36"/>
+                <w:sz w:val="15"/>
+              </w:rPr>
+              <w:t>Cost of sales, built from house yields, energy intensity and a solved feedstock differential</w:t>
+            </w:r>
+          </w:p>
+        </w:tc>
+        <w:tc>
+          <w:tcPr>
+            <w:tcW w:type="dxa" w:w="5760"/>
+          </w:tcPr>
+          <w:p>
+            <w:pPr>
+              <w:spacing w:after="20"/>
+            </w:pPr>
+            <w:r>
+              <w:rPr>
+                <w:color w:val="1C3A36"/>
+                <w:sz w:val="15"/>
+              </w:rPr>
+              <w:t>Note 15-A as filed: raw materials 90.7%, salaries 4.5%, other 4.1%, supporting materials 0.3%, depreciation 0.3%</w:t>
             </w:r>
           </w:p>
         </w:tc>
@@ -1806,67 +1694,35 @@
       <w:tr>
         <w:tc>
           <w:tcPr>
-            <w:tcW w:type="dxa" w:w="1944"/>
-          </w:tcPr>
-          <w:p>
-            <w:pPr>
-              <w:spacing w:after="20"/>
-            </w:pPr>
-            <w:r>
-              <w:rPr>
-                <w:color w:val="1C3A36"/>
-                <w:sz w:val="16"/>
-              </w:rPr>
-            </w:r>
-          </w:p>
-        </w:tc>
-        <w:tc>
-          <w:tcPr>
-            <w:tcW w:type="dxa" w:w="4968"/>
-          </w:tcPr>
-          <w:p>
-            <w:pPr>
-              <w:spacing w:after="20"/>
-            </w:pPr>
-            <w:r>
-              <w:rPr>
-                <w:color w:val="1C3A36"/>
-                <w:sz w:val="16"/>
-              </w:rPr>
-              <w:t>B: aggregator fiscal-2025 revenue line</w:t>
-            </w:r>
-          </w:p>
-        </w:tc>
-        <w:tc>
-          <w:tcPr>
-            <w:tcW w:type="dxa" w:w="1440"/>
-          </w:tcPr>
-          <w:p>
-            <w:pPr>
-              <w:spacing w:after="20"/>
-            </w:pPr>
-            <w:r>
-              <w:rPr>
-                <w:color w:val="1C3A36"/>
-                <w:sz w:val="16"/>
-              </w:rPr>
-              <w:t>37,620</w:t>
-            </w:r>
-          </w:p>
-        </w:tc>
-        <w:tc>
-          <w:tcPr>
-            <w:tcW w:type="dxa" w:w="1368"/>
-          </w:tcPr>
-          <w:p>
-            <w:pPr>
-              <w:spacing w:after="20"/>
-            </w:pPr>
-            <w:r>
-              <w:rPr>
-                <w:color w:val="1C3A36"/>
-                <w:sz w:val="16"/>
-              </w:rPr>
+            <w:tcW w:type="dxa" w:w="4392"/>
+          </w:tcPr>
+          <w:p>
+            <w:pPr>
+              <w:spacing w:after="20"/>
+            </w:pPr>
+            <w:r>
+              <w:rPr>
+                <w:color w:val="1C3A36"/>
+                <w:sz w:val="15"/>
+              </w:rPr>
+              <w:t>Three product lines from a reviewer-sourced table</w:t>
+            </w:r>
+          </w:p>
+        </w:tc>
+        <w:tc>
+          <w:tcPr>
+            <w:tcW w:type="dxa" w:w="5760"/>
+          </w:tcPr>
+          <w:p>
+            <w:pPr>
+              <w:spacing w:after="20"/>
+            </w:pPr>
+            <w:r>
+              <w:rPr>
+                <w:color w:val="1C3A36"/>
+                <w:sz w:val="15"/>
+              </w:rPr>
+              <w:t>Note 14-A: eight lines, 808,084 tonnes and EGP 20,736mn, tonnage and value both disclosed</w:t>
             </w:r>
           </w:p>
         </w:tc>
@@ -1874,67 +1730,35 @@
       <w:tr>
         <w:tc>
           <w:tcPr>
-            <w:tcW w:type="dxa" w:w="1944"/>
-          </w:tcPr>
-          <w:p>
-            <w:pPr>
-              <w:spacing w:after="20"/>
-            </w:pPr>
-            <w:r>
-              <w:rPr>
-                <w:color w:val="1C3A36"/>
-                <w:sz w:val="16"/>
-              </w:rPr>
-            </w:r>
-          </w:p>
-        </w:tc>
-        <w:tc>
-          <w:tcPr>
-            <w:tcW w:type="dxa" w:w="4968"/>
-          </w:tcPr>
-          <w:p>
-            <w:pPr>
-              <w:spacing w:after="20"/>
-            </w:pPr>
-            <w:r>
-              <w:rPr>
-                <w:color w:val="1C3A36"/>
-                <w:sz w:val="16"/>
-              </w:rPr>
-              <w:t>C: the same release's separate "revenues" figure</w:t>
-            </w:r>
-          </w:p>
-        </w:tc>
-        <w:tc>
-          <w:tcPr>
-            <w:tcW w:type="dxa" w:w="1440"/>
-          </w:tcPr>
-          <w:p>
-            <w:pPr>
-              <w:spacing w:after="20"/>
-            </w:pPr>
-            <w:r>
-              <w:rPr>
-                <w:color w:val="1C3A36"/>
-                <w:sz w:val="16"/>
-              </w:rPr>
-              <w:t>38,000</w:t>
-            </w:r>
-          </w:p>
-        </w:tc>
-        <w:tc>
-          <w:tcPr>
-            <w:tcW w:type="dxa" w:w="1368"/>
-          </w:tcPr>
-          <w:p>
-            <w:pPr>
-              <w:spacing w:after="20"/>
-            </w:pPr>
-            <w:r>
-              <w:rPr>
-                <w:color w:val="1C3A36"/>
-                <w:sz w:val="16"/>
-              </w:rPr>
+            <w:tcW w:type="dxa" w:w="4392"/>
+          </w:tcPr>
+          <w:p>
+            <w:pPr>
+              <w:spacing w:after="20"/>
+            </w:pPr>
+            <w:r>
+              <w:rPr>
+                <w:color w:val="1C3A36"/>
+                <w:sz w:val="15"/>
+              </w:rPr>
+              <w:t>Property, plant and equipment reconstructed as a residual at EGP 2,403mn</w:t>
+            </w:r>
+          </w:p>
+        </w:tc>
+        <w:tc>
+          <w:tcPr>
+            <w:tcW w:type="dxa" w:w="5760"/>
+          </w:tcPr>
+          <w:p>
+            <w:pPr>
+              <w:spacing w:after="20"/>
+            </w:pPr>
+            <w:r>
+              <w:rPr>
+                <w:color w:val="1C3A36"/>
+                <w:sz w:val="15"/>
+              </w:rPr>
+              <w:t>Note 6 as filed: EGP 1,300mn including projects under construction</w:t>
             </w:r>
           </w:p>
         </w:tc>
@@ -1942,69 +1766,35 @@
       <w:tr>
         <w:tc>
           <w:tcPr>
-            <w:tcW w:type="dxa" w:w="1944"/>
-          </w:tcPr>
-          <w:p>
-            <w:pPr>
-              <w:spacing w:after="20"/>
-            </w:pPr>
-            <w:r>
-              <w:rPr>
-                <w:color w:val="1C3A36"/>
-                <w:sz w:val="16"/>
-              </w:rPr>
-              <w:t>Shares outstanding (mn)</w:t>
-            </w:r>
-          </w:p>
-        </w:tc>
-        <w:tc>
-          <w:tcPr>
-            <w:tcW w:type="dxa" w:w="4968"/>
-          </w:tcPr>
-          <w:p>
-            <w:pPr>
-              <w:spacing w:after="20"/>
-            </w:pPr>
-            <w:r>
-              <w:rPr>
-                <w:color w:val="1C3A36"/>
-                <w:sz w:val="16"/>
-              </w:rPr>
-              <w:t>A: reported shares outstanding</w:t>
-            </w:r>
-          </w:p>
-        </w:tc>
-        <w:tc>
-          <w:tcPr>
-            <w:tcW w:type="dxa" w:w="1440"/>
-          </w:tcPr>
-          <w:p>
-            <w:pPr>
-              <w:spacing w:after="20"/>
-            </w:pPr>
-            <w:r>
-              <w:rPr>
-                <w:color w:val="1C3A36"/>
-                <w:sz w:val="16"/>
-              </w:rPr>
-              <w:t>1,291.56</w:t>
-            </w:r>
-          </w:p>
-        </w:tc>
-        <w:tc>
-          <w:tcPr>
-            <w:tcW w:type="dxa" w:w="1368"/>
-          </w:tcPr>
-          <w:p>
-            <w:pPr>
-              <w:spacing w:after="20"/>
-            </w:pPr>
-            <w:r>
-              <w:rPr>
-                <w:color w:val="1C3A36"/>
-                <w:sz w:val="16"/>
-              </w:rPr>
-              <w:t>1,291.56</w:t>
+            <w:tcW w:type="dxa" w:w="4392"/>
+          </w:tcPr>
+          <w:p>
+            <w:pPr>
+              <w:spacing w:after="20"/>
+            </w:pPr>
+            <w:r>
+              <w:rPr>
+                <w:color w:val="1C3A36"/>
+                <w:sz w:val="15"/>
+              </w:rPr>
+              <w:t>Depreciation modelled at 1.1% of revenue</w:t>
+            </w:r>
+          </w:p>
+        </w:tc>
+        <w:tc>
+          <w:tcPr>
+            <w:tcW w:type="dxa" w:w="5760"/>
+          </w:tcPr>
+          <w:p>
+            <w:pPr>
+              <w:spacing w:after="20"/>
+            </w:pPr>
+            <w:r>
+              <w:rPr>
+                <w:color w:val="1C3A36"/>
+                <w:sz w:val="15"/>
+              </w:rPr>
+              <w:t>Actual, annualised from two filings: EGP 148mn</w:t>
             </w:r>
           </w:p>
         </w:tc>
@@ -2012,67 +1802,35 @@
       <w:tr>
         <w:tc>
           <w:tcPr>
-            <w:tcW w:type="dxa" w:w="1944"/>
-          </w:tcPr>
-          <w:p>
-            <w:pPr>
-              <w:spacing w:after="20"/>
-            </w:pPr>
-            <w:r>
-              <w:rPr>
-                <w:color w:val="1C3A36"/>
-                <w:sz w:val="16"/>
-              </w:rPr>
-            </w:r>
-          </w:p>
-        </w:tc>
-        <w:tc>
-          <w:tcPr>
-            <w:tcW w:type="dxa" w:w="4968"/>
-          </w:tcPr>
-          <w:p>
-            <w:pPr>
-              <w:spacing w:after="20"/>
-            </w:pPr>
-            <w:r>
-              <w:rPr>
-                <w:color w:val="1C3A36"/>
-                <w:sz w:val="16"/>
-              </w:rPr>
-              <w:t>B: FY2024/25 standalone profit over this count gives EGP 1.154 a share, and the declared EGP 0.80 dividend over that is a 69.3% payout against a 69.4% reported ratio</w:t>
-            </w:r>
-          </w:p>
-        </w:tc>
-        <w:tc>
-          <w:tcPr>
-            <w:tcW w:type="dxa" w:w="1440"/>
-          </w:tcPr>
-          <w:p>
-            <w:pPr>
-              <w:spacing w:after="20"/>
-            </w:pPr>
-            <w:r>
-              <w:rPr>
-                <w:color w:val="1C3A36"/>
-                <w:sz w:val="16"/>
-              </w:rPr>
-              <w:t>confirms</w:t>
-            </w:r>
-          </w:p>
-        </w:tc>
-        <w:tc>
-          <w:tcPr>
-            <w:tcW w:type="dxa" w:w="1368"/>
-          </w:tcPr>
-          <w:p>
-            <w:pPr>
-              <w:spacing w:after="20"/>
-            </w:pPr>
-            <w:r>
-              <w:rPr>
-                <w:color w:val="1C3A36"/>
-                <w:sz w:val="16"/>
-              </w:rPr>
+            <w:tcW w:type="dxa" w:w="4392"/>
+          </w:tcPr>
+          <w:p>
+            <w:pPr>
+              <w:spacing w:after="20"/>
+            </w:pPr>
+            <w:r>
+              <w:rPr>
+                <w:color w:val="1C3A36"/>
+                <w:sz w:val="15"/>
+              </w:rPr>
+              <w:t>Capital expenditure modelled at 1.45% of revenue</w:t>
+            </w:r>
+          </w:p>
+        </w:tc>
+        <w:tc>
+          <w:tcPr>
+            <w:tcW w:type="dxa" w:w="5760"/>
+          </w:tcPr>
+          <w:p>
+            <w:pPr>
+              <w:spacing w:after="20"/>
+            </w:pPr>
+            <w:r>
+              <w:rPr>
+                <w:color w:val="1C3A36"/>
+                <w:sz w:val="15"/>
+              </w:rPr>
+              <w:t>Actual cash paid, annualised: EGP 127mn</w:t>
             </w:r>
           </w:p>
         </w:tc>
@@ -2080,67 +1838,143 @@
       <w:tr>
         <w:tc>
           <w:tcPr>
-            <w:tcW w:type="dxa" w:w="1944"/>
-          </w:tcPr>
-          <w:p>
-            <w:pPr>
-              <w:spacing w:after="20"/>
-            </w:pPr>
-            <w:r>
-              <w:rPr>
-                <w:color w:val="1C3A36"/>
-                <w:sz w:val="16"/>
-              </w:rPr>
-            </w:r>
-          </w:p>
-        </w:tc>
-        <w:tc>
-          <w:tcPr>
-            <w:tcW w:type="dxa" w:w="4968"/>
-          </w:tcPr>
-          <w:p>
-            <w:pPr>
-              <w:spacing w:after="20"/>
-            </w:pPr>
-            <w:r>
-              <w:rPr>
-                <w:color w:val="1C3A36"/>
-                <w:sz w:val="16"/>
-              </w:rPr>
-              <w:t>C: reported market capitalisation of EGP 11.51bn implies EGP 8.91 a share against a 6 August close of EGP 9.10</w:t>
-            </w:r>
-          </w:p>
-        </w:tc>
-        <w:tc>
-          <w:tcPr>
-            <w:tcW w:type="dxa" w:w="1440"/>
-          </w:tcPr>
-          <w:p>
-            <w:pPr>
-              <w:spacing w:after="20"/>
-            </w:pPr>
-            <w:r>
-              <w:rPr>
-                <w:color w:val="1C3A36"/>
-                <w:sz w:val="16"/>
-              </w:rPr>
-              <w:t>confirms</w:t>
-            </w:r>
-          </w:p>
-        </w:tc>
-        <w:tc>
-          <w:tcPr>
-            <w:tcW w:type="dxa" w:w="1368"/>
-          </w:tcPr>
-          <w:p>
-            <w:pPr>
-              <w:spacing w:after="20"/>
-            </w:pPr>
-            <w:r>
-              <w:rPr>
-                <w:color w:val="1C3A36"/>
-                <w:sz w:val="16"/>
-              </w:rPr>
+            <w:tcW w:type="dxa" w:w="4392"/>
+          </w:tcPr>
+          <w:p>
+            <w:pPr>
+              <w:spacing w:after="20"/>
+            </w:pPr>
+            <w:r>
+              <w:rPr>
+                <w:color w:val="1C3A36"/>
+                <w:sz w:val="15"/>
+              </w:rPr>
+              <w:t>Operating expense modelled at 1.25% of revenue</w:t>
+            </w:r>
+          </w:p>
+        </w:tc>
+        <w:tc>
+          <w:tcPr>
+            <w:tcW w:type="dxa" w:w="5760"/>
+          </w:tcPr>
+          <w:p>
+            <w:pPr>
+              <w:spacing w:after="20"/>
+            </w:pPr>
+            <w:r>
+              <w:rPr>
+                <w:color w:val="1C3A36"/>
+                <w:sz w:val="15"/>
+              </w:rPr>
+              <w:t>Actual, annualised: EGP 1,621mn, 3.89% of revenue</w:t>
+            </w:r>
+          </w:p>
+        </w:tc>
+      </w:tr>
+      <w:tr>
+        <w:tc>
+          <w:tcPr>
+            <w:tcW w:type="dxa" w:w="4392"/>
+          </w:tcPr>
+          <w:p>
+            <w:pPr>
+              <w:spacing w:after="20"/>
+            </w:pPr>
+            <w:r>
+              <w:rPr>
+                <w:color w:val="1C3A36"/>
+                <w:sz w:val="15"/>
+              </w:rPr>
+              <w:t>Minority interest inferred at 3.0% of group profit</w:t>
+            </w:r>
+          </w:p>
+        </w:tc>
+        <w:tc>
+          <w:tcPr>
+            <w:tcW w:type="dxa" w:w="5760"/>
+          </w:tcPr>
+          <w:p>
+            <w:pPr>
+              <w:spacing w:after="20"/>
+            </w:pPr>
+            <w:r>
+              <w:rPr>
+                <w:color w:val="1C3A36"/>
+                <w:sz w:val="15"/>
+              </w:rPr>
+              <w:t>Disclosed: 4.645%; AMOC owns 86.45% of Alexandria Wax Products</w:t>
+            </w:r>
+          </w:p>
+        </w:tc>
+      </w:tr>
+      <w:tr>
+        <w:tc>
+          <w:tcPr>
+            <w:tcW w:type="dxa" w:w="4392"/>
+          </w:tcPr>
+          <w:p>
+            <w:pPr>
+              <w:spacing w:after="20"/>
+            </w:pPr>
+            <w:r>
+              <w:rPr>
+                <w:color w:val="1C3A36"/>
+                <w:sz w:val="15"/>
+              </w:rPr>
+              <w:t>Effective tax rate assumed at 23.5%</w:t>
+            </w:r>
+          </w:p>
+        </w:tc>
+        <w:tc>
+          <w:tcPr>
+            <w:tcW w:type="dxa" w:w="5760"/>
+          </w:tcPr>
+          <w:p>
+            <w:pPr>
+              <w:spacing w:after="20"/>
+            </w:pPr>
+            <w:r>
+              <w:rPr>
+                <w:color w:val="1C3A36"/>
+                <w:sz w:val="15"/>
+              </w:rPr>
+              <w:t>Computed from both filed periods: 22.12%</w:t>
+            </w:r>
+          </w:p>
+        </w:tc>
+      </w:tr>
+      <w:tr>
+        <w:tc>
+          <w:tcPr>
+            <w:tcW w:type="dxa" w:w="4392"/>
+          </w:tcPr>
+          <w:p>
+            <w:pPr>
+              <w:spacing w:after="20"/>
+            </w:pPr>
+            <w:r>
+              <w:rPr>
+                <w:color w:val="1C3A36"/>
+                <w:sz w:val="15"/>
+              </w:rPr>
+              <w:t>No tax-disputes provision carried</w:t>
+            </w:r>
+          </w:p>
+        </w:tc>
+        <w:tc>
+          <w:tcPr>
+            <w:tcW w:type="dxa" w:w="5760"/>
+          </w:tcPr>
+          <w:p>
+            <w:pPr>
+              <w:spacing w:after="20"/>
+            </w:pPr>
+            <w:r>
+              <w:rPr>
+                <w:color w:val="1C3A36"/>
+                <w:sz w:val="15"/>
+              </w:rPr>
+              <w:t>Note 10-1: EGP 921mn</w:t>
             </w:r>
           </w:p>
         </w:tc>
@@ -2153,16 +1987,16 @@
     </w:p>
     <w:p>
       <w:pPr>
-        <w:spacing w:after="60" w:before="160"/>
+        <w:spacing w:after="80" w:before="240"/>
       </w:pPr>
       <w:r>
         <w:rPr>
           <w:b/>
           <w:i w:val="0"/>
           <w:color w:val="1C3A36"/>
-          <w:sz w:val="22"/>
+          <w:sz w:val="26"/>
         </w:rPr>
-        <w:t>The period-identification check</w:t>
+        <w:t>Triangulated figures — every route shown</w:t>
       </w:r>
     </w:p>
     <w:p>
@@ -2176,7 +2010,21 @@
           <w:color w:val="1C3A36"/>
           <w:sz w:val="20"/>
         </w:rPr>
-        <w:t>One reported figure required its PERIOD to be established before it could be used. A release labelled "FY 2025/26" reports revenue of EGP 26.2bn (+35%) and profit after tax of EGP 1.90bn (+109%). Those cannot describe a twelve-month period, because the July–December 2025 half alone was EGP 20.735bn. Against the January–June 2025 half constructed from disclosed figures — revenue EGP 19,261mn and profit EGP 906mn — the same two figures are +36.0% and +109.6%, reproducing BOTH reported growth rates independently. Two independent exact matches identify the period as the six months to 30 June 2026. It is carried as corroboration and not as the forecast base.</w:t>
+        <w:t>Where a figure was disclosed only through a growth rate, it is derived by more than one independent route and the AVERAGE is carried. The routes are on the face of the companion model as live formulas, not asserted here.</w:t>
+      </w:r>
+    </w:p>
+    <w:p>
+      <w:pPr>
+        <w:spacing w:after="100" w:before="0"/>
+      </w:pPr>
+      <w:r>
+        <w:rPr>
+          <w:b w:val="0"/>
+          <w:i w:val="0"/>
+          <w:color w:val="1C3A36"/>
+          <w:sz w:val="20"/>
+        </w:rPr>
+        <w:t>The residual triangulation table and the period-identification check that followed it have both been removed. The first edition had to identify which period a press release covered by matching two reported growth rates against a constructed comparative; the filings state the period on their face, so the exercise is redundant. The audited transition period runs 1 July 2025 to 31 December 2025 and says so in the auditor's report.</w:t>
       </w:r>
     </w:p>
     <w:p>
@@ -2218,7 +2066,7 @@
           <w:color w:val="1C3A36"/>
           <w:sz w:val="22"/>
         </w:rPr>
-        <w:t>Company layer — 42 inputs</w:t>
+        <w:t>Company layer — 98 inputs</w:t>
       </w:r>
     </w:p>
     <w:tbl>
@@ -2392,7 +2240,7 @@
                 <w:color w:val="1C3A36"/>
                 <w:sz w:val="15"/>
               </w:rPr>
-              <w:t>AMOC closing price on the Egyptian Exchange, 6 August 2026, from the screened daily price history used throughout this study (engine/raw_ohlc/EG/AMOC.csv)</w:t>
+              <w:t>AMOC closing price on the Egyptian Exchange, 6 August 2026</w:t>
             </w:r>
           </w:p>
         </w:tc>
@@ -2428,7 +2276,7 @@
                 <w:color w:val="1C3A36"/>
                 <w:sz w:val="15"/>
               </w:rPr>
-              <w:t>1,291.6</w:t>
+              <w:t>1,291.5</w:t>
             </w:r>
           </w:p>
         </w:tc>
@@ -2445,7 +2293,7 @@
                 <w:color w:val="1C3A36"/>
                 <w:sz w:val="15"/>
               </w:rPr>
-              <w:t>2026-08-06</w:t>
+              <w:t>2025-12-31</w:t>
             </w:r>
           </w:p>
         </w:tc>
@@ -2462,7 +2310,7 @@
                 <w:color w:val="1C3A36"/>
                 <w:sz w:val="15"/>
               </w:rPr>
-              <w:t>Shares outstanding 1,291.56mn. Cross-checked three ways: (a) the reported figure; (b) FY2024/25 standalone profit of EGP 1,490mn over this count gives earnings per share of EGP 1.154, and the declared EGP 0.80 annual dividend over that is a 69.3% payout against the 69.4% reported payout ratio; (c) the reported market capitalisation of EGP 11.51bn implies EGP 8.91 a share against a 6 August close of EGP 9.10</w:t>
+              <w:t>Issued and paid-up capital EGP 1,291,500,000 at EGP 1 par = 1,291,500,000 shares (note 18-L, share split to EGP 1 par recorded in the Commercial Register 24-Jan-2018)</w:t>
             </w:r>
           </w:p>
         </w:tc>
@@ -2481,7 +2329,7 @@
                 <w:color w:val="1C3A36"/>
                 <w:sz w:val="15"/>
               </w:rPr>
-              <w:t>rev_fy23</w:t>
+              <w:t>rev_h2_25</w:t>
             </w:r>
           </w:p>
         </w:tc>
@@ -2498,7 +2346,7 @@
                 <w:color w:val="1C3A36"/>
                 <w:sz w:val="15"/>
               </w:rPr>
-              <w:t>22,515.7</w:t>
+              <w:t>20,735,725,812.0</w:t>
             </w:r>
           </w:p>
         </w:tc>
@@ -2515,7 +2363,7 @@
                 <w:color w:val="1C3A36"/>
                 <w:sz w:val="15"/>
               </w:rPr>
-              <w:t>2023-06-30</w:t>
+              <w:t>2025-12-31</w:t>
             </w:r>
           </w:p>
         </w:tc>
@@ -2532,7 +2380,7 @@
                 <w:color w:val="1C3A36"/>
                 <w:sz w:val="15"/>
               </w:rPr>
-              <w:t>FY2022/23 (12 months to 30 June 2023) revenue, computed from the two disclosed components: cost of sales EGP 21,218.64mn plus gross profit EGP 1,297.01mn. This is the one historical year where both the cost line and the margin line are separately disclosed</w:t>
+              <w:t>Net sales, six months to 31-Dec-2025. Audited consolidated FS, transition period 1-Jul-2025 to 31-Dec-2025, Crowe unqualified, 18-Feb-2026</w:t>
             </w:r>
           </w:p>
         </w:tc>
@@ -2551,7 +2399,7 @@
                 <w:color w:val="1C3A36"/>
                 <w:sz w:val="15"/>
               </w:rPr>
-              <w:t>gp_fy23</w:t>
+              <w:t>cogs_h2_25</w:t>
             </w:r>
           </w:p>
         </w:tc>
@@ -2568,7 +2416,7 @@
                 <w:color w:val="1C3A36"/>
                 <w:sz w:val="15"/>
               </w:rPr>
-              <w:t>1,297.0</w:t>
+              <w:t>19,461,550,746.0</w:t>
             </w:r>
           </w:p>
         </w:tc>
@@ -2585,7 +2433,7 @@
                 <w:color w:val="1C3A36"/>
                 <w:sz w:val="15"/>
               </w:rPr>
-              <w:t>2023-06-30</w:t>
+              <w:t>2025-12-31</w:t>
             </w:r>
           </w:p>
         </w:tc>
@@ -2602,7 +2450,7 @@
                 <w:color w:val="1C3A36"/>
                 <w:sz w:val="15"/>
               </w:rPr>
-              <w:t>FY2022/23 gross profit, disclosed (5.76% of revenue)</w:t>
+              <w:t>Cost of sales, six months to 31-Dec-2025. Audited consolidated FS, transition period 1-Jul-2025 to 31-Dec-2025, Crowe unqualified, 18-Feb-2026</w:t>
             </w:r>
           </w:p>
         </w:tc>
@@ -2621,7 +2469,7 @@
                 <w:color w:val="1C3A36"/>
                 <w:sz w:val="15"/>
               </w:rPr>
-              <w:t>cogs_fy23</w:t>
+              <w:t>ga_h2_25</w:t>
             </w:r>
           </w:p>
         </w:tc>
@@ -2638,7 +2486,7 @@
                 <w:color w:val="1C3A36"/>
                 <w:sz w:val="15"/>
               </w:rPr>
-              <w:t>21,218.6</w:t>
+              <w:t>585,636,101.0</w:t>
             </w:r>
           </w:p>
         </w:tc>
@@ -2655,7 +2503,7 @@
                 <w:color w:val="1C3A36"/>
                 <w:sz w:val="15"/>
               </w:rPr>
-              <w:t>2023-06-30</w:t>
+              <w:t>2025-12-31</w:t>
             </w:r>
           </w:p>
         </w:tc>
@@ -2672,7 +2520,7 @@
                 <w:color w:val="1C3A36"/>
                 <w:sz w:val="15"/>
               </w:rPr>
-              <w:t>FY2022/23 cost of sales, disclosed</w:t>
+              <w:t>General and administrative expenses, six months to 31-Dec-2025 (note 15-B). Audited consolidated FS, transition period 1-Jul-2025 to 31-Dec-2025, Crowe unqualified, 18-Feb-2026</w:t>
             </w:r>
           </w:p>
         </w:tc>
@@ -2691,7 +2539,7 @@
                 <w:color w:val="1C3A36"/>
                 <w:sz w:val="15"/>
               </w:rPr>
-              <w:t>pat_fy23</w:t>
+              <w:t>mkt_h2_25</w:t>
             </w:r>
           </w:p>
         </w:tc>
@@ -2708,7 +2556,7 @@
                 <w:color w:val="1C3A36"/>
                 <w:sz w:val="15"/>
               </w:rPr>
-              <w:t>1,320.0</w:t>
+              <w:t>93,729,199.0</w:t>
             </w:r>
           </w:p>
         </w:tc>
@@ -2725,7 +2573,7 @@
                 <w:color w:val="1C3A36"/>
                 <w:sz w:val="15"/>
               </w:rPr>
-              <w:t>2023-06-30</w:t>
+              <w:t>2025-12-31</w:t>
             </w:r>
           </w:p>
         </w:tc>
@@ -2742,7 +2590,7 @@
                 <w:color w:val="1C3A36"/>
                 <w:sz w:val="15"/>
               </w:rPr>
-              <w:t>FY2022/23 consolidated net profit after tax, EGP 1.32bn, up 11%</w:t>
+              <w:t>Marketing and selling expenses, six months to 31-Dec-2025 (note 15-C). Audited consolidated FS, transition period 1-Jul-2025 to 31-Dec-2025, Crowe unqualified, 18-Feb-2026</w:t>
             </w:r>
           </w:p>
         </w:tc>
@@ -2761,7 +2609,7 @@
                 <w:color w:val="1C3A36"/>
                 <w:sz w:val="15"/>
               </w:rPr>
-              <w:t>rev_fy24_a</w:t>
+              <w:t>othexp_h2_25</w:t>
             </w:r>
           </w:p>
         </w:tc>
@@ -2778,7 +2626,7 @@
                 <w:color w:val="1C3A36"/>
                 <w:sz w:val="15"/>
               </w:rPr>
-              <w:t>33,770.0</w:t>
+              <w:t>108,781,309.0</w:t>
             </w:r>
           </w:p>
         </w:tc>
@@ -2795,7 +2643,7 @@
                 <w:color w:val="1C3A36"/>
                 <w:sz w:val="15"/>
               </w:rPr>
-              <w:t>2024-06-30</w:t>
+              <w:t>2025-12-25</w:t>
             </w:r>
           </w:p>
         </w:tc>
@@ -2812,7 +2660,7 @@
                 <w:color w:val="1C3A36"/>
                 <w:sz w:val="15"/>
               </w:rPr>
-              <w:t>FY2023/24 revenue, method A: the aggregator's prior-year comparative to the FY2024/25 figure</w:t>
+              <w:t>Other operating expenses, six months to 31-Dec-2025 (note 15-D): compensation and fines 101,393,395, donations 5,162,500, board transport and attendance 2,225,414. Audited consolidated FS, transition period 1-Jul-2025 to 31-Dec-2025, Crowe unqualified, 18-Feb-2026</w:t>
             </w:r>
           </w:p>
         </w:tc>
@@ -2831,7 +2679,7 @@
                 <w:color w:val="1C3A36"/>
                 <w:sz w:val="15"/>
               </w:rPr>
-              <w:t>rev_fy24_b</w:t>
+              <w:t>othrev_h2_25</w:t>
             </w:r>
           </w:p>
         </w:tc>
@@ -2848,7 +2696,7 @@
                 <w:color w:val="1C3A36"/>
                 <w:sz w:val="15"/>
               </w:rPr>
-              <w:t>33,303.0</w:t>
+              <w:t>345,744,052.0</w:t>
             </w:r>
           </w:p>
         </w:tc>
@@ -2865,7 +2713,7 @@
                 <w:color w:val="1C3A36"/>
                 <w:sz w:val="15"/>
               </w:rPr>
-              <w:t>2024-06-30</w:t>
+              <w:t>2025-12-31</w:t>
             </w:r>
           </w:p>
         </w:tc>
@@ -2882,7 +2730,7 @@
                 <w:color w:val="1C3A36"/>
                 <w:sz w:val="15"/>
               </w:rPr>
-              <w:t>FY2023/24 revenue, method B: backed out of the company's own statement that FY2024/25 sales of EGP 36.9bn were 10.8% above 2023/24 (36,900 / 1.108)</w:t>
+              <w:t>Other revenue, six months to 31-Dec-2025 (note 14-B): credit interest 173,216,413, provision no longer required 154,301,640, reversed expected credit loss 1,870,481, compensations and fines 1,241,123, capital gains 326,000, miscellaneous 14,788,395. NOTE the foreign-exchange gain line is ZERO in this period, against 104,572,235 in the comparative half. Audited consolidated FS, transition period 1-Jul-2025 to 31-Dec-2025, Crowe unqualified, 18-Feb-2026</w:t>
             </w:r>
           </w:p>
         </w:tc>
@@ -2901,7 +2749,7 @@
                 <w:color w:val="1C3A36"/>
                 <w:sz w:val="15"/>
               </w:rPr>
-              <w:t>pat_fy24</w:t>
+              <w:t>invinc_h2_25</w:t>
             </w:r>
           </w:p>
         </w:tc>
@@ -2918,7 +2766,7 @@
                 <w:color w:val="1C3A36"/>
                 <w:sz w:val="15"/>
               </w:rPr>
-              <w:t>1,500.0</w:t>
+              <w:t>13,520,000.0</w:t>
             </w:r>
           </w:p>
         </w:tc>
@@ -2935,7 +2783,7 @@
                 <w:color w:val="1C3A36"/>
                 <w:sz w:val="15"/>
               </w:rPr>
-              <w:t>2024-06-30</w:t>
+              <w:t>2025-12-31</w:t>
             </w:r>
           </w:p>
         </w:tc>
@@ -2952,7 +2800,7 @@
                 <w:color w:val="1C3A36"/>
                 <w:sz w:val="15"/>
               </w:rPr>
-              <w:t>FY2023/24 consolidated net profit after tax, EGP 1.50bn — the comparative in the FY2024/25 release, which reported consolidated profit of EGP 1.55bn, an annual growth of 3%</w:t>
+              <w:t>Revenue from investments — dividend from Alexandria Specialized Petroleum Products Co (note 14-C). Audited consolidated FS, transition period 1-Jul-2025 to 31-Dec-2025, Crowe unqualified, 18-Feb-2026</w:t>
             </w:r>
           </w:p>
         </w:tc>
@@ -2971,7 +2819,7 @@
                 <w:color w:val="1C3A36"/>
                 <w:sz w:val="15"/>
               </w:rPr>
-              <w:t>rev_fy25_a</w:t>
+              <w:t>prov_h2_25</w:t>
             </w:r>
           </w:p>
         </w:tc>
@@ -2988,7 +2836,7 @@
                 <w:color w:val="1C3A36"/>
                 <w:sz w:val="15"/>
               </w:rPr>
-              <w:t>36,900.0</w:t>
+              <w:t>2,467,769.0</w:t>
             </w:r>
           </w:p>
         </w:tc>
@@ -3005,7 +2853,7 @@
                 <w:color w:val="1C3A36"/>
                 <w:sz w:val="15"/>
               </w:rPr>
-              <w:t>2025-06-30</w:t>
+              <w:t>2025-12-31</w:t>
             </w:r>
           </w:p>
         </w:tc>
@@ -3022,7 +2870,7 @@
                 <w:color w:val="1C3A36"/>
                 <w:sz w:val="15"/>
               </w:rPr>
-              <w:t>FY2024/25 revenue, method A: the company's own release — total sales of 1.26mn tonnes valued at EGP 36.9bn, an 11% increase</w:t>
+              <w:t>Formed provisions charged in the six months to 31-Dec-2025. Audited consolidated FS, transition period 1-Jul-2025 to 31-Dec-2025, Crowe unqualified, 18-Feb-2026</w:t>
             </w:r>
           </w:p>
         </w:tc>
@@ -3041,7 +2889,7 @@
                 <w:color w:val="1C3A36"/>
                 <w:sz w:val="15"/>
               </w:rPr>
-              <w:t>rev_fy25_b</w:t>
+              <w:t>fin_h2_25</w:t>
             </w:r>
           </w:p>
         </w:tc>
@@ -3058,7 +2906,7 @@
                 <w:color w:val="1C3A36"/>
                 <w:sz w:val="15"/>
               </w:rPr>
-              <w:t>37,620.0</w:t>
+              <w:t>1,892,108.0</w:t>
             </w:r>
           </w:p>
         </w:tc>
@@ -3075,7 +2923,7 @@
                 <w:color w:val="1C3A36"/>
                 <w:sz w:val="15"/>
               </w:rPr>
-              <w:t>2025-06-30</w:t>
+              <w:t>2025-12-31</w:t>
             </w:r>
           </w:p>
         </w:tc>
@@ -3092,7 +2940,7 @@
                 <w:color w:val="1C3A36"/>
                 <w:sz w:val="15"/>
               </w:rPr>
-              <w:t>FY2024/25 revenue, method B: the aggregator's fiscal-2025 figure, EGP 37.62bn, +11.42%</w:t>
+              <w:t>Finance expenses, six months to 31-Dec-2025 (note 15-E): loan interest and charges 1,130,556, lease interest 761,552. Audited consolidated FS, transition period 1-Jul-2025 to 31-Dec-2025, Crowe unqualified, 18-Feb-2026</w:t>
             </w:r>
           </w:p>
         </w:tc>
@@ -3111,7 +2959,7 @@
                 <w:color w:val="1C3A36"/>
                 <w:sz w:val="15"/>
               </w:rPr>
-              <w:t>rev_fy25_c</w:t>
+              <w:t>tax_h2_25</w:t>
             </w:r>
           </w:p>
         </w:tc>
@@ -3128,7 +2976,7 @@
                 <w:color w:val="1C3A36"/>
                 <w:sz w:val="15"/>
               </w:rPr>
-              <w:t>38,000.0</w:t>
+              <w:t>203,945,433.0</w:t>
             </w:r>
           </w:p>
         </w:tc>
@@ -3145,7 +2993,7 @@
                 <w:color w:val="1C3A36"/>
                 <w:sz w:val="15"/>
               </w:rPr>
-              <w:t>2025-06-30</w:t>
+              <w:t>2025-12-31</w:t>
             </w:r>
           </w:p>
         </w:tc>
@@ -3162,7 +3010,7 @@
                 <w:color w:val="1C3A36"/>
                 <w:sz w:val="15"/>
               </w:rPr>
-              <w:t>FY2024/25 revenue, method C: the same release's separate statement that revenues stood at EGP 38bn</w:t>
+              <w:t>Current income tax, six months to 31-Dec-2025. Audited consolidated FS, transition period 1-Jul-2025 to 31-Dec-2025, Crowe unqualified, 18-Feb-2026</w:t>
             </w:r>
           </w:p>
         </w:tc>
@@ -3181,7 +3029,7 @@
                 <w:color w:val="1C3A36"/>
                 <w:sz w:val="15"/>
               </w:rPr>
-              <w:t>pat_fy25</w:t>
+              <w:t>dtax_h2_25</w:t>
             </w:r>
           </w:p>
         </w:tc>
@@ -3198,7 +3046,7 @@
                 <w:color w:val="1C3A36"/>
                 <w:sz w:val="15"/>
               </w:rPr>
-              <w:t>1,550.0</w:t>
+              <w:t>19,441,512.0</w:t>
             </w:r>
           </w:p>
         </w:tc>
@@ -3215,7 +3063,7 @@
                 <w:color w:val="1C3A36"/>
                 <w:sz w:val="15"/>
               </w:rPr>
-              <w:t>2025-06-30</w:t>
+              <w:t>2025-12-31</w:t>
             </w:r>
           </w:p>
         </w:tc>
@@ -3232,7 +3080,7 @@
                 <w:color w:val="1C3A36"/>
                 <w:sz w:val="15"/>
               </w:rPr>
-              <w:t>FY2024/25 consolidated net profit after tax, EGP 1.55bn, +3%</w:t>
+              <w:t>Deferred tax CREDIT, six months to 31-Dec-2025. Audited consolidated FS, transition period 1-Jul-2025 to 31-Dec-2025, Crowe unqualified, 18-Feb-2026</w:t>
             </w:r>
           </w:p>
         </w:tc>
@@ -3251,7 +3099,7 @@
                 <w:color w:val="1C3A36"/>
                 <w:sz w:val="15"/>
               </w:rPr>
-              <w:t>pat_fy25_standalone</w:t>
+              <w:t>pat_h2_25</w:t>
             </w:r>
           </w:p>
         </w:tc>
@@ -3268,7 +3116,7 @@
                 <w:color w:val="1C3A36"/>
                 <w:sz w:val="15"/>
               </w:rPr>
-              <w:t>1,490.0</w:t>
+              <w:t>656,428,711.0</w:t>
             </w:r>
           </w:p>
         </w:tc>
@@ -3285,7 +3133,7 @@
                 <w:color w:val="1C3A36"/>
                 <w:sz w:val="15"/>
               </w:rPr>
-              <w:t>2025-06-30</w:t>
+              <w:t>2025-12-31</w:t>
             </w:r>
           </w:p>
         </w:tc>
@@ -3302,7 +3150,7 @@
                 <w:color w:val="1C3A36"/>
                 <w:sz w:val="15"/>
               </w:rPr>
-              <w:t>FY2024/25 STANDALONE net profit after tax, EGP 1.49bn, +17.3%. The 4% gap to the consolidated figure is the whole contribution of everything outside the parent refinery — the evidence that rules out a holding-company lens</w:t>
+              <w:t>Net profit after tax, six months to 31-Dec-2025. Audited consolidated FS, transition period 1-Jul-2025 to 31-Dec-2025, Crowe unqualified, 18-Feb-2026</w:t>
             </w:r>
           </w:p>
         </w:tc>
@@ -3321,7 +3169,7 @@
                 <w:color w:val="1C3A36"/>
                 <w:sz w:val="15"/>
               </w:rPr>
-              <w:t>vol_fy25</w:t>
+              <w:t>nci_h2_25</w:t>
             </w:r>
           </w:p>
         </w:tc>
@@ -3338,7 +3186,7 @@
                 <w:color w:val="1C3A36"/>
                 <w:sz w:val="15"/>
               </w:rPr>
-              <w:t>1.26</w:t>
+              <w:t>30,488,250.0</w:t>
             </w:r>
           </w:p>
         </w:tc>
@@ -3355,7 +3203,7 @@
                 <w:color w:val="1C3A36"/>
                 <w:sz w:val="15"/>
               </w:rPr>
-              <w:t>2025-06-30</w:t>
+              <w:t>2025-12-31</w:t>
             </w:r>
           </w:p>
         </w:tc>
@@ -3372,7 +3220,7 @@
                 <w:color w:val="1C3A36"/>
                 <w:sz w:val="15"/>
               </w:rPr>
-              <w:t>FY2024/25 total sales volume, 1.26mn tonnes</w:t>
+              <w:t>Non-controlling interest share of profit, six months to 31-Dec-2025. Audited consolidated FS, transition period 1-Jul-2025 to 31-Dec-2025, Crowe unqualified, 18-Feb-2026</w:t>
             </w:r>
           </w:p>
         </w:tc>
@@ -3391,7 +3239,7 @@
                 <w:color w:val="1C3A36"/>
                 <w:sz w:val="15"/>
               </w:rPr>
-              <w:t>vol_spec_fy25</w:t>
+              <w:t>emp_h2_25</w:t>
             </w:r>
           </w:p>
         </w:tc>
@@ -3408,7 +3256,7 @@
                 <w:color w:val="1C3A36"/>
                 <w:sz w:val="15"/>
               </w:rPr>
-              <w:t>0.172</w:t>
+              <w:t>67,467,871.0</w:t>
             </w:r>
           </w:p>
         </w:tc>
@@ -3425,7 +3273,7 @@
                 <w:color w:val="1C3A36"/>
                 <w:sz w:val="15"/>
               </w:rPr>
-              <w:t>2025-06-30</w:t>
+              <w:t>2025-12-31</w:t>
             </w:r>
           </w:p>
         </w:tc>
@@ -3442,7 +3290,7 @@
                 <w:color w:val="1C3A36"/>
                 <w:sz w:val="15"/>
               </w:rPr>
-              <w:t>FY2024/25 output of oils and waxes, 172,000 tonnes — 108% of the year's target. This is the specialty leg; the balance of the 1.26mn tonnes is fuel products and by-products</w:t>
+              <w:t>Employees' profit share and board bonuses deducted in arriving at earnings per share (note 16). A real distribution out of profit that the previous edition of this study did not model at all. Audited consolidated FS, transition period 1-Jul-2025 to 31-Dec-2025, Crowe unqualified, 18-Feb-2026</w:t>
             </w:r>
           </w:p>
         </w:tc>
@@ -3461,7 +3309,7 @@
                 <w:color w:val="1C3A36"/>
                 <w:sz w:val="15"/>
               </w:rPr>
-              <w:t>rev_h1fy25</w:t>
+              <w:t>rev_q1_26</w:t>
             </w:r>
           </w:p>
         </w:tc>
@@ -3478,7 +3326,7 @@
                 <w:color w:val="1C3A36"/>
                 <w:sz w:val="15"/>
               </w:rPr>
-              <w:t>18,246.0</w:t>
+              <w:t>10,510,779,160.0</w:t>
             </w:r>
           </w:p>
         </w:tc>
@@ -3495,7 +3343,7 @@
                 <w:color w:val="1C3A36"/>
                 <w:sz w:val="15"/>
               </w:rPr>
-              <w:t>2024-12-31</w:t>
+              <w:t>2026-03-31</w:t>
             </w:r>
           </w:p>
         </w:tc>
@@ -3512,7 +3360,7 @@
                 <w:color w:val="1C3A36"/>
                 <w:sz w:val="15"/>
               </w:rPr>
-              <w:t>Consolidated sales for July-December 2024, EGP 18.246bn — the comparative disclosed alongside the transition period</w:t>
+              <w:t>Net sales, three months to 31-Mar-2026. Reviewed consolidated FS, three months to 31-Mar-2026</w:t>
             </w:r>
           </w:p>
         </w:tc>
@@ -3531,7 +3379,7 @@
                 <w:color w:val="1C3A36"/>
                 <w:sz w:val="15"/>
               </w:rPr>
-              <w:t>pat_h1fy25</w:t>
+              <w:t>cogs_q1_26</w:t>
             </w:r>
           </w:p>
         </w:tc>
@@ -3548,7 +3396,7 @@
                 <w:color w:val="1C3A36"/>
                 <w:sz w:val="15"/>
               </w:rPr>
-              <w:t>643.6</w:t>
+              <w:t>9,439,744,195.0</w:t>
             </w:r>
           </w:p>
         </w:tc>
@@ -3565,7 +3413,7 @@
                 <w:color w:val="1C3A36"/>
                 <w:sz w:val="15"/>
               </w:rPr>
-              <w:t>2024-12-31</w:t>
+              <w:t>2026-03-31</w:t>
             </w:r>
           </w:p>
         </w:tc>
@@ -3582,7 +3430,7 @@
                 <w:color w:val="1C3A36"/>
                 <w:sz w:val="15"/>
               </w:rPr>
-              <w:t>Consolidated net profit after tax for July-December 2024, derived from the disclosed statement that the transition period's EGP 656.428mn was a 2% year-on-year increase (656.428 / 1.02)</w:t>
+              <w:t>Cost of sales, three months to 31-Mar-2026. Reviewed consolidated FS, three months to 31-Mar-2026</w:t>
             </w:r>
           </w:p>
         </w:tc>
@@ -3601,7 +3449,7 @@
                 <w:color w:val="1C3A36"/>
                 <w:sz w:val="15"/>
               </w:rPr>
-              <w:t>rev_h2cy25</w:t>
+              <w:t>ga_q1_26</w:t>
             </w:r>
           </w:p>
         </w:tc>
@@ -3618,7 +3466,7 @@
                 <w:color w:val="1C3A36"/>
                 <w:sz w:val="15"/>
               </w:rPr>
-              <w:t>20,735.0</w:t>
+              <w:t>365,952,237.0</w:t>
             </w:r>
           </w:p>
         </w:tc>
@@ -3635,7 +3483,7 @@
                 <w:color w:val="1C3A36"/>
                 <w:sz w:val="15"/>
               </w:rPr>
-              <w:t>2025-12-31</w:t>
+              <w:t>2026-03-31</w:t>
             </w:r>
           </w:p>
         </w:tc>
@@ -3652,7 +3500,7 @@
                 <w:color w:val="1C3A36"/>
                 <w:sz w:val="15"/>
               </w:rPr>
-              <w:t>Consolidated sales for the July-December 2025 transition period, EGP 20.735bn, up 14% year on year</w:t>
+              <w:t>General and administrative expenses, three months to 31-Mar-2026. Reviewed consolidated FS, three months to 31-Mar-2026</w:t>
             </w:r>
           </w:p>
         </w:tc>
@@ -3671,7 +3519,7 @@
                 <w:color w:val="1C3A36"/>
                 <w:sz w:val="15"/>
               </w:rPr>
-              <w:t>pat_h2cy25</w:t>
+              <w:t>mkt_q1_26</w:t>
             </w:r>
           </w:p>
         </w:tc>
@@ -3688,7 +3536,7 @@
                 <w:color w:val="1C3A36"/>
                 <w:sz w:val="15"/>
               </w:rPr>
-              <w:t>656.4</w:t>
+              <w:t>60,830,975.0</w:t>
             </w:r>
           </w:p>
         </w:tc>
@@ -3705,7 +3553,7 @@
                 <w:color w:val="1C3A36"/>
                 <w:sz w:val="15"/>
               </w:rPr>
-              <w:t>2025-12-31</w:t>
+              <w:t>2026-03-31</w:t>
             </w:r>
           </w:p>
         </w:tc>
@@ -3722,7 +3570,7 @@
                 <w:color w:val="1C3A36"/>
                 <w:sz w:val="15"/>
               </w:rPr>
-              <w:t>Consolidated net profit after tax for the July-December 2025 transition period, EGP 656.428mn, +2%</w:t>
+              <w:t>Marketing and selling expenses, three months to 31-Mar-2026. Reviewed consolidated FS, three months to 31-Mar-2026</w:t>
             </w:r>
           </w:p>
         </w:tc>
@@ -3741,7 +3589,7 @@
                 <w:color w:val="1C3A36"/>
                 <w:sz w:val="15"/>
               </w:rPr>
-              <w:t>vol_h2cy25</w:t>
+              <w:t>othexp_q1_26</w:t>
             </w:r>
           </w:p>
         </w:tc>
@@ -3758,7 +3606,7 @@
                 <w:color w:val="1C3A36"/>
                 <w:sz w:val="15"/>
               </w:rPr>
-              <w:t>0.808</w:t>
+              <w:t>1,080,000.0</w:t>
             </w:r>
           </w:p>
         </w:tc>
@@ -3775,7 +3623,7 @@
                 <w:color w:val="1C3A36"/>
                 <w:sz w:val="15"/>
               </w:rPr>
-              <w:t>2025-12-31</w:t>
+              <w:t>2026-03-31</w:t>
             </w:r>
           </w:p>
         </w:tc>
@@ -3792,7 +3640,7 @@
                 <w:color w:val="1C3A36"/>
                 <w:sz w:val="15"/>
               </w:rPr>
-              <w:t>Transition-period sales volume, 808,000 tonnes, +14.5%</w:t>
+              <w:t>Other operating expenses, three months to 31-Mar-2026. Reviewed consolidated FS, three months to 31-Mar-2026</w:t>
             </w:r>
           </w:p>
         </w:tc>
@@ -3811,7 +3659,7 @@
                 <w:color w:val="1C3A36"/>
                 <w:sz w:val="15"/>
               </w:rPr>
-              <w:t>exp_h2cy25</w:t>
+              <w:t>othrev_q1_26</w:t>
             </w:r>
           </w:p>
         </w:tc>
@@ -3828,7 +3676,7 @@
                 <w:color w:val="1C3A36"/>
                 <w:sz w:val="15"/>
               </w:rPr>
-              <w:t>0.042</w:t>
+              <w:t>225,556,509.0</w:t>
             </w:r>
           </w:p>
         </w:tc>
@@ -3845,7 +3693,7 @@
                 <w:color w:val="1C3A36"/>
                 <w:sz w:val="15"/>
               </w:rPr>
-              <w:t>2025-12-31</w:t>
+              <w:t>2026-03-31</w:t>
             </w:r>
           </w:p>
         </w:tc>
@@ -3862,7 +3710,7 @@
                 <w:color w:val="1C3A36"/>
                 <w:sz w:val="15"/>
               </w:rPr>
-              <w:t>Transition-period exports of oils and waxes, ~42,000 tonnes, +40% year on year on entry into new export markets</w:t>
+              <w:t>Other revenue, three months to 31-Mar-2026. Reviewed consolidated FS, three months to 31-Mar-2026</w:t>
             </w:r>
           </w:p>
         </w:tc>
@@ -3881,7 +3729,7 @@
                 <w:color w:val="1C3A36"/>
                 <w:sz w:val="15"/>
               </w:rPr>
-              <w:t>rev_q1cy26</w:t>
+              <w:t>prov_q1_26</w:t>
             </w:r>
           </w:p>
         </w:tc>
@@ -3898,7 +3746,7 @@
                 <w:color w:val="1C3A36"/>
                 <w:sz w:val="15"/>
               </w:rPr>
-              <w:t>10,510.0</w:t>
+              <w:t>30,000,000.0</w:t>
             </w:r>
           </w:p>
         </w:tc>
@@ -3932,7 +3780,7 @@
                 <w:color w:val="1C3A36"/>
                 <w:sz w:val="15"/>
               </w:rPr>
-              <w:t>Consolidated net sales for the quarter to 31 March 2026, EGP 10.51bn, against EGP 10.07bn a year earlier</w:t>
+              <w:t>Formed provisions, three months to 31-Mar-2026. Reviewed consolidated FS, three months to 31-Mar-2026</w:t>
             </w:r>
           </w:p>
         </w:tc>
@@ -3951,7 +3799,7 @@
                 <w:color w:val="1C3A36"/>
                 <w:sz w:val="15"/>
               </w:rPr>
-              <w:t>pat_q1cy26</w:t>
+              <w:t>ecl_q1_26</w:t>
             </w:r>
           </w:p>
         </w:tc>
@@ -3968,7 +3816,7 @@
                 <w:color w:val="1C3A36"/>
                 <w:sz w:val="15"/>
               </w:rPr>
-              <w:t>635.1</w:t>
+              <w:t>20,323,123.0</w:t>
             </w:r>
           </w:p>
         </w:tc>
@@ -4002,7 +3850,7 @@
                 <w:color w:val="1C3A36"/>
                 <w:sz w:val="15"/>
               </w:rPr>
-              <w:t>Consolidated net profit for the quarter to 31 March 2026, EGP 635.12mn, +37%</w:t>
+              <w:t>Expected credit losses formed, three months to 31-Mar-2026. Reviewed consolidated FS, three months to 31-Mar-2026</w:t>
             </w:r>
           </w:p>
         </w:tc>
@@ -4021,7 +3869,7 @@
                 <w:color w:val="1C3A36"/>
                 <w:sz w:val="15"/>
               </w:rPr>
-              <w:t>rev_h1cy26_rep</w:t>
+              <w:t>fin_q1_26</w:t>
             </w:r>
           </w:p>
         </w:tc>
@@ -4038,7 +3886,7 @@
                 <w:color w:val="1C3A36"/>
                 <w:sz w:val="15"/>
               </w:rPr>
-              <w:t>26,200.0</w:t>
+              <w:t>982,219.0</w:t>
             </w:r>
           </w:p>
         </w:tc>
@@ -4055,7 +3903,7 @@
                 <w:color w:val="1C3A36"/>
                 <w:sz w:val="15"/>
               </w:rPr>
-              <w:t>2026-06-30</w:t>
+              <w:t>2026-03-31</w:t>
             </w:r>
           </w:p>
         </w:tc>
@@ -4072,7 +3920,7 @@
                 <w:color w:val="1C3A36"/>
                 <w:sz w:val="15"/>
               </w:rPr>
-              <w:t>Consolidated revenue reported for the six months to 30 June 2026, EGP 26.2bn, +35%. Carried as a CORROBORATING data point only, not as the forecast base — see the period-labelling note</w:t>
+              <w:t>Finance cost, three months to 31-Mar-2026. Reviewed consolidated FS, three months to 31-Mar-2026</w:t>
             </w:r>
           </w:p>
         </w:tc>
@@ -4091,7 +3939,7 @@
                 <w:color w:val="1C3A36"/>
                 <w:sz w:val="15"/>
               </w:rPr>
-              <w:t>pat_h1cy26_rep</w:t>
+              <w:t>tax_q1_26</w:t>
             </w:r>
           </w:p>
         </w:tc>
@@ -4108,7 +3956,7 @@
                 <w:color w:val="1C3A36"/>
                 <w:sz w:val="15"/>
               </w:rPr>
-              <w:t>1,900.0</w:t>
+              <w:t>175,094,101.0</w:t>
             </w:r>
           </w:p>
         </w:tc>
@@ -4125,7 +3973,7 @@
                 <w:color w:val="1C3A36"/>
                 <w:sz w:val="15"/>
               </w:rPr>
-              <w:t>2026-06-30</w:t>
+              <w:t>2026-03-31</w:t>
             </w:r>
           </w:p>
         </w:tc>
@@ -4142,7 +3990,7 @@
                 <w:color w:val="1C3A36"/>
                 <w:sz w:val="15"/>
               </w:rPr>
-              <w:t>Consolidated net profit after tax reported for the six months to 30 June 2026, EGP 1.90bn, +109%. Corroborating only</w:t>
+              <w:t>Current income tax, three months to 31-Mar-2026. Reviewed consolidated FS, three months to 31-Mar-2026</w:t>
             </w:r>
           </w:p>
         </w:tc>
@@ -4161,7 +4009,7 @@
                 <w:color w:val="1C3A36"/>
                 <w:sz w:val="15"/>
               </w:rPr>
-              <w:t>assets_snap</w:t>
+              <w:t>dtax_q1_26</w:t>
             </w:r>
           </w:p>
         </w:tc>
@@ -4178,7 +4026,7 @@
                 <w:color w:val="1C3A36"/>
                 <w:sz w:val="15"/>
               </w:rPr>
-              <w:t>8,136.4</w:t>
+              <w:t>-7,209,684.0</w:t>
             </w:r>
           </w:p>
         </w:tc>
@@ -4212,7 +4060,7 @@
                 <w:color w:val="1C3A36"/>
                 <w:sz w:val="15"/>
               </w:rPr>
-              <w:t>Total assets, EGP 8,136.42mn, most recent reported quarter</w:t>
+              <w:t>Deferred tax EXPENSE (negative = charge), three months to 31-Mar-2026. Reviewed consolidated FS, three months to 31-Mar-2026</w:t>
             </w:r>
           </w:p>
         </w:tc>
@@ -4231,7 +4079,7 @@
                 <w:color w:val="1C3A36"/>
                 <w:sz w:val="15"/>
               </w:rPr>
-              <w:t>liab_snap</w:t>
+              <w:t>pat_q1_26</w:t>
             </w:r>
           </w:p>
         </w:tc>
@@ -4248,7 +4096,7 @@
                 <w:color w:val="1C3A36"/>
                 <w:sz w:val="15"/>
               </w:rPr>
-              <w:t>3,189.6</w:t>
+              <w:t>635,119,535.0</w:t>
             </w:r>
           </w:p>
         </w:tc>
@@ -4282,7 +4130,7 @@
                 <w:color w:val="1C3A36"/>
                 <w:sz w:val="15"/>
               </w:rPr>
-              <w:t>Total liabilities, EGP 3,189.56mn, same reporting date</w:t>
+              <w:t>Net profit after tax, three months to 31-Mar-2026. Reviewed consolidated FS, three months to 31-Mar-2026</w:t>
             </w:r>
           </w:p>
         </w:tc>
@@ -4301,7 +4149,7 @@
                 <w:color w:val="1C3A36"/>
                 <w:sz w:val="15"/>
               </w:rPr>
-              <w:t>cash_snap</w:t>
+              <w:t>nci_q1_26</w:t>
             </w:r>
           </w:p>
         </w:tc>
@@ -4318,7 +4166,7 @@
                 <w:color w:val="1C3A36"/>
                 <w:sz w:val="15"/>
               </w:rPr>
-              <w:t>2,463.5</w:t>
+              <w:t>22,627,676.0</w:t>
             </w:r>
           </w:p>
         </w:tc>
@@ -4352,7 +4200,7 @@
                 <w:color w:val="1C3A36"/>
                 <w:sz w:val="15"/>
               </w:rPr>
-              <w:t>Cash and cash equivalents, EGP 2,463.52mn, same reporting date</w:t>
+              <w:t>Non-controlling interest share of profit, three months to 31-Mar-2026. Reviewed consolidated FS, three months to 31-Mar-2026</w:t>
             </w:r>
           </w:p>
         </w:tc>
@@ -4371,7 +4219,7 @@
                 <w:color w:val="1C3A36"/>
                 <w:sz w:val="15"/>
               </w:rPr>
-              <w:t>debt_snap</w:t>
+              <w:t>rev_h2_24</w:t>
             </w:r>
           </w:p>
         </w:tc>
@@ -4388,7 +4236,7 @@
                 <w:color w:val="1C3A36"/>
                 <w:sz w:val="15"/>
               </w:rPr>
-              <w:t>25.26</w:t>
+              <w:t>18,246,078,901.0</w:t>
             </w:r>
           </w:p>
         </w:tc>
@@ -4405,7 +4253,7 @@
                 <w:color w:val="1C3A36"/>
                 <w:sz w:val="15"/>
               </w:rPr>
-              <w:t>2026-03-31</w:t>
+              <w:t>2024-12-31</w:t>
             </w:r>
           </w:p>
         </w:tc>
@@ -4422,7 +4270,7 @@
                 <w:color w:val="1C3A36"/>
                 <w:sz w:val="15"/>
               </w:rPr>
-              <w:t>Total debt, EGP 25.26mn, same reporting date. A gross debt book of 0.06% of revenue is the defining balance-sheet fact about this name</w:t>
+              <w:t>Net sales, six months to 31-Dec-2024 (comparative column). Audited consolidated FS, transition period 1-Jul-2025 to 31-Dec-2025, Crowe unqualified, 18-Feb-2026</w:t>
             </w:r>
           </w:p>
         </w:tc>
@@ -4441,7 +4289,7 @@
                 <w:color w:val="1C3A36"/>
                 <w:sz w:val="15"/>
               </w:rPr>
-              <w:t>reserves_dec25</w:t>
+              <w:t>cogs_h2_24</w:t>
             </w:r>
           </w:p>
         </w:tc>
@@ -4458,7 +4306,7 @@
                 <w:color w:val="1C3A36"/>
                 <w:sz w:val="15"/>
               </w:rPr>
-              <w:t>2,390.0</w:t>
+              <w:t>16,995,436,456.0</w:t>
             </w:r>
           </w:p>
         </w:tc>
@@ -4475,7 +4323,7 @@
                 <w:color w:val="1C3A36"/>
                 <w:sz w:val="15"/>
               </w:rPr>
-              <w:t>2025-12-31</w:t>
+              <w:t>2024-12-31</w:t>
             </w:r>
           </w:p>
         </w:tc>
@@ -4492,7 +4340,7 @@
                 <w:color w:val="1C3A36"/>
                 <w:sz w:val="15"/>
               </w:rPr>
-              <w:t>Total reserves increased to EGP 2.39bn at the transition-period balance date</w:t>
+              <w:t>Cost of sales, six months to 31-Dec-2024 (comparative column). Audited consolidated FS, transition period 1-Jul-2025 to 31-Dec-2025, Crowe unqualified, 18-Feb-2026</w:t>
             </w:r>
           </w:p>
         </w:tc>
@@ -4511,7 +4359,7 @@
                 <w:color w:val="1C3A36"/>
                 <w:sz w:val="15"/>
               </w:rPr>
-              <w:t>dps</w:t>
+              <w:t>pat_h2_24</w:t>
             </w:r>
           </w:p>
         </w:tc>
@@ -4528,7 +4376,7 @@
                 <w:color w:val="1C3A36"/>
                 <w:sz w:val="15"/>
               </w:rPr>
-              <w:t>0.8</w:t>
+              <w:t>641,640,411.0</w:t>
             </w:r>
           </w:p>
         </w:tc>
@@ -4545,7 +4393,7 @@
                 <w:color w:val="1C3A36"/>
                 <w:sz w:val="15"/>
               </w:rPr>
-              <w:t>2026-03-28</w:t>
+              <w:t>2024-12-31</w:t>
             </w:r>
           </w:p>
         </w:tc>
@@ -4562,7 +4410,7 @@
                 <w:color w:val="1C3A36"/>
                 <w:sz w:val="15"/>
               </w:rPr>
-              <w:t>Declared dividend of EGP 0.80 a share a year; EGP 0.40 a share was approved for the July-December 2025 transition period at the general assembly of 28 March 2026</w:t>
+              <w:t>Net profit after tax, six months to 31-Dec-2024. Audited consolidated FS, transition period 1-Jul-2025 to 31-Dec-2025, Crowe unqualified, 18-Feb-2026</w:t>
             </w:r>
           </w:p>
         </w:tc>
@@ -4581,7 +4429,7 @@
                 <w:color w:val="1C3A36"/>
                 <w:sz w:val="15"/>
               </w:rPr>
-              <w:t>payout_reported</w:t>
+              <w:t>rev_q1_25</w:t>
             </w:r>
           </w:p>
         </w:tc>
@@ -4598,7 +4446,7 @@
                 <w:color w:val="1C3A36"/>
                 <w:sz w:val="15"/>
               </w:rPr>
-              <w:t>0.694</w:t>
+              <w:t>10,068,471,935.0</w:t>
             </w:r>
           </w:p>
         </w:tc>
@@ -4615,7 +4463,7 @@
                 <w:color w:val="1C3A36"/>
                 <w:sz w:val="15"/>
               </w:rPr>
-              <w:t>2026-08-06</w:t>
+              <w:t>2025-03-31</w:t>
             </w:r>
           </w:p>
         </w:tc>
@@ -4632,7 +4480,7 @@
                 <w:color w:val="1C3A36"/>
                 <w:sz w:val="15"/>
               </w:rPr>
-              <w:t>Reported dividend payout ratio, 69.4%</w:t>
+              <w:t>Net sales, three months to 31-Mar-2025 (comparative column). Reviewed consolidated FS, three months to 31-Mar-2026</w:t>
             </w:r>
           </w:p>
         </w:tc>
@@ -4651,7 +4499,7 @@
                 <w:color w:val="1C3A36"/>
                 <w:sz w:val="15"/>
               </w:rPr>
-              <w:t>capex_budget</w:t>
+              <w:t>cogs_q1_25</w:t>
             </w:r>
           </w:p>
         </w:tc>
@@ -4668,7 +4516,7 @@
                 <w:color w:val="1C3A36"/>
                 <w:sz w:val="15"/>
               </w:rPr>
-              <w:t>580.2</w:t>
+              <w:t>9,559,699,263.0</w:t>
             </w:r>
           </w:p>
         </w:tc>
@@ -4685,7 +4533,7 @@
                 <w:color w:val="1C3A36"/>
                 <w:sz w:val="15"/>
               </w:rPr>
-              <w:t>2025-06-30</w:t>
+              <w:t>2025-03-31</w:t>
             </w:r>
           </w:p>
         </w:tc>
@@ -4702,7 +4550,7 @@
                 <w:color w:val="1C3A36"/>
                 <w:sz w:val="15"/>
               </w:rPr>
-              <w:t>Approved capital budget of EGP 580.19mn for the July 2025-June 2026 planning year</w:t>
+              <w:t>Cost of sales, three months to 31-Mar-2025 (comparative column). Reviewed consolidated FS, three months to 31-Mar-2026</w:t>
             </w:r>
           </w:p>
         </w:tc>
@@ -4721,7 +4569,7 @@
                 <w:color w:val="1C3A36"/>
                 <w:sz w:val="15"/>
               </w:rPr>
-              <w:t>budget_rev</w:t>
+              <w:t>pat_fy25_full</w:t>
             </w:r>
           </w:p>
         </w:tc>
@@ -4738,7 +4586,7 @@
                 <w:color w:val="1C3A36"/>
                 <w:sz w:val="15"/>
               </w:rPr>
-              <w:t>37,332.0</w:t>
+              <w:t>1,488,520,098.0</w:t>
             </w:r>
           </w:p>
         </w:tc>
@@ -4772,7 +4620,7 @@
                 <w:color w:val="1C3A36"/>
                 <w:sz w:val="15"/>
               </w:rPr>
-              <w:t>The company's own approved planning-budget net sales of EGP 37.332bn for July 2025-June 2026, against a budgeted net profit of about EGP 1.02bn — later revised upward to about EGP 2.1bn</w:t>
+              <w:t>Majority profit for the financial year to 30-June-2025, read off the opening column of the consolidated statement of changes in equity at 1-July-2025. Audited consolidated FS, transition period 1-Jul-2025 to 31-Dec-2025, Crowe unqualified, 18-Feb-2026</w:t>
             </w:r>
           </w:p>
         </w:tc>
@@ -4791,7 +4639,7 @@
                 <w:color w:val="1C3A36"/>
                 <w:sz w:val="15"/>
               </w:rPr>
-              <w:t>egpc_stake</w:t>
+              <w:t>prod_t</w:t>
             </w:r>
           </w:p>
         </w:tc>
@@ -4808,7 +4656,7 @@
                 <w:color w:val="1C3A36"/>
                 <w:sz w:val="15"/>
               </w:rPr>
-              <w:t>0.2</w:t>
+              <w:t>oils: 54,969.0; wax: 41,774.2; gasoil: 171,684.9; naphtha: 41,430.9; lpg: 23,735.8; fueloil: 460,153.6; hfo: 14,327.5; waste: 7.82</w:t>
             </w:r>
           </w:p>
         </w:tc>
@@ -4825,7 +4673,7 @@
                 <w:color w:val="1C3A36"/>
                 <w:sz w:val="15"/>
               </w:rPr>
-              <w:t>2026-08-06</w:t>
+              <w:t>2025-12-31</w:t>
             </w:r>
           </w:p>
         </w:tc>
@@ -4842,7 +4690,7 @@
                 <w:color w:val="1C3A36"/>
                 <w:sz w:val="15"/>
               </w:rPr>
-              <w:t>The Egyptian General Petroleum Corporation is the second-largest single shareholder with a 20% holding</w:t>
+              <w:t>Tonnes sold by product line, six months to 31-Dec-2025 (note 14-A). Audited consolidated FS, transition period 1-Jul-2025 to 31-Dec-2025, Crowe unqualified, 18-Feb-2026</w:t>
             </w:r>
           </w:p>
         </w:tc>
@@ -4861,7 +4709,7 @@
                 <w:color w:val="1C3A36"/>
                 <w:sz w:val="15"/>
               </w:rPr>
-              <w:t>line_oil_t</w:t>
+              <w:t>prod_v</w:t>
             </w:r>
           </w:p>
         </w:tc>
@@ -4878,7 +4726,7 @@
                 <w:color w:val="1C3A36"/>
                 <w:sz w:val="15"/>
               </w:rPr>
-              <w:t>111,256.0</w:t>
+              <w:t>oils: 2,597,280,264.0; wax: 2,041,969,329.0; gasoil: 5,121,703,599.0; naphtha: 958,746,631.0; lpg: 816,258,520.0; fueloil: 8,975,569,716.0; hfo: 224,110,353.0; waste: 87,400.0</w:t>
             </w:r>
           </w:p>
         </w:tc>
@@ -4895,7 +4743,7 @@
                 <w:color w:val="1C3A36"/>
                 <w:sz w:val="15"/>
               </w:rPr>
-              <w:t>2024-06-30</w:t>
+              <w:t>2025-12-31</w:t>
             </w:r>
           </w:p>
         </w:tc>
@@ -4912,7 +4760,7 @@
                 <w:color w:val="1C3A36"/>
                 <w:sz w:val="15"/>
               </w:rPr>
-              <w:t>Base oils, tonnes sold, year to 30 June 2024 — disclosed product table (reviewer-sourced, not verified from the filing here)</w:t>
+              <w:t>Sales value by product line, EGP, six months to 31-Dec-2025 (note 14-A). Audited consolidated FS, transition period 1-Jul-2025 to 31-Dec-2025, Crowe unqualified, 18-Feb-2026</w:t>
             </w:r>
           </w:p>
         </w:tc>
@@ -4931,7 +4779,7 @@
                 <w:color w:val="1C3A36"/>
                 <w:sz w:val="15"/>
               </w:rPr>
-              <w:t>line_oil_v</w:t>
+              <w:t>prod_v_prior</w:t>
             </w:r>
           </w:p>
         </w:tc>
@@ -4948,7 +4796,7 @@
                 <w:color w:val="1C3A36"/>
                 <w:sz w:val="15"/>
               </w:rPr>
-              <w:t>4,454.1</w:t>
+              <w:t>oils: 2,526,857,239.0; wax: 1,683,792,907.0; gasoil: 5,219,594,878.0; naphtha: 1,034,502,087.0; lpg: 687,509,617.0; fueloil: 6,954,252,764.0; hfo: 139,454,409.0; waste: 115,000.0</w:t>
             </w:r>
           </w:p>
         </w:tc>
@@ -4965,7 +4813,7 @@
                 <w:color w:val="1C3A36"/>
                 <w:sz w:val="15"/>
               </w:rPr>
-              <w:t>2024-06-30</w:t>
+              <w:t>2024-12-31</w:t>
             </w:r>
           </w:p>
         </w:tc>
@@ -4982,7 +4830,7 @@
                 <w:color w:val="1C3A36"/>
                 <w:sz w:val="15"/>
               </w:rPr>
-              <w:t>Base oils, sales value EGP mn, same table</w:t>
+              <w:t>Sales value by product line, six months to 31-Dec-2024 (note 14-A comparative). Audited consolidated FS, transition period 1-Jul-2025 to 31-Dec-2025, Crowe unqualified, 18-Feb-2026</w:t>
             </w:r>
           </w:p>
         </w:tc>
@@ -5001,7 +4849,7 @@
                 <w:color w:val="1C3A36"/>
                 <w:sz w:val="15"/>
               </w:rPr>
-              <w:t>line_wax_t</w:t>
+              <w:t>cos_salaries</w:t>
             </w:r>
           </w:p>
         </w:tc>
@@ -5018,7 +4866,7 @@
                 <w:color w:val="1C3A36"/>
                 <w:sz w:val="15"/>
               </w:rPr>
-              <w:t>65,742.0</w:t>
+              <w:t>881,019,497.0</w:t>
             </w:r>
           </w:p>
         </w:tc>
@@ -5035,7 +4883,7 @@
                 <w:color w:val="1C3A36"/>
                 <w:sz w:val="15"/>
               </w:rPr>
-              <w:t>2024-06-30</w:t>
+              <w:t>2025-12-31</w:t>
             </w:r>
           </w:p>
         </w:tc>
@@ -5052,7 +4900,7 @@
                 <w:color w:val="1C3A36"/>
                 <w:sz w:val="15"/>
               </w:rPr>
-              <w:t>Paraffin wax, tonnes sold, same table</w:t>
+              <w:t>Cost of sales — salaries, six months to 31-Dec-2025 (note 15-A). Audited consolidated FS, transition period 1-Jul-2025 to 31-Dec-2025, Crowe unqualified, 18-Feb-2026</w:t>
             </w:r>
           </w:p>
         </w:tc>
@@ -5071,7 +4919,7 @@
                 <w:color w:val="1C3A36"/>
                 <w:sz w:val="15"/>
               </w:rPr>
-              <w:t>line_wax_v</w:t>
+              <w:t>cos_raw</w:t>
             </w:r>
           </w:p>
         </w:tc>
@@ -5088,7 +4936,7 @@
                 <w:color w:val="1C3A36"/>
                 <w:sz w:val="15"/>
               </w:rPr>
-              <w:t>2,408.7</w:t>
+              <w:t>17,650,102,725.0</w:t>
             </w:r>
           </w:p>
         </w:tc>
@@ -5105,7 +4953,7 @@
                 <w:color w:val="1C3A36"/>
                 <w:sz w:val="15"/>
               </w:rPr>
-              <w:t>2024-06-30</w:t>
+              <w:t>2025-12-31</w:t>
             </w:r>
           </w:p>
         </w:tc>
@@ -5122,7 +4970,7 @@
                 <w:color w:val="1C3A36"/>
                 <w:sz w:val="15"/>
               </w:rPr>
-              <w:t>Paraffin wax, sales value EGP mn, same table</w:t>
+              <w:t>Cost of sales — RAW MATERIALS, six months to 31-Dec-2025 (note 15-A). 90.7% of cost of sales and 85.1% of revenue: this single line is what the company is. Audited consolidated FS, transition period 1-Jul-2025 to 31-Dec-2025, Crowe unqualified, 18-Feb-2026</w:t>
             </w:r>
           </w:p>
         </w:tc>
@@ -5141,7 +4989,7 @@
                 <w:color w:val="1C3A36"/>
                 <w:sz w:val="15"/>
               </w:rPr>
-              <w:t>line_tot_t</w:t>
+              <w:t>cos_support</w:t>
             </w:r>
           </w:p>
         </w:tc>
@@ -5158,7 +5006,7 @@
                 <w:color w:val="1C3A36"/>
                 <w:sz w:val="15"/>
               </w:rPr>
-              <w:t>1,433,340.0</w:t>
+              <w:t>64,533,723.0</w:t>
             </w:r>
           </w:p>
         </w:tc>
@@ -5175,7 +5023,7 @@
                 <w:color w:val="1C3A36"/>
                 <w:sz w:val="15"/>
               </w:rPr>
-              <w:t>2024-06-30</w:t>
+              <w:t>2025-12-31</w:t>
             </w:r>
           </w:p>
         </w:tc>
@@ -5192,7 +5040,7 @@
                 <w:color w:val="1C3A36"/>
                 <w:sz w:val="15"/>
               </w:rPr>
-              <w:t>Total tonnes sold, same table</w:t>
+              <w:t>Cost of sales — supporting materials (chemicals and additives), six months to 31-Dec-2025 (note 15-A). The previous edition estimated this charge at roughly five times the disclosed figure</w:t>
             </w:r>
           </w:p>
         </w:tc>
@@ -5211,7 +5059,7 @@
                 <w:color w:val="1C3A36"/>
                 <w:sz w:val="15"/>
               </w:rPr>
-              <w:t>line_tot_v</w:t>
+              <w:t>cos_dep</w:t>
             </w:r>
           </w:p>
         </w:tc>
@@ -5228,7 +5076,7 @@
                 <w:color w:val="1C3A36"/>
                 <w:sz w:val="15"/>
               </w:rPr>
-              <w:t>33,312.1</w:t>
+              <w:t>58,748,046.0</w:t>
             </w:r>
           </w:p>
         </w:tc>
@@ -5245,6 +5093,2176 @@
                 <w:color w:val="1C3A36"/>
                 <w:sz w:val="15"/>
               </w:rPr>
+              <w:t>2025-12-31</w:t>
+            </w:r>
+          </w:p>
+        </w:tc>
+        <w:tc>
+          <w:tcPr>
+            <w:tcW w:type="dxa" w:w="5832"/>
+          </w:tcPr>
+          <w:p>
+            <w:pPr>
+              <w:spacing w:after="20"/>
+            </w:pPr>
+            <w:r>
+              <w:rPr>
+                <w:color w:val="1C3A36"/>
+                <w:sz w:val="15"/>
+              </w:rPr>
+              <w:t>Cost of sales — depreciation, six months to 31-Dec-2025 (note 15-A). Audited consolidated FS, transition period 1-Jul-2025 to 31-Dec-2025, Crowe unqualified, 18-Feb-2026</w:t>
+            </w:r>
+          </w:p>
+        </w:tc>
+      </w:tr>
+      <w:tr>
+        <w:tc>
+          <w:tcPr>
+            <w:tcW w:type="dxa" w:w="1872"/>
+          </w:tcPr>
+          <w:p>
+            <w:pPr>
+              <w:spacing w:after="20"/>
+            </w:pPr>
+            <w:r>
+              <w:rPr>
+                <w:color w:val="1C3A36"/>
+                <w:sz w:val="15"/>
+              </w:rPr>
+              <w:t>cos_other</w:t>
+            </w:r>
+          </w:p>
+        </w:tc>
+        <w:tc>
+          <w:tcPr>
+            <w:tcW w:type="dxa" w:w="1440"/>
+          </w:tcPr>
+          <w:p>
+            <w:pPr>
+              <w:spacing w:after="20"/>
+            </w:pPr>
+            <w:r>
+              <w:rPr>
+                <w:color w:val="1C3A36"/>
+                <w:sz w:val="15"/>
+              </w:rPr>
+              <w:t>807,146,755.0</w:t>
+            </w:r>
+          </w:p>
+        </w:tc>
+        <w:tc>
+          <w:tcPr>
+            <w:tcW w:type="dxa" w:w="1037"/>
+          </w:tcPr>
+          <w:p>
+            <w:pPr>
+              <w:spacing w:after="20"/>
+            </w:pPr>
+            <w:r>
+              <w:rPr>
+                <w:color w:val="1C3A36"/>
+                <w:sz w:val="15"/>
+              </w:rPr>
+              <w:t>2025-12-31</w:t>
+            </w:r>
+          </w:p>
+        </w:tc>
+        <w:tc>
+          <w:tcPr>
+            <w:tcW w:type="dxa" w:w="5832"/>
+          </w:tcPr>
+          <w:p>
+            <w:pPr>
+              <w:spacing w:after="20"/>
+            </w:pPr>
+            <w:r>
+              <w:rPr>
+                <w:color w:val="1C3A36"/>
+                <w:sz w:val="15"/>
+              </w:rPr>
+              <w:t>Cost of sales — other expenses, six months to 31-Dec-2025 (note 15-A): natural gas, operating electricity, operating water, spare parts, maintenance, and the operating management and technical support contract with the Egyptian Projects Operations &amp; Maintenance Company (EPROM). Audited consolidated FS, transition period 1-Jul-2025 to 31-Dec-2025, Crowe unqualified, 18-Feb-2026</w:t>
+            </w:r>
+          </w:p>
+        </w:tc>
+      </w:tr>
+      <w:tr>
+        <w:tc>
+          <w:tcPr>
+            <w:tcW w:type="dxa" w:w="1872"/>
+          </w:tcPr>
+          <w:p>
+            <w:pPr>
+              <w:spacing w:after="20"/>
+            </w:pPr>
+            <w:r>
+              <w:rPr>
+                <w:color w:val="1C3A36"/>
+                <w:sz w:val="15"/>
+              </w:rPr>
+              <w:t>cos_salaries_24</w:t>
+            </w:r>
+          </w:p>
+        </w:tc>
+        <w:tc>
+          <w:tcPr>
+            <w:tcW w:type="dxa" w:w="1440"/>
+          </w:tcPr>
+          <w:p>
+            <w:pPr>
+              <w:spacing w:after="20"/>
+            </w:pPr>
+            <w:r>
+              <w:rPr>
+                <w:color w:val="1C3A36"/>
+                <w:sz w:val="15"/>
+              </w:rPr>
+              <w:t>634,571,733.0</w:t>
+            </w:r>
+          </w:p>
+        </w:tc>
+        <w:tc>
+          <w:tcPr>
+            <w:tcW w:type="dxa" w:w="1037"/>
+          </w:tcPr>
+          <w:p>
+            <w:pPr>
+              <w:spacing w:after="20"/>
+            </w:pPr>
+            <w:r>
+              <w:rPr>
+                <w:color w:val="1C3A36"/>
+                <w:sz w:val="15"/>
+              </w:rPr>
+              <w:t>2024-12-31</w:t>
+            </w:r>
+          </w:p>
+        </w:tc>
+        <w:tc>
+          <w:tcPr>
+            <w:tcW w:type="dxa" w:w="5832"/>
+          </w:tcPr>
+          <w:p>
+            <w:pPr>
+              <w:spacing w:after="20"/>
+            </w:pPr>
+            <w:r>
+              <w:rPr>
+                <w:color w:val="1C3A36"/>
+                <w:sz w:val="15"/>
+              </w:rPr>
+              <w:t>Cost of sales — salaries, six months to 31-Dec-2024 (note 15-A comparative). Audited consolidated FS, transition period 1-Jul-2025 to 31-Dec-2025, Crowe unqualified, 18-Feb-2026</w:t>
+            </w:r>
+          </w:p>
+        </w:tc>
+      </w:tr>
+      <w:tr>
+        <w:tc>
+          <w:tcPr>
+            <w:tcW w:type="dxa" w:w="1872"/>
+          </w:tcPr>
+          <w:p>
+            <w:pPr>
+              <w:spacing w:after="20"/>
+            </w:pPr>
+            <w:r>
+              <w:rPr>
+                <w:color w:val="1C3A36"/>
+                <w:sz w:val="15"/>
+              </w:rPr>
+              <w:t>cos_raw_24</w:t>
+            </w:r>
+          </w:p>
+        </w:tc>
+        <w:tc>
+          <w:tcPr>
+            <w:tcW w:type="dxa" w:w="1440"/>
+          </w:tcPr>
+          <w:p>
+            <w:pPr>
+              <w:spacing w:after="20"/>
+            </w:pPr>
+            <w:r>
+              <w:rPr>
+                <w:color w:val="1C3A36"/>
+                <w:sz w:val="15"/>
+              </w:rPr>
+              <w:t>15,597,464,119.0</w:t>
+            </w:r>
+          </w:p>
+        </w:tc>
+        <w:tc>
+          <w:tcPr>
+            <w:tcW w:type="dxa" w:w="1037"/>
+          </w:tcPr>
+          <w:p>
+            <w:pPr>
+              <w:spacing w:after="20"/>
+            </w:pPr>
+            <w:r>
+              <w:rPr>
+                <w:color w:val="1C3A36"/>
+                <w:sz w:val="15"/>
+              </w:rPr>
+              <w:t>2024-12-31</w:t>
+            </w:r>
+          </w:p>
+        </w:tc>
+        <w:tc>
+          <w:tcPr>
+            <w:tcW w:type="dxa" w:w="5832"/>
+          </w:tcPr>
+          <w:p>
+            <w:pPr>
+              <w:spacing w:after="20"/>
+            </w:pPr>
+            <w:r>
+              <w:rPr>
+                <w:color w:val="1C3A36"/>
+                <w:sz w:val="15"/>
+              </w:rPr>
+              <w:t>Cost of sales — raw materials, six months to 31-Dec-2024 (note 15-A comparative). Audited consolidated FS, transition period 1-Jul-2025 to 31-Dec-2025, Crowe unqualified, 18-Feb-2026</w:t>
+            </w:r>
+          </w:p>
+        </w:tc>
+      </w:tr>
+      <w:tr>
+        <w:tc>
+          <w:tcPr>
+            <w:tcW w:type="dxa" w:w="1872"/>
+          </w:tcPr>
+          <w:p>
+            <w:pPr>
+              <w:spacing w:after="20"/>
+            </w:pPr>
+            <w:r>
+              <w:rPr>
+                <w:color w:val="1C3A36"/>
+                <w:sz w:val="15"/>
+              </w:rPr>
+              <w:t>cos_support_24</w:t>
+            </w:r>
+          </w:p>
+        </w:tc>
+        <w:tc>
+          <w:tcPr>
+            <w:tcW w:type="dxa" w:w="1440"/>
+          </w:tcPr>
+          <w:p>
+            <w:pPr>
+              <w:spacing w:after="20"/>
+            </w:pPr>
+            <w:r>
+              <w:rPr>
+                <w:color w:val="1C3A36"/>
+                <w:sz w:val="15"/>
+              </w:rPr>
+              <w:t>68,294,446.0</w:t>
+            </w:r>
+          </w:p>
+        </w:tc>
+        <w:tc>
+          <w:tcPr>
+            <w:tcW w:type="dxa" w:w="1037"/>
+          </w:tcPr>
+          <w:p>
+            <w:pPr>
+              <w:spacing w:after="20"/>
+            </w:pPr>
+            <w:r>
+              <w:rPr>
+                <w:color w:val="1C3A36"/>
+                <w:sz w:val="15"/>
+              </w:rPr>
+              <w:t>2024-12-31</w:t>
+            </w:r>
+          </w:p>
+        </w:tc>
+        <w:tc>
+          <w:tcPr>
+            <w:tcW w:type="dxa" w:w="5832"/>
+          </w:tcPr>
+          <w:p>
+            <w:pPr>
+              <w:spacing w:after="20"/>
+            </w:pPr>
+            <w:r>
+              <w:rPr>
+                <w:color w:val="1C3A36"/>
+                <w:sz w:val="15"/>
+              </w:rPr>
+              <w:t>Cost of sales — supporting materials, six months to 31-Dec-2024. Audited consolidated FS, transition period 1-Jul-2025 to 31-Dec-2025, Crowe unqualified, 18-Feb-2026</w:t>
+            </w:r>
+          </w:p>
+        </w:tc>
+      </w:tr>
+      <w:tr>
+        <w:tc>
+          <w:tcPr>
+            <w:tcW w:type="dxa" w:w="1872"/>
+          </w:tcPr>
+          <w:p>
+            <w:pPr>
+              <w:spacing w:after="20"/>
+            </w:pPr>
+            <w:r>
+              <w:rPr>
+                <w:color w:val="1C3A36"/>
+                <w:sz w:val="15"/>
+              </w:rPr>
+              <w:t>cos_dep_24</w:t>
+            </w:r>
+          </w:p>
+        </w:tc>
+        <w:tc>
+          <w:tcPr>
+            <w:tcW w:type="dxa" w:w="1440"/>
+          </w:tcPr>
+          <w:p>
+            <w:pPr>
+              <w:spacing w:after="20"/>
+            </w:pPr>
+            <w:r>
+              <w:rPr>
+                <w:color w:val="1C3A36"/>
+                <w:sz w:val="15"/>
+              </w:rPr>
+              <w:t>53,507,611.0</w:t>
+            </w:r>
+          </w:p>
+        </w:tc>
+        <w:tc>
+          <w:tcPr>
+            <w:tcW w:type="dxa" w:w="1037"/>
+          </w:tcPr>
+          <w:p>
+            <w:pPr>
+              <w:spacing w:after="20"/>
+            </w:pPr>
+            <w:r>
+              <w:rPr>
+                <w:color w:val="1C3A36"/>
+                <w:sz w:val="15"/>
+              </w:rPr>
+              <w:t>2024-12-31</w:t>
+            </w:r>
+          </w:p>
+        </w:tc>
+        <w:tc>
+          <w:tcPr>
+            <w:tcW w:type="dxa" w:w="5832"/>
+          </w:tcPr>
+          <w:p>
+            <w:pPr>
+              <w:spacing w:after="20"/>
+            </w:pPr>
+            <w:r>
+              <w:rPr>
+                <w:color w:val="1C3A36"/>
+                <w:sz w:val="15"/>
+              </w:rPr>
+              <w:t>Cost of sales — depreciation, six months to 31-Dec-2024. Audited consolidated FS, transition period 1-Jul-2025 to 31-Dec-2025, Crowe unqualified, 18-Feb-2026</w:t>
+            </w:r>
+          </w:p>
+        </w:tc>
+      </w:tr>
+      <w:tr>
+        <w:tc>
+          <w:tcPr>
+            <w:tcW w:type="dxa" w:w="1872"/>
+          </w:tcPr>
+          <w:p>
+            <w:pPr>
+              <w:spacing w:after="20"/>
+            </w:pPr>
+            <w:r>
+              <w:rPr>
+                <w:color w:val="1C3A36"/>
+                <w:sz w:val="15"/>
+              </w:rPr>
+              <w:t>cos_other_24</w:t>
+            </w:r>
+          </w:p>
+        </w:tc>
+        <w:tc>
+          <w:tcPr>
+            <w:tcW w:type="dxa" w:w="1440"/>
+          </w:tcPr>
+          <w:p>
+            <w:pPr>
+              <w:spacing w:after="20"/>
+            </w:pPr>
+            <w:r>
+              <w:rPr>
+                <w:color w:val="1C3A36"/>
+                <w:sz w:val="15"/>
+              </w:rPr>
+              <w:t>641,598,547.0</w:t>
+            </w:r>
+          </w:p>
+        </w:tc>
+        <w:tc>
+          <w:tcPr>
+            <w:tcW w:type="dxa" w:w="1037"/>
+          </w:tcPr>
+          <w:p>
+            <w:pPr>
+              <w:spacing w:after="20"/>
+            </w:pPr>
+            <w:r>
+              <w:rPr>
+                <w:color w:val="1C3A36"/>
+                <w:sz w:val="15"/>
+              </w:rPr>
+              <w:t>2024-12-31</w:t>
+            </w:r>
+          </w:p>
+        </w:tc>
+        <w:tc>
+          <w:tcPr>
+            <w:tcW w:type="dxa" w:w="5832"/>
+          </w:tcPr>
+          <w:p>
+            <w:pPr>
+              <w:spacing w:after="20"/>
+            </w:pPr>
+            <w:r>
+              <w:rPr>
+                <w:color w:val="1C3A36"/>
+                <w:sz w:val="15"/>
+              </w:rPr>
+              <w:t>Cost of sales — other expenses, six months to 31-Dec-2024. Audited consolidated FS, transition period 1-Jul-2025 to 31-Dec-2025, Crowe unqualified, 18-Feb-2026</w:t>
+            </w:r>
+          </w:p>
+        </w:tc>
+      </w:tr>
+      <w:tr>
+        <w:tc>
+          <w:tcPr>
+            <w:tcW w:type="dxa" w:w="1872"/>
+          </w:tcPr>
+          <w:p>
+            <w:pPr>
+              <w:spacing w:after="20"/>
+            </w:pPr>
+            <w:r>
+              <w:rPr>
+                <w:color w:val="1C3A36"/>
+                <w:sz w:val="15"/>
+              </w:rPr>
+              <w:t>ppe_net</w:t>
+            </w:r>
+          </w:p>
+        </w:tc>
+        <w:tc>
+          <w:tcPr>
+            <w:tcW w:type="dxa" w:w="1440"/>
+          </w:tcPr>
+          <w:p>
+            <w:pPr>
+              <w:spacing w:after="20"/>
+            </w:pPr>
+            <w:r>
+              <w:rPr>
+                <w:color w:val="1C3A36"/>
+                <w:sz w:val="15"/>
+              </w:rPr>
+              <w:t>893,016,274.0</w:t>
+            </w:r>
+          </w:p>
+        </w:tc>
+        <w:tc>
+          <w:tcPr>
+            <w:tcW w:type="dxa" w:w="1037"/>
+          </w:tcPr>
+          <w:p>
+            <w:pPr>
+              <w:spacing w:after="20"/>
+            </w:pPr>
+            <w:r>
+              <w:rPr>
+                <w:color w:val="1C3A36"/>
+                <w:sz w:val="15"/>
+              </w:rPr>
+              <w:t>2025-12-31</w:t>
+            </w:r>
+          </w:p>
+        </w:tc>
+        <w:tc>
+          <w:tcPr>
+            <w:tcW w:type="dxa" w:w="5832"/>
+          </w:tcPr>
+          <w:p>
+            <w:pPr>
+              <w:spacing w:after="20"/>
+            </w:pPr>
+            <w:r>
+              <w:rPr>
+                <w:color w:val="1C3A36"/>
+                <w:sz w:val="15"/>
+              </w:rPr>
+              <w:t>Fixed assets net of accumulated depreciation at 31-Dec-2025 (note 6). Cost 2,740,810,692 less accumulated depreciation 1,847,794,418 — the plant is 67% written down, and 273,466,121 of it is fully depreciated and still in use. Audited consolidated FS, transition period 1-Jul-2025 to 31-Dec-2025, Crowe unqualified, 18-Feb-2026</w:t>
+            </w:r>
+          </w:p>
+        </w:tc>
+      </w:tr>
+      <w:tr>
+        <w:tc>
+          <w:tcPr>
+            <w:tcW w:type="dxa" w:w="1872"/>
+          </w:tcPr>
+          <w:p>
+            <w:pPr>
+              <w:spacing w:after="20"/>
+            </w:pPr>
+            <w:r>
+              <w:rPr>
+                <w:color w:val="1C3A36"/>
+                <w:sz w:val="15"/>
+              </w:rPr>
+              <w:t>puc</w:t>
+            </w:r>
+          </w:p>
+        </w:tc>
+        <w:tc>
+          <w:tcPr>
+            <w:tcW w:type="dxa" w:w="1440"/>
+          </w:tcPr>
+          <w:p>
+            <w:pPr>
+              <w:spacing w:after="20"/>
+            </w:pPr>
+            <w:r>
+              <w:rPr>
+                <w:color w:val="1C3A36"/>
+                <w:sz w:val="15"/>
+              </w:rPr>
+              <w:t>407,323,203.0</w:t>
+            </w:r>
+          </w:p>
+        </w:tc>
+        <w:tc>
+          <w:tcPr>
+            <w:tcW w:type="dxa" w:w="1037"/>
+          </w:tcPr>
+          <w:p>
+            <w:pPr>
+              <w:spacing w:after="20"/>
+            </w:pPr>
+            <w:r>
+              <w:rPr>
+                <w:color w:val="1C3A36"/>
+                <w:sz w:val="15"/>
+              </w:rPr>
+              <w:t>2025-12-31</w:t>
+            </w:r>
+          </w:p>
+        </w:tc>
+        <w:tc>
+          <w:tcPr>
+            <w:tcW w:type="dxa" w:w="5832"/>
+          </w:tcPr>
+          <w:p>
+            <w:pPr>
+              <w:spacing w:after="20"/>
+            </w:pPr>
+            <w:r>
+              <w:rPr>
+                <w:color w:val="1C3A36"/>
+                <w:sz w:val="15"/>
+              </w:rPr>
+              <w:t>Projects under construction at 31-Dec-2025 (note 7): assets in development 376,746,526 (administrative building, warehouses, civil projects, ERP system) plus investment expenditure 30,576,677. Audited consolidated FS, transition period 1-Jul-2025 to 31-Dec-2025, Crowe unqualified, 18-Feb-2026</w:t>
+            </w:r>
+          </w:p>
+        </w:tc>
+      </w:tr>
+      <w:tr>
+        <w:tc>
+          <w:tcPr>
+            <w:tcW w:type="dxa" w:w="1872"/>
+          </w:tcPr>
+          <w:p>
+            <w:pPr>
+              <w:spacing w:after="20"/>
+            </w:pPr>
+            <w:r>
+              <w:rPr>
+                <w:color w:val="1C3A36"/>
+                <w:sz w:val="15"/>
+              </w:rPr>
+              <w:t>inventory</w:t>
+            </w:r>
+          </w:p>
+        </w:tc>
+        <w:tc>
+          <w:tcPr>
+            <w:tcW w:type="dxa" w:w="1440"/>
+          </w:tcPr>
+          <w:p>
+            <w:pPr>
+              <w:spacing w:after="20"/>
+            </w:pPr>
+            <w:r>
+              <w:rPr>
+                <w:color w:val="1C3A36"/>
+                <w:sz w:val="15"/>
+              </w:rPr>
+              <w:t>2,847,392,506.0</w:t>
+            </w:r>
+          </w:p>
+        </w:tc>
+        <w:tc>
+          <w:tcPr>
+            <w:tcW w:type="dxa" w:w="1037"/>
+          </w:tcPr>
+          <w:p>
+            <w:pPr>
+              <w:spacing w:after="20"/>
+            </w:pPr>
+            <w:r>
+              <w:rPr>
+                <w:color w:val="1C3A36"/>
+                <w:sz w:val="15"/>
+              </w:rPr>
+              <w:t>2025-12-31</w:t>
+            </w:r>
+          </w:p>
+        </w:tc>
+        <w:tc>
+          <w:tcPr>
+            <w:tcW w:type="dxa" w:w="5832"/>
+          </w:tcPr>
+          <w:p>
+            <w:pPr>
+              <w:spacing w:after="20"/>
+            </w:pPr>
+            <w:r>
+              <w:rPr>
+                <w:color w:val="1C3A36"/>
+                <w:sz w:val="15"/>
+              </w:rPr>
+              <w:t>Inventory net of impairment at 31-Dec-2025 (note 9-A): work in process 792,134,042, finished goods 1,166,168,582, spare parts 309,298,239, supporting materials 283,470,554, raw materials 118,754,225, goods for resale 155,793,361. Audited consolidated FS, transition period 1-Jul-2025 to 31-Dec-2025, Crowe unqualified, 18-Feb-2026</w:t>
+            </w:r>
+          </w:p>
+        </w:tc>
+      </w:tr>
+      <w:tr>
+        <w:tc>
+          <w:tcPr>
+            <w:tcW w:type="dxa" w:w="1872"/>
+          </w:tcPr>
+          <w:p>
+            <w:pPr>
+              <w:spacing w:after="20"/>
+            </w:pPr>
+            <w:r>
+              <w:rPr>
+                <w:color w:val="1C3A36"/>
+                <w:sz w:val="15"/>
+              </w:rPr>
+              <w:t>recv</w:t>
+            </w:r>
+          </w:p>
+        </w:tc>
+        <w:tc>
+          <w:tcPr>
+            <w:tcW w:type="dxa" w:w="1440"/>
+          </w:tcPr>
+          <w:p>
+            <w:pPr>
+              <w:spacing w:after="20"/>
+            </w:pPr>
+            <w:r>
+              <w:rPr>
+                <w:color w:val="1C3A36"/>
+                <w:sz w:val="15"/>
+              </w:rPr>
+              <w:t>573,136,185.0</w:t>
+            </w:r>
+          </w:p>
+        </w:tc>
+        <w:tc>
+          <w:tcPr>
+            <w:tcW w:type="dxa" w:w="1037"/>
+          </w:tcPr>
+          <w:p>
+            <w:pPr>
+              <w:spacing w:after="20"/>
+            </w:pPr>
+            <w:r>
+              <w:rPr>
+                <w:color w:val="1C3A36"/>
+                <w:sz w:val="15"/>
+              </w:rPr>
+              <w:t>2025-12-31</w:t>
+            </w:r>
+          </w:p>
+        </w:tc>
+        <w:tc>
+          <w:tcPr>
+            <w:tcW w:type="dxa" w:w="5832"/>
+          </w:tcPr>
+          <w:p>
+            <w:pPr>
+              <w:spacing w:after="20"/>
+            </w:pPr>
+            <w:r>
+              <w:rPr>
+                <w:color w:val="1C3A36"/>
+                <w:sz w:val="15"/>
+              </w:rPr>
+              <w:t>Accounts receivable net at 31-Dec-2025 (note 9-B). 100% undue and unimpaired on the ageing analysis. Counterparties include Shell, ExxonMobil, Chevron, Total, TAQA/Castrol, Emarat Misr, OLA Energy and Petromine alongside the state companies. Audited consolidated FS, transition period 1-Jul-2025 to 31-Dec-2025, Crowe unqualified, 18-Feb-2026</w:t>
+            </w:r>
+          </w:p>
+        </w:tc>
+      </w:tr>
+      <w:tr>
+        <w:tc>
+          <w:tcPr>
+            <w:tcW w:type="dxa" w:w="1872"/>
+          </w:tcPr>
+          <w:p>
+            <w:pPr>
+              <w:spacing w:after="20"/>
+            </w:pPr>
+            <w:r>
+              <w:rPr>
+                <w:color w:val="1C3A36"/>
+                <w:sz w:val="15"/>
+              </w:rPr>
+              <w:t>debtors</w:t>
+            </w:r>
+          </w:p>
+        </w:tc>
+        <w:tc>
+          <w:tcPr>
+            <w:tcW w:type="dxa" w:w="1440"/>
+          </w:tcPr>
+          <w:p>
+            <w:pPr>
+              <w:spacing w:after="20"/>
+            </w:pPr>
+            <w:r>
+              <w:rPr>
+                <w:color w:val="1C3A36"/>
+                <w:sz w:val="15"/>
+              </w:rPr>
+              <w:t>366,012,664.0</w:t>
+            </w:r>
+          </w:p>
+        </w:tc>
+        <w:tc>
+          <w:tcPr>
+            <w:tcW w:type="dxa" w:w="1037"/>
+          </w:tcPr>
+          <w:p>
+            <w:pPr>
+              <w:spacing w:after="20"/>
+            </w:pPr>
+            <w:r>
+              <w:rPr>
+                <w:color w:val="1C3A36"/>
+                <w:sz w:val="15"/>
+              </w:rPr>
+              <w:t>2025-12-31</w:t>
+            </w:r>
+          </w:p>
+        </w:tc>
+        <w:tc>
+          <w:tcPr>
+            <w:tcW w:type="dxa" w:w="5832"/>
+          </w:tcPr>
+          <w:p>
+            <w:pPr>
+              <w:spacing w:after="20"/>
+            </w:pPr>
+            <w:r>
+              <w:rPr>
+                <w:color w:val="1C3A36"/>
+                <w:sz w:val="15"/>
+              </w:rPr>
+              <w:t>Debtors and other debit balances net at 31-Dec-2025 (notes 9-C, 9-D). Audited consolidated FS, transition period 1-Jul-2025 to 31-Dec-2025, Crowe unqualified, 18-Feb-2026</w:t>
+            </w:r>
+          </w:p>
+        </w:tc>
+      </w:tr>
+      <w:tr>
+        <w:tc>
+          <w:tcPr>
+            <w:tcW w:type="dxa" w:w="1872"/>
+          </w:tcPr>
+          <w:p>
+            <w:pPr>
+              <w:spacing w:after="20"/>
+            </w:pPr>
+            <w:r>
+              <w:rPr>
+                <w:color w:val="1C3A36"/>
+                <w:sz w:val="15"/>
+              </w:rPr>
+              <w:t>cash</w:t>
+            </w:r>
+          </w:p>
+        </w:tc>
+        <w:tc>
+          <w:tcPr>
+            <w:tcW w:type="dxa" w:w="1440"/>
+          </w:tcPr>
+          <w:p>
+            <w:pPr>
+              <w:spacing w:after="20"/>
+            </w:pPr>
+            <w:r>
+              <w:rPr>
+                <w:color w:val="1C3A36"/>
+                <w:sz w:val="15"/>
+              </w:rPr>
+              <w:t>2,463,522,365.0</w:t>
+            </w:r>
+          </w:p>
+        </w:tc>
+        <w:tc>
+          <w:tcPr>
+            <w:tcW w:type="dxa" w:w="1037"/>
+          </w:tcPr>
+          <w:p>
+            <w:pPr>
+              <w:spacing w:after="20"/>
+            </w:pPr>
+            <w:r>
+              <w:rPr>
+                <w:color w:val="1C3A36"/>
+                <w:sz w:val="15"/>
+              </w:rPr>
+              <w:t>2025-12-31</w:t>
+            </w:r>
+          </w:p>
+        </w:tc>
+        <w:tc>
+          <w:tcPr>
+            <w:tcW w:type="dxa" w:w="5832"/>
+          </w:tcPr>
+          <w:p>
+            <w:pPr>
+              <w:spacing w:after="20"/>
+            </w:pPr>
+            <w:r>
+              <w:rPr>
+                <w:color w:val="1C3A36"/>
+                <w:sz w:val="15"/>
+              </w:rPr>
+              <w:t>Cash at banks and on hand at 31-Dec-2025 (note 9-E): time deposits 883,351,250 plus current accounts 2,127,100,720 plus cash on hand 166,405, less expected credit losses 38,345,960, less PLEDGED deposits 508,750,050 which sit in other financial investments. Audited consolidated FS, transition period 1-Jul-2025 to 31-Dec-2025, Crowe unqualified, 18-Feb-2026</w:t>
+            </w:r>
+          </w:p>
+        </w:tc>
+      </w:tr>
+      <w:tr>
+        <w:tc>
+          <w:tcPr>
+            <w:tcW w:type="dxa" w:w="1872"/>
+          </w:tcPr>
+          <w:p>
+            <w:pPr>
+              <w:spacing w:after="20"/>
+            </w:pPr>
+            <w:r>
+              <w:rPr>
+                <w:color w:val="1C3A36"/>
+                <w:sz w:val="15"/>
+              </w:rPr>
+              <w:t>fin_inv</w:t>
+            </w:r>
+          </w:p>
+        </w:tc>
+        <w:tc>
+          <w:tcPr>
+            <w:tcW w:type="dxa" w:w="1440"/>
+          </w:tcPr>
+          <w:p>
+            <w:pPr>
+              <w:spacing w:after="20"/>
+            </w:pPr>
+            <w:r>
+              <w:rPr>
+                <w:color w:val="1C3A36"/>
+                <w:sz w:val="15"/>
+              </w:rPr>
+              <w:t>508,750,050.0</w:t>
+            </w:r>
+          </w:p>
+        </w:tc>
+        <w:tc>
+          <w:tcPr>
+            <w:tcW w:type="dxa" w:w="1037"/>
+          </w:tcPr>
+          <w:p>
+            <w:pPr>
+              <w:spacing w:after="20"/>
+            </w:pPr>
+            <w:r>
+              <w:rPr>
+                <w:color w:val="1C3A36"/>
+                <w:sz w:val="15"/>
+              </w:rPr>
+              <w:t>2025-12-31</w:t>
+            </w:r>
+          </w:p>
+        </w:tc>
+        <w:tc>
+          <w:tcPr>
+            <w:tcW w:type="dxa" w:w="5832"/>
+          </w:tcPr>
+          <w:p>
+            <w:pPr>
+              <w:spacing w:after="20"/>
+            </w:pPr>
+            <w:r>
+              <w:rPr>
+                <w:color w:val="1C3A36"/>
+                <w:sz w:val="15"/>
+              </w:rPr>
+              <w:t>Other financial investments at 31-Dec-2025 — deposits PLEDGED against credit facilities, so not free cash (note 9-E). Audited consolidated FS, transition period 1-Jul-2025 to 31-Dec-2025, Crowe unqualified, 18-Feb-2026</w:t>
+            </w:r>
+          </w:p>
+        </w:tc>
+      </w:tr>
+      <w:tr>
+        <w:tc>
+          <w:tcPr>
+            <w:tcW w:type="dxa" w:w="1872"/>
+          </w:tcPr>
+          <w:p>
+            <w:pPr>
+              <w:spacing w:after="20"/>
+            </w:pPr>
+            <w:r>
+              <w:rPr>
+                <w:color w:val="1C3A36"/>
+                <w:sz w:val="15"/>
+              </w:rPr>
+              <w:t>fvoci</w:t>
+            </w:r>
+          </w:p>
+        </w:tc>
+        <w:tc>
+          <w:tcPr>
+            <w:tcW w:type="dxa" w:w="1440"/>
+          </w:tcPr>
+          <w:p>
+            <w:pPr>
+              <w:spacing w:after="20"/>
+            </w:pPr>
+            <w:r>
+              <w:rPr>
+                <w:color w:val="1C3A36"/>
+                <w:sz w:val="15"/>
+              </w:rPr>
+              <w:t>69,608,696.0</w:t>
+            </w:r>
+          </w:p>
+        </w:tc>
+        <w:tc>
+          <w:tcPr>
+            <w:tcW w:type="dxa" w:w="1037"/>
+          </w:tcPr>
+          <w:p>
+            <w:pPr>
+              <w:spacing w:after="20"/>
+            </w:pPr>
+            <w:r>
+              <w:rPr>
+                <w:color w:val="1C3A36"/>
+                <w:sz w:val="15"/>
+              </w:rPr>
+              <w:t>2025-12-31</w:t>
+            </w:r>
+          </w:p>
+        </w:tc>
+        <w:tc>
+          <w:tcPr>
+            <w:tcW w:type="dxa" w:w="5832"/>
+          </w:tcPr>
+          <w:p>
+            <w:pPr>
+              <w:spacing w:after="20"/>
+            </w:pPr>
+            <w:r>
+              <w:rPr>
+                <w:color w:val="1C3A36"/>
+                <w:sz w:val="15"/>
+              </w:rPr>
+              <w:t>Financial asset through OCI at 31-Dec-2025 — 104,000 shares, 5.20% of ASCPC, fair value 69,608,696 (note 8-1). Audited consolidated FS, transition period 1-Jul-2025 to 31-Dec-2025, Crowe unqualified, 18-Feb-2026</w:t>
+            </w:r>
+          </w:p>
+        </w:tc>
+      </w:tr>
+      <w:tr>
+        <w:tc>
+          <w:tcPr>
+            <w:tcW w:type="dxa" w:w="1872"/>
+          </w:tcPr>
+          <w:p>
+            <w:pPr>
+              <w:spacing w:after="20"/>
+            </w:pPr>
+            <w:r>
+              <w:rPr>
+                <w:color w:val="1C3A36"/>
+                <w:sz w:val="15"/>
+              </w:rPr>
+              <w:t>assets_snap</w:t>
+            </w:r>
+          </w:p>
+        </w:tc>
+        <w:tc>
+          <w:tcPr>
+            <w:tcW w:type="dxa" w:w="1440"/>
+          </w:tcPr>
+          <w:p>
+            <w:pPr>
+              <w:spacing w:after="20"/>
+            </w:pPr>
+            <w:r>
+              <w:rPr>
+                <w:color w:val="1C3A36"/>
+                <w:sz w:val="15"/>
+              </w:rPr>
+              <w:t>8,136,418,030.0</w:t>
+            </w:r>
+          </w:p>
+        </w:tc>
+        <w:tc>
+          <w:tcPr>
+            <w:tcW w:type="dxa" w:w="1037"/>
+          </w:tcPr>
+          <w:p>
+            <w:pPr>
+              <w:spacing w:after="20"/>
+            </w:pPr>
+            <w:r>
+              <w:rPr>
+                <w:color w:val="1C3A36"/>
+                <w:sz w:val="15"/>
+              </w:rPr>
+              <w:t>2025-12-31</w:t>
+            </w:r>
+          </w:p>
+        </w:tc>
+        <w:tc>
+          <w:tcPr>
+            <w:tcW w:type="dxa" w:w="5832"/>
+          </w:tcPr>
+          <w:p>
+            <w:pPr>
+              <w:spacing w:after="20"/>
+            </w:pPr>
+            <w:r>
+              <w:rPr>
+                <w:color w:val="1C3A36"/>
+                <w:sz w:val="15"/>
+              </w:rPr>
+              <w:t>Total assets at 31-Dec-2025. Audited consolidated FS, transition period 1-Jul-2025 to 31-Dec-2025, Crowe unqualified, 18-Feb-2026</w:t>
+            </w:r>
+          </w:p>
+        </w:tc>
+      </w:tr>
+      <w:tr>
+        <w:tc>
+          <w:tcPr>
+            <w:tcW w:type="dxa" w:w="1872"/>
+          </w:tcPr>
+          <w:p>
+            <w:pPr>
+              <w:spacing w:after="20"/>
+            </w:pPr>
+            <w:r>
+              <w:rPr>
+                <w:color w:val="1C3A36"/>
+                <w:sz w:val="15"/>
+              </w:rPr>
+              <w:t>liab_snap</w:t>
+            </w:r>
+          </w:p>
+        </w:tc>
+        <w:tc>
+          <w:tcPr>
+            <w:tcW w:type="dxa" w:w="1440"/>
+          </w:tcPr>
+          <w:p>
+            <w:pPr>
+              <w:spacing w:after="20"/>
+            </w:pPr>
+            <w:r>
+              <w:rPr>
+                <w:color w:val="1C3A36"/>
+                <w:sz w:val="15"/>
+              </w:rPr>
+              <w:t>3,311,643,082.0</w:t>
+            </w:r>
+          </w:p>
+        </w:tc>
+        <w:tc>
+          <w:tcPr>
+            <w:tcW w:type="dxa" w:w="1037"/>
+          </w:tcPr>
+          <w:p>
+            <w:pPr>
+              <w:spacing w:after="20"/>
+            </w:pPr>
+            <w:r>
+              <w:rPr>
+                <w:color w:val="1C3A36"/>
+                <w:sz w:val="15"/>
+              </w:rPr>
+              <w:t>2025-12-31</w:t>
+            </w:r>
+          </w:p>
+        </w:tc>
+        <w:tc>
+          <w:tcPr>
+            <w:tcW w:type="dxa" w:w="5832"/>
+          </w:tcPr>
+          <w:p>
+            <w:pPr>
+              <w:spacing w:after="20"/>
+            </w:pPr>
+            <w:r>
+              <w:rPr>
+                <w:color w:val="1C3A36"/>
+                <w:sz w:val="15"/>
+              </w:rPr>
+              <w:t>Total liabilities at 31-Dec-2025. Audited consolidated FS, transition period 1-Jul-2025 to 31-Dec-2025, Crowe unqualified, 18-Feb-2026</w:t>
+            </w:r>
+          </w:p>
+        </w:tc>
+      </w:tr>
+      <w:tr>
+        <w:tc>
+          <w:tcPr>
+            <w:tcW w:type="dxa" w:w="1872"/>
+          </w:tcPr>
+          <w:p>
+            <w:pPr>
+              <w:spacing w:after="20"/>
+            </w:pPr>
+            <w:r>
+              <w:rPr>
+                <w:color w:val="1C3A36"/>
+                <w:sz w:val="15"/>
+              </w:rPr>
+              <w:t>eq_parent</w:t>
+            </w:r>
+          </w:p>
+        </w:tc>
+        <w:tc>
+          <w:tcPr>
+            <w:tcW w:type="dxa" w:w="1440"/>
+          </w:tcPr>
+          <w:p>
+            <w:pPr>
+              <w:spacing w:after="20"/>
+            </w:pPr>
+            <w:r>
+              <w:rPr>
+                <w:color w:val="1C3A36"/>
+                <w:sz w:val="15"/>
+              </w:rPr>
+              <w:t>4,790,695,948.0</w:t>
+            </w:r>
+          </w:p>
+        </w:tc>
+        <w:tc>
+          <w:tcPr>
+            <w:tcW w:type="dxa" w:w="1037"/>
+          </w:tcPr>
+          <w:p>
+            <w:pPr>
+              <w:spacing w:after="20"/>
+            </w:pPr>
+            <w:r>
+              <w:rPr>
+                <w:color w:val="1C3A36"/>
+                <w:sz w:val="15"/>
+              </w:rPr>
+              <w:t>2025-12-31</w:t>
+            </w:r>
+          </w:p>
+        </w:tc>
+        <w:tc>
+          <w:tcPr>
+            <w:tcW w:type="dxa" w:w="5832"/>
+          </w:tcPr>
+          <w:p>
+            <w:pPr>
+              <w:spacing w:after="20"/>
+            </w:pPr>
+            <w:r>
+              <w:rPr>
+                <w:color w:val="1C3A36"/>
+                <w:sz w:val="15"/>
+              </w:rPr>
+              <w:t>Total AMOC (parent) equity at 31-Dec-2025. Audited consolidated FS, transition period 1-Jul-2025 to 31-Dec-2025, Crowe unqualified, 18-Feb-2026</w:t>
+            </w:r>
+          </w:p>
+        </w:tc>
+      </w:tr>
+      <w:tr>
+        <w:tc>
+          <w:tcPr>
+            <w:tcW w:type="dxa" w:w="1872"/>
+          </w:tcPr>
+          <w:p>
+            <w:pPr>
+              <w:spacing w:after="20"/>
+            </w:pPr>
+            <w:r>
+              <w:rPr>
+                <w:color w:val="1C3A36"/>
+                <w:sz w:val="15"/>
+              </w:rPr>
+              <w:t>eq_nci</w:t>
+            </w:r>
+          </w:p>
+        </w:tc>
+        <w:tc>
+          <w:tcPr>
+            <w:tcW w:type="dxa" w:w="1440"/>
+          </w:tcPr>
+          <w:p>
+            <w:pPr>
+              <w:spacing w:after="20"/>
+            </w:pPr>
+            <w:r>
+              <w:rPr>
+                <w:color w:val="1C3A36"/>
+                <w:sz w:val="15"/>
+              </w:rPr>
+              <w:t>34,079,000.0</w:t>
+            </w:r>
+          </w:p>
+        </w:tc>
+        <w:tc>
+          <w:tcPr>
+            <w:tcW w:type="dxa" w:w="1037"/>
+          </w:tcPr>
+          <w:p>
+            <w:pPr>
+              <w:spacing w:after="20"/>
+            </w:pPr>
+            <w:r>
+              <w:rPr>
+                <w:color w:val="1C3A36"/>
+                <w:sz w:val="15"/>
+              </w:rPr>
+              <w:t>2025-12-31</w:t>
+            </w:r>
+          </w:p>
+        </w:tc>
+        <w:tc>
+          <w:tcPr>
+            <w:tcW w:type="dxa" w:w="5832"/>
+          </w:tcPr>
+          <w:p>
+            <w:pPr>
+              <w:spacing w:after="20"/>
+            </w:pPr>
+            <w:r>
+              <w:rPr>
+                <w:color w:val="1C3A36"/>
+                <w:sz w:val="15"/>
+              </w:rPr>
+              <w:t>Non-controlling interest carrying amount at 31-Dec-2025. Audited consolidated FS, transition period 1-Jul-2025 to 31-Dec-2025, Crowe unqualified, 18-Feb-2026</w:t>
+            </w:r>
+          </w:p>
+        </w:tc>
+      </w:tr>
+      <w:tr>
+        <w:tc>
+          <w:tcPr>
+            <w:tcW w:type="dxa" w:w="1872"/>
+          </w:tcPr>
+          <w:p>
+            <w:pPr>
+              <w:spacing w:after="20"/>
+            </w:pPr>
+            <w:r>
+              <w:rPr>
+                <w:color w:val="1C3A36"/>
+                <w:sz w:val="15"/>
+              </w:rPr>
+              <w:t>debt_lt</w:t>
+            </w:r>
+          </w:p>
+        </w:tc>
+        <w:tc>
+          <w:tcPr>
+            <w:tcW w:type="dxa" w:w="1440"/>
+          </w:tcPr>
+          <w:p>
+            <w:pPr>
+              <w:spacing w:after="20"/>
+            </w:pPr>
+            <w:r>
+              <w:rPr>
+                <w:color w:val="1C3A36"/>
+                <w:sz w:val="15"/>
+              </w:rPr>
+              <w:t>11,805,265.0</w:t>
+            </w:r>
+          </w:p>
+        </w:tc>
+        <w:tc>
+          <w:tcPr>
+            <w:tcW w:type="dxa" w:w="1037"/>
+          </w:tcPr>
+          <w:p>
+            <w:pPr>
+              <w:spacing w:after="20"/>
+            </w:pPr>
+            <w:r>
+              <w:rPr>
+                <w:color w:val="1C3A36"/>
+                <w:sz w:val="15"/>
+              </w:rPr>
+              <w:t>2025-12-31</w:t>
+            </w:r>
+          </w:p>
+        </w:tc>
+        <w:tc>
+          <w:tcPr>
+            <w:tcW w:type="dxa" w:w="5832"/>
+          </w:tcPr>
+          <w:p>
+            <w:pPr>
+              <w:spacing w:after="20"/>
+            </w:pPr>
+            <w:r>
+              <w:rPr>
+                <w:color w:val="1C3A36"/>
+                <w:sz w:val="15"/>
+              </w:rPr>
+              <w:t>Long-term loans at 31-Dec-2025 (note 20). Audited consolidated FS, transition period 1-Jul-2025 to 31-Dec-2025, Crowe unqualified, 18-Feb-2026</w:t>
+            </w:r>
+          </w:p>
+        </w:tc>
+      </w:tr>
+      <w:tr>
+        <w:tc>
+          <w:tcPr>
+            <w:tcW w:type="dxa" w:w="1872"/>
+          </w:tcPr>
+          <w:p>
+            <w:pPr>
+              <w:spacing w:after="20"/>
+            </w:pPr>
+            <w:r>
+              <w:rPr>
+                <w:color w:val="1C3A36"/>
+                <w:sz w:val="15"/>
+              </w:rPr>
+              <w:t>debt_st</w:t>
+            </w:r>
+          </w:p>
+        </w:tc>
+        <w:tc>
+          <w:tcPr>
+            <w:tcW w:type="dxa" w:w="1440"/>
+          </w:tcPr>
+          <w:p>
+            <w:pPr>
+              <w:spacing w:after="20"/>
+            </w:pPr>
+            <w:r>
+              <w:rPr>
+                <w:color w:val="1C3A36"/>
+                <w:sz w:val="15"/>
+              </w:rPr>
+              <w:t>9,172,172.0</w:t>
+            </w:r>
+          </w:p>
+        </w:tc>
+        <w:tc>
+          <w:tcPr>
+            <w:tcW w:type="dxa" w:w="1037"/>
+          </w:tcPr>
+          <w:p>
+            <w:pPr>
+              <w:spacing w:after="20"/>
+            </w:pPr>
+            <w:r>
+              <w:rPr>
+                <w:color w:val="1C3A36"/>
+                <w:sz w:val="15"/>
+              </w:rPr>
+              <w:t>2025-12-31</w:t>
+            </w:r>
+          </w:p>
+        </w:tc>
+        <w:tc>
+          <w:tcPr>
+            <w:tcW w:type="dxa" w:w="5832"/>
+          </w:tcPr>
+          <w:p>
+            <w:pPr>
+              <w:spacing w:after="20"/>
+            </w:pPr>
+            <w:r>
+              <w:rPr>
+                <w:color w:val="1C3A36"/>
+                <w:sz w:val="15"/>
+              </w:rPr>
+              <w:t>Short-term loans and facilities at 31-Dec-2025 (note 20). Audited consolidated FS, transition period 1-Jul-2025 to 31-Dec-2025, Crowe unqualified, 18-Feb-2026</w:t>
+            </w:r>
+          </w:p>
+        </w:tc>
+      </w:tr>
+      <w:tr>
+        <w:tc>
+          <w:tcPr>
+            <w:tcW w:type="dxa" w:w="1872"/>
+          </w:tcPr>
+          <w:p>
+            <w:pPr>
+              <w:spacing w:after="20"/>
+            </w:pPr>
+            <w:r>
+              <w:rPr>
+                <w:color w:val="1C3A36"/>
+                <w:sz w:val="15"/>
+              </w:rPr>
+              <w:t>leases</w:t>
+            </w:r>
+          </w:p>
+        </w:tc>
+        <w:tc>
+          <w:tcPr>
+            <w:tcW w:type="dxa" w:w="1440"/>
+          </w:tcPr>
+          <w:p>
+            <w:pPr>
+              <w:spacing w:after="20"/>
+            </w:pPr>
+            <w:r>
+              <w:rPr>
+                <w:color w:val="1C3A36"/>
+                <w:sz w:val="15"/>
+              </w:rPr>
+              <w:t>4,278,324.0</w:t>
+            </w:r>
+          </w:p>
+        </w:tc>
+        <w:tc>
+          <w:tcPr>
+            <w:tcW w:type="dxa" w:w="1037"/>
+          </w:tcPr>
+          <w:p>
+            <w:pPr>
+              <w:spacing w:after="20"/>
+            </w:pPr>
+            <w:r>
+              <w:rPr>
+                <w:color w:val="1C3A36"/>
+                <w:sz w:val="15"/>
+              </w:rPr>
+              <w:t>2025-12-31</w:t>
+            </w:r>
+          </w:p>
+        </w:tc>
+        <w:tc>
+          <w:tcPr>
+            <w:tcW w:type="dxa" w:w="5832"/>
+          </w:tcPr>
+          <w:p>
+            <w:pPr>
+              <w:spacing w:after="20"/>
+            </w:pPr>
+            <w:r>
+              <w:rPr>
+                <w:color w:val="1C3A36"/>
+                <w:sz w:val="15"/>
+              </w:rPr>
+              <w:t>Total lease liabilities at 31-Dec-2025 (note 8-2-2). Audited consolidated FS, transition period 1-Jul-2025 to 31-Dec-2025, Crowe unqualified, 18-Feb-2026</w:t>
+            </w:r>
+          </w:p>
+        </w:tc>
+      </w:tr>
+      <w:tr>
+        <w:tc>
+          <w:tcPr>
+            <w:tcW w:type="dxa" w:w="1872"/>
+          </w:tcPr>
+          <w:p>
+            <w:pPr>
+              <w:spacing w:after="20"/>
+            </w:pPr>
+            <w:r>
+              <w:rPr>
+                <w:color w:val="1C3A36"/>
+                <w:sz w:val="15"/>
+              </w:rPr>
+              <w:t>payables</w:t>
+            </w:r>
+          </w:p>
+        </w:tc>
+        <w:tc>
+          <w:tcPr>
+            <w:tcW w:type="dxa" w:w="1440"/>
+          </w:tcPr>
+          <w:p>
+            <w:pPr>
+              <w:spacing w:after="20"/>
+            </w:pPr>
+            <w:r>
+              <w:rPr>
+                <w:color w:val="1C3A36"/>
+                <w:sz w:val="15"/>
+              </w:rPr>
+              <w:t>7,942,650.0</w:t>
+            </w:r>
+          </w:p>
+        </w:tc>
+        <w:tc>
+          <w:tcPr>
+            <w:tcW w:type="dxa" w:w="1037"/>
+          </w:tcPr>
+          <w:p>
+            <w:pPr>
+              <w:spacing w:after="20"/>
+            </w:pPr>
+            <w:r>
+              <w:rPr>
+                <w:color w:val="1C3A36"/>
+                <w:sz w:val="15"/>
+              </w:rPr>
+              <w:t>2025-12-31</w:t>
+            </w:r>
+          </w:p>
+        </w:tc>
+        <w:tc>
+          <w:tcPr>
+            <w:tcW w:type="dxa" w:w="5832"/>
+          </w:tcPr>
+          <w:p>
+            <w:pPr>
+              <w:spacing w:after="20"/>
+            </w:pPr>
+            <w:r>
+              <w:rPr>
+                <w:color w:val="1C3A36"/>
+                <w:sz w:val="15"/>
+              </w:rPr>
+              <w:t>Accounts and notes payable at 31-Dec-2025 (note 10-3). The previous edition modelled a trade payable of about 2.5bn funding the working capital cycle; the actual trade payable is under 8mn and the funding sits in the EGPC current account instead. Audited consolidated FS, transition period 1-Jul-2025 to 31-Dec-2025, Crowe unqualified, 18-Feb-2026</w:t>
+            </w:r>
+          </w:p>
+        </w:tc>
+      </w:tr>
+      <w:tr>
+        <w:tc>
+          <w:tcPr>
+            <w:tcW w:type="dxa" w:w="1872"/>
+          </w:tcPr>
+          <w:p>
+            <w:pPr>
+              <w:spacing w:after="20"/>
+            </w:pPr>
+            <w:r>
+              <w:rPr>
+                <w:color w:val="1C3A36"/>
+                <w:sz w:val="15"/>
+              </w:rPr>
+              <w:t>creditors</w:t>
+            </w:r>
+          </w:p>
+        </w:tc>
+        <w:tc>
+          <w:tcPr>
+            <w:tcW w:type="dxa" w:w="1440"/>
+          </w:tcPr>
+          <w:p>
+            <w:pPr>
+              <w:spacing w:after="20"/>
+            </w:pPr>
+            <w:r>
+              <w:rPr>
+                <w:color w:val="1C3A36"/>
+                <w:sz w:val="15"/>
+              </w:rPr>
+              <w:t>2,044,446,416.0</w:t>
+            </w:r>
+          </w:p>
+        </w:tc>
+        <w:tc>
+          <w:tcPr>
+            <w:tcW w:type="dxa" w:w="1037"/>
+          </w:tcPr>
+          <w:p>
+            <w:pPr>
+              <w:spacing w:after="20"/>
+            </w:pPr>
+            <w:r>
+              <w:rPr>
+                <w:color w:val="1C3A36"/>
+                <w:sz w:val="15"/>
+              </w:rPr>
+              <w:t>2025-12-31</w:t>
+            </w:r>
+          </w:p>
+        </w:tc>
+        <w:tc>
+          <w:tcPr>
+            <w:tcW w:type="dxa" w:w="5832"/>
+          </w:tcPr>
+          <w:p>
+            <w:pPr>
+              <w:spacing w:after="20"/>
+            </w:pPr>
+            <w:r>
+              <w:rPr>
+                <w:color w:val="1C3A36"/>
+                <w:sz w:val="15"/>
+              </w:rPr>
+              <w:t>Creditors and other credit balances at 31-Dec-2025 (note 11): EGPC current account 1,132,353,505, deposits 70,891,867, miscellaneous taxes 47,021,719, dividends payable 517,250,000, miscellaneous creditors 148,226,091, customer advances 60,028,880. Audited consolidated FS, transition period 1-Jul-2025 to 31-Dec-2025, Crowe unqualified, 18-Feb-2026</w:t>
+            </w:r>
+          </w:p>
+        </w:tc>
+      </w:tr>
+      <w:tr>
+        <w:tc>
+          <w:tcPr>
+            <w:tcW w:type="dxa" w:w="1872"/>
+          </w:tcPr>
+          <w:p>
+            <w:pPr>
+              <w:spacing w:after="20"/>
+            </w:pPr>
+            <w:r>
+              <w:rPr>
+                <w:color w:val="1C3A36"/>
+                <w:sz w:val="15"/>
+              </w:rPr>
+              <w:t>provisions</w:t>
+            </w:r>
+          </w:p>
+        </w:tc>
+        <w:tc>
+          <w:tcPr>
+            <w:tcW w:type="dxa" w:w="1440"/>
+          </w:tcPr>
+          <w:p>
+            <w:pPr>
+              <w:spacing w:after="20"/>
+            </w:pPr>
+            <w:r>
+              <w:rPr>
+                <w:color w:val="1C3A36"/>
+                <w:sz w:val="15"/>
+              </w:rPr>
+              <w:t>921,440,353.0</w:t>
+            </w:r>
+          </w:p>
+        </w:tc>
+        <w:tc>
+          <w:tcPr>
+            <w:tcW w:type="dxa" w:w="1037"/>
+          </w:tcPr>
+          <w:p>
+            <w:pPr>
+              <w:spacing w:after="20"/>
+            </w:pPr>
+            <w:r>
+              <w:rPr>
+                <w:color w:val="1C3A36"/>
+                <w:sz w:val="15"/>
+              </w:rPr>
+              <w:t>2025-12-31</w:t>
+            </w:r>
+          </w:p>
+        </w:tc>
+        <w:tc>
+          <w:tcPr>
+            <w:tcW w:type="dxa" w:w="5832"/>
+          </w:tcPr>
+          <w:p>
+            <w:pPr>
+              <w:spacing w:after="20"/>
+            </w:pPr>
+            <w:r>
+              <w:rPr>
+                <w:color w:val="1C3A36"/>
+                <w:sz w:val="15"/>
+              </w:rPr>
+              <w:t>Provisions at 31-Dec-2025 (note 10-1): tax disputes 904,609,345 and claims and disputes 16,831,008. A contingent liability worth EGP 0.71 a share that the previous edition never carried at all</w:t>
+            </w:r>
+          </w:p>
+        </w:tc>
+      </w:tr>
+      <w:tr>
+        <w:tc>
+          <w:tcPr>
+            <w:tcW w:type="dxa" w:w="1872"/>
+          </w:tcPr>
+          <w:p>
+            <w:pPr>
+              <w:spacing w:after="20"/>
+            </w:pPr>
+            <w:r>
+              <w:rPr>
+                <w:color w:val="1C3A36"/>
+                <w:sz w:val="15"/>
+              </w:rPr>
+              <w:t>dtax_liab</w:t>
+            </w:r>
+          </w:p>
+        </w:tc>
+        <w:tc>
+          <w:tcPr>
+            <w:tcW w:type="dxa" w:w="1440"/>
+          </w:tcPr>
+          <w:p>
+            <w:pPr>
+              <w:spacing w:after="20"/>
+            </w:pPr>
+            <w:r>
+              <w:rPr>
+                <w:color w:val="1C3A36"/>
+                <w:sz w:val="15"/>
+              </w:rPr>
+              <w:t>108,612,469.0</w:t>
+            </w:r>
+          </w:p>
+        </w:tc>
+        <w:tc>
+          <w:tcPr>
+            <w:tcW w:type="dxa" w:w="1037"/>
+          </w:tcPr>
+          <w:p>
+            <w:pPr>
+              <w:spacing w:after="20"/>
+            </w:pPr>
+            <w:r>
+              <w:rPr>
+                <w:color w:val="1C3A36"/>
+                <w:sz w:val="15"/>
+              </w:rPr>
+              <w:t>2025-12-31</w:t>
+            </w:r>
+          </w:p>
+        </w:tc>
+        <w:tc>
+          <w:tcPr>
+            <w:tcW w:type="dxa" w:w="5832"/>
+          </w:tcPr>
+          <w:p>
+            <w:pPr>
+              <w:spacing w:after="20"/>
+            </w:pPr>
+            <w:r>
+              <w:rPr>
+                <w:color w:val="1C3A36"/>
+                <w:sz w:val="15"/>
+              </w:rPr>
+              <w:t>Deferred tax liability at 31-Dec-2025 (note 13-A). Audited consolidated FS, transition period 1-Jul-2025 to 31-Dec-2025, Crowe unqualified, 18-Feb-2026</w:t>
+            </w:r>
+          </w:p>
+        </w:tc>
+      </w:tr>
+      <w:tr>
+        <w:tc>
+          <w:tcPr>
+            <w:tcW w:type="dxa" w:w="1872"/>
+          </w:tcPr>
+          <w:p>
+            <w:pPr>
+              <w:spacing w:after="20"/>
+            </w:pPr>
+            <w:r>
+              <w:rPr>
+                <w:color w:val="1C3A36"/>
+                <w:sz w:val="15"/>
+              </w:rPr>
+              <w:t>tax_due</w:t>
+            </w:r>
+          </w:p>
+        </w:tc>
+        <w:tc>
+          <w:tcPr>
+            <w:tcW w:type="dxa" w:w="1440"/>
+          </w:tcPr>
+          <w:p>
+            <w:pPr>
+              <w:spacing w:after="20"/>
+            </w:pPr>
+            <w:r>
+              <w:rPr>
+                <w:color w:val="1C3A36"/>
+                <w:sz w:val="15"/>
+              </w:rPr>
+              <w:t>203,945,433.0</w:t>
+            </w:r>
+          </w:p>
+        </w:tc>
+        <w:tc>
+          <w:tcPr>
+            <w:tcW w:type="dxa" w:w="1037"/>
+          </w:tcPr>
+          <w:p>
+            <w:pPr>
+              <w:spacing w:after="20"/>
+            </w:pPr>
+            <w:r>
+              <w:rPr>
+                <w:color w:val="1C3A36"/>
+                <w:sz w:val="15"/>
+              </w:rPr>
+              <w:t>2025-12-31</w:t>
+            </w:r>
+          </w:p>
+        </w:tc>
+        <w:tc>
+          <w:tcPr>
+            <w:tcW w:type="dxa" w:w="5832"/>
+          </w:tcPr>
+          <w:p>
+            <w:pPr>
+              <w:spacing w:after="20"/>
+            </w:pPr>
+            <w:r>
+              <w:rPr>
+                <w:color w:val="1C3A36"/>
+                <w:sz w:val="15"/>
+              </w:rPr>
+              <w:t>Due to the tax authority at 31-Dec-2025 (note 10-2). Audited consolidated FS, transition period 1-Jul-2025 to 31-Dec-2025, Crowe unqualified, 18-Feb-2026</w:t>
+            </w:r>
+          </w:p>
+        </w:tc>
+      </w:tr>
+      <w:tr>
+        <w:tc>
+          <w:tcPr>
+            <w:tcW w:type="dxa" w:w="1872"/>
+          </w:tcPr>
+          <w:p>
+            <w:pPr>
+              <w:spacing w:after="20"/>
+            </w:pPr>
+            <w:r>
+              <w:rPr>
+                <w:color w:val="1C3A36"/>
+                <w:sz w:val="15"/>
+              </w:rPr>
+              <w:t>assets_jun25</w:t>
+            </w:r>
+          </w:p>
+        </w:tc>
+        <w:tc>
+          <w:tcPr>
+            <w:tcW w:type="dxa" w:w="1440"/>
+          </w:tcPr>
+          <w:p>
+            <w:pPr>
+              <w:spacing w:after="20"/>
+            </w:pPr>
+            <w:r>
+              <w:rPr>
+                <w:color w:val="1C3A36"/>
+                <w:sz w:val="15"/>
+              </w:rPr>
+              <w:t>10,327,865,642.0</w:t>
+            </w:r>
+          </w:p>
+        </w:tc>
+        <w:tc>
+          <w:tcPr>
+            <w:tcW w:type="dxa" w:w="1037"/>
+          </w:tcPr>
+          <w:p>
+            <w:pPr>
+              <w:spacing w:after="20"/>
+            </w:pPr>
+            <w:r>
+              <w:rPr>
+                <w:color w:val="1C3A36"/>
+                <w:sz w:val="15"/>
+              </w:rPr>
+              <w:t>2025-06-30</w:t>
+            </w:r>
+          </w:p>
+        </w:tc>
+        <w:tc>
+          <w:tcPr>
+            <w:tcW w:type="dxa" w:w="5832"/>
+          </w:tcPr>
+          <w:p>
+            <w:pPr>
+              <w:spacing w:after="20"/>
+            </w:pPr>
+            <w:r>
+              <w:rPr>
+                <w:color w:val="1C3A36"/>
+                <w:sz w:val="15"/>
+              </w:rPr>
+              <w:t>Total assets at 30-Jun-2025 (comparative column). Audited consolidated FS, transition period 1-Jul-2025 to 31-Dec-2025, Crowe unqualified, 18-Feb-2026</w:t>
+            </w:r>
+          </w:p>
+        </w:tc>
+      </w:tr>
+      <w:tr>
+        <w:tc>
+          <w:tcPr>
+            <w:tcW w:type="dxa" w:w="1872"/>
+          </w:tcPr>
+          <w:p>
+            <w:pPr>
+              <w:spacing w:after="20"/>
+            </w:pPr>
+            <w:r>
+              <w:rPr>
+                <w:color w:val="1C3A36"/>
+                <w:sz w:val="15"/>
+              </w:rPr>
+              <w:t>eq_parent_jun25</w:t>
+            </w:r>
+          </w:p>
+        </w:tc>
+        <w:tc>
+          <w:tcPr>
+            <w:tcW w:type="dxa" w:w="1440"/>
+          </w:tcPr>
+          <w:p>
+            <w:pPr>
+              <w:spacing w:after="20"/>
+            </w:pPr>
+            <w:r>
+              <w:rPr>
+                <w:color w:val="1C3A36"/>
+                <w:sz w:val="15"/>
+              </w:rPr>
+              <w:t>5,353,528,855.0</w:t>
+            </w:r>
+          </w:p>
+        </w:tc>
+        <w:tc>
+          <w:tcPr>
+            <w:tcW w:type="dxa" w:w="1037"/>
+          </w:tcPr>
+          <w:p>
+            <w:pPr>
+              <w:spacing w:after="20"/>
+            </w:pPr>
+            <w:r>
+              <w:rPr>
+                <w:color w:val="1C3A36"/>
+                <w:sz w:val="15"/>
+              </w:rPr>
+              <w:t>2025-06-30</w:t>
+            </w:r>
+          </w:p>
+        </w:tc>
+        <w:tc>
+          <w:tcPr>
+            <w:tcW w:type="dxa" w:w="5832"/>
+          </w:tcPr>
+          <w:p>
+            <w:pPr>
+              <w:spacing w:after="20"/>
+            </w:pPr>
+            <w:r>
+              <w:rPr>
+                <w:color w:val="1C3A36"/>
+                <w:sz w:val="15"/>
+              </w:rPr>
+              <w:t>Total AMOC equity at 30-Jun-2025 (comparative column). Audited consolidated FS, transition period 1-Jul-2025 to 31-Dec-2025, Crowe unqualified, 18-Feb-2026</w:t>
+            </w:r>
+          </w:p>
+        </w:tc>
+      </w:tr>
+      <w:tr>
+        <w:tc>
+          <w:tcPr>
+            <w:tcW w:type="dxa" w:w="1872"/>
+          </w:tcPr>
+          <w:p>
+            <w:pPr>
+              <w:spacing w:after="20"/>
+            </w:pPr>
+            <w:r>
+              <w:rPr>
+                <w:color w:val="1C3A36"/>
+                <w:sz w:val="15"/>
+              </w:rPr>
+              <w:t>assets_dec24</w:t>
+            </w:r>
+          </w:p>
+        </w:tc>
+        <w:tc>
+          <w:tcPr>
+            <w:tcW w:type="dxa" w:w="1440"/>
+          </w:tcPr>
+          <w:p>
+            <w:pPr>
+              <w:spacing w:after="20"/>
+            </w:pPr>
+            <w:r>
+              <w:rPr>
+                <w:color w:val="1C3A36"/>
+                <w:sz w:val="15"/>
+              </w:rPr>
+              <w:t>7,747,725,648.0</w:t>
+            </w:r>
+          </w:p>
+        </w:tc>
+        <w:tc>
+          <w:tcPr>
+            <w:tcW w:type="dxa" w:w="1037"/>
+          </w:tcPr>
+          <w:p>
+            <w:pPr>
+              <w:spacing w:after="20"/>
+            </w:pPr>
+            <w:r>
+              <w:rPr>
+                <w:color w:val="1C3A36"/>
+                <w:sz w:val="15"/>
+              </w:rPr>
+              <w:t>2024-12-31</w:t>
+            </w:r>
+          </w:p>
+        </w:tc>
+        <w:tc>
+          <w:tcPr>
+            <w:tcW w:type="dxa" w:w="5832"/>
+          </w:tcPr>
+          <w:p>
+            <w:pPr>
+              <w:spacing w:after="20"/>
+            </w:pPr>
+            <w:r>
+              <w:rPr>
+                <w:color w:val="1C3A36"/>
+                <w:sz w:val="15"/>
+              </w:rPr>
+              <w:t>Total assets at 31-Dec-2024. Limited-review consolidated FS, six months to 31-Dec-2024</w:t>
+            </w:r>
+          </w:p>
+        </w:tc>
+      </w:tr>
+      <w:tr>
+        <w:tc>
+          <w:tcPr>
+            <w:tcW w:type="dxa" w:w="1872"/>
+          </w:tcPr>
+          <w:p>
+            <w:pPr>
+              <w:spacing w:after="20"/>
+            </w:pPr>
+            <w:r>
+              <w:rPr>
+                <w:color w:val="1C3A36"/>
+                <w:sz w:val="15"/>
+              </w:rPr>
+              <w:t>eq_parent_dec24</w:t>
+            </w:r>
+          </w:p>
+        </w:tc>
+        <w:tc>
+          <w:tcPr>
+            <w:tcW w:type="dxa" w:w="1440"/>
+          </w:tcPr>
+          <w:p>
+            <w:pPr>
+              <w:spacing w:after="20"/>
+            </w:pPr>
+            <w:r>
+              <w:rPr>
+                <w:color w:val="1C3A36"/>
+                <w:sz w:val="15"/>
+              </w:rPr>
+              <w:t>4,430,087,458.0</w:t>
+            </w:r>
+          </w:p>
+        </w:tc>
+        <w:tc>
+          <w:tcPr>
+            <w:tcW w:type="dxa" w:w="1037"/>
+          </w:tcPr>
+          <w:p>
+            <w:pPr>
+              <w:spacing w:after="20"/>
+            </w:pPr>
+            <w:r>
+              <w:rPr>
+                <w:color w:val="1C3A36"/>
+                <w:sz w:val="15"/>
+              </w:rPr>
+              <w:t>2024-12-31</w:t>
+            </w:r>
+          </w:p>
+        </w:tc>
+        <w:tc>
+          <w:tcPr>
+            <w:tcW w:type="dxa" w:w="5832"/>
+          </w:tcPr>
+          <w:p>
+            <w:pPr>
+              <w:spacing w:after="20"/>
+            </w:pPr>
+            <w:r>
+              <w:rPr>
+                <w:color w:val="1C3A36"/>
+                <w:sz w:val="15"/>
+              </w:rPr>
+              <w:t>Total AMOC equity at 31-Dec-2024. Limited-review consolidated FS, six months to 31-Dec-2024</w:t>
+            </w:r>
+          </w:p>
+        </w:tc>
+      </w:tr>
+      <w:tr>
+        <w:tc>
+          <w:tcPr>
+            <w:tcW w:type="dxa" w:w="1872"/>
+          </w:tcPr>
+          <w:p>
+            <w:pPr>
+              <w:spacing w:after="20"/>
+            </w:pPr>
+            <w:r>
+              <w:rPr>
+                <w:color w:val="1C3A36"/>
+                <w:sz w:val="15"/>
+              </w:rPr>
+              <w:t>assets_jun24</w:t>
+            </w:r>
+          </w:p>
+        </w:tc>
+        <w:tc>
+          <w:tcPr>
+            <w:tcW w:type="dxa" w:w="1440"/>
+          </w:tcPr>
+          <w:p>
+            <w:pPr>
+              <w:spacing w:after="20"/>
+            </w:pPr>
+            <w:r>
+              <w:rPr>
+                <w:color w:val="1C3A36"/>
+                <w:sz w:val="15"/>
+              </w:rPr>
+              <w:t>8,386,961,675.0</w:t>
+            </w:r>
+          </w:p>
+        </w:tc>
+        <w:tc>
+          <w:tcPr>
+            <w:tcW w:type="dxa" w:w="1037"/>
+          </w:tcPr>
+          <w:p>
+            <w:pPr>
+              <w:spacing w:after="20"/>
+            </w:pPr>
+            <w:r>
+              <w:rPr>
+                <w:color w:val="1C3A36"/>
+                <w:sz w:val="15"/>
+              </w:rPr>
               <w:t>2024-06-30</w:t>
             </w:r>
           </w:p>
@@ -5262,7 +7280,1757 @@
                 <w:color w:val="1C3A36"/>
                 <w:sz w:val="15"/>
               </w:rPr>
-              <w:t>Total sales value EGP mn, same table</w:t>
+              <w:t>Total assets at 30-Jun-2024 (comparative column). Limited-review consolidated FS, six months to 31-Dec-2024</w:t>
+            </w:r>
+          </w:p>
+        </w:tc>
+      </w:tr>
+      <w:tr>
+        <w:tc>
+          <w:tcPr>
+            <w:tcW w:type="dxa" w:w="1872"/>
+          </w:tcPr>
+          <w:p>
+            <w:pPr>
+              <w:spacing w:after="20"/>
+            </w:pPr>
+            <w:r>
+              <w:rPr>
+                <w:color w:val="1C3A36"/>
+                <w:sz w:val="15"/>
+              </w:rPr>
+              <w:t>eq_parent_jun24</w:t>
+            </w:r>
+          </w:p>
+        </w:tc>
+        <w:tc>
+          <w:tcPr>
+            <w:tcW w:type="dxa" w:w="1440"/>
+          </w:tcPr>
+          <w:p>
+            <w:pPr>
+              <w:spacing w:after="20"/>
+            </w:pPr>
+            <w:r>
+              <w:rPr>
+                <w:color w:val="1C3A36"/>
+                <w:sz w:val="15"/>
+              </w:rPr>
+              <w:t>4,922,226,388.0</w:t>
+            </w:r>
+          </w:p>
+        </w:tc>
+        <w:tc>
+          <w:tcPr>
+            <w:tcW w:type="dxa" w:w="1037"/>
+          </w:tcPr>
+          <w:p>
+            <w:pPr>
+              <w:spacing w:after="20"/>
+            </w:pPr>
+            <w:r>
+              <w:rPr>
+                <w:color w:val="1C3A36"/>
+                <w:sz w:val="15"/>
+              </w:rPr>
+              <w:t>2024-06-30</w:t>
+            </w:r>
+          </w:p>
+        </w:tc>
+        <w:tc>
+          <w:tcPr>
+            <w:tcW w:type="dxa" w:w="5832"/>
+          </w:tcPr>
+          <w:p>
+            <w:pPr>
+              <w:spacing w:after="20"/>
+            </w:pPr>
+            <w:r>
+              <w:rPr>
+                <w:color w:val="1C3A36"/>
+                <w:sz w:val="15"/>
+              </w:rPr>
+              <w:t>Total AMOC equity at 30-Jun-2024 (comparative column). Limited-review consolidated FS, six months to 31-Dec-2024</w:t>
+            </w:r>
+          </w:p>
+        </w:tc>
+      </w:tr>
+      <w:tr>
+        <w:tc>
+          <w:tcPr>
+            <w:tcW w:type="dxa" w:w="1872"/>
+          </w:tcPr>
+          <w:p>
+            <w:pPr>
+              <w:spacing w:after="20"/>
+            </w:pPr>
+            <w:r>
+              <w:rPr>
+                <w:color w:val="1C3A36"/>
+                <w:sz w:val="15"/>
+              </w:rPr>
+              <w:t>ppe_jun25</w:t>
+            </w:r>
+          </w:p>
+        </w:tc>
+        <w:tc>
+          <w:tcPr>
+            <w:tcW w:type="dxa" w:w="1440"/>
+          </w:tcPr>
+          <w:p>
+            <w:pPr>
+              <w:spacing w:after="20"/>
+            </w:pPr>
+            <w:r>
+              <w:rPr>
+                <w:color w:val="1C3A36"/>
+                <w:sz w:val="15"/>
+              </w:rPr>
+              <w:t>937,851,261.0</w:t>
+            </w:r>
+          </w:p>
+        </w:tc>
+        <w:tc>
+          <w:tcPr>
+            <w:tcW w:type="dxa" w:w="1037"/>
+          </w:tcPr>
+          <w:p>
+            <w:pPr>
+              <w:spacing w:after="20"/>
+            </w:pPr>
+            <w:r>
+              <w:rPr>
+                <w:color w:val="1C3A36"/>
+                <w:sz w:val="15"/>
+              </w:rPr>
+              <w:t>2025-06-30</w:t>
+            </w:r>
+          </w:p>
+        </w:tc>
+        <w:tc>
+          <w:tcPr>
+            <w:tcW w:type="dxa" w:w="5832"/>
+          </w:tcPr>
+          <w:p>
+            <w:pPr>
+              <w:spacing w:after="20"/>
+            </w:pPr>
+            <w:r>
+              <w:rPr>
+                <w:color w:val="1C3A36"/>
+                <w:sz w:val="15"/>
+              </w:rPr>
+              <w:t>Fixed assets net at 30-Jun-2025. Audited consolidated FS, transition period 1-Jul-2025 to 31-Dec-2025, Crowe unqualified, 18-Feb-2026</w:t>
+            </w:r>
+          </w:p>
+        </w:tc>
+      </w:tr>
+      <w:tr>
+        <w:tc>
+          <w:tcPr>
+            <w:tcW w:type="dxa" w:w="1872"/>
+          </w:tcPr>
+          <w:p>
+            <w:pPr>
+              <w:spacing w:after="20"/>
+            </w:pPr>
+            <w:r>
+              <w:rPr>
+                <w:color w:val="1C3A36"/>
+                <w:sz w:val="15"/>
+              </w:rPr>
+              <w:t>inv_jun25</w:t>
+            </w:r>
+          </w:p>
+        </w:tc>
+        <w:tc>
+          <w:tcPr>
+            <w:tcW w:type="dxa" w:w="1440"/>
+          </w:tcPr>
+          <w:p>
+            <w:pPr>
+              <w:spacing w:after="20"/>
+            </w:pPr>
+            <w:r>
+              <w:rPr>
+                <w:color w:val="1C3A36"/>
+                <w:sz w:val="15"/>
+              </w:rPr>
+              <w:t>3,735,009,103.0</w:t>
+            </w:r>
+          </w:p>
+        </w:tc>
+        <w:tc>
+          <w:tcPr>
+            <w:tcW w:type="dxa" w:w="1037"/>
+          </w:tcPr>
+          <w:p>
+            <w:pPr>
+              <w:spacing w:after="20"/>
+            </w:pPr>
+            <w:r>
+              <w:rPr>
+                <w:color w:val="1C3A36"/>
+                <w:sz w:val="15"/>
+              </w:rPr>
+              <w:t>2025-06-30</w:t>
+            </w:r>
+          </w:p>
+        </w:tc>
+        <w:tc>
+          <w:tcPr>
+            <w:tcW w:type="dxa" w:w="5832"/>
+          </w:tcPr>
+          <w:p>
+            <w:pPr>
+              <w:spacing w:after="20"/>
+            </w:pPr>
+            <w:r>
+              <w:rPr>
+                <w:color w:val="1C3A36"/>
+                <w:sz w:val="15"/>
+              </w:rPr>
+              <w:t>Inventory at 30-Jun-2025. Audited consolidated FS, transition period 1-Jul-2025 to 31-Dec-2025, Crowe unqualified, 18-Feb-2026</w:t>
+            </w:r>
+          </w:p>
+        </w:tc>
+      </w:tr>
+      <w:tr>
+        <w:tc>
+          <w:tcPr>
+            <w:tcW w:type="dxa" w:w="1872"/>
+          </w:tcPr>
+          <w:p>
+            <w:pPr>
+              <w:spacing w:after="20"/>
+            </w:pPr>
+            <w:r>
+              <w:rPr>
+                <w:color w:val="1C3A36"/>
+                <w:sz w:val="15"/>
+              </w:rPr>
+              <w:t>recv_jun25</w:t>
+            </w:r>
+          </w:p>
+        </w:tc>
+        <w:tc>
+          <w:tcPr>
+            <w:tcW w:type="dxa" w:w="1440"/>
+          </w:tcPr>
+          <w:p>
+            <w:pPr>
+              <w:spacing w:after="20"/>
+            </w:pPr>
+            <w:r>
+              <w:rPr>
+                <w:color w:val="1C3A36"/>
+                <w:sz w:val="15"/>
+              </w:rPr>
+              <w:t>894,888,039.0</w:t>
+            </w:r>
+          </w:p>
+        </w:tc>
+        <w:tc>
+          <w:tcPr>
+            <w:tcW w:type="dxa" w:w="1037"/>
+          </w:tcPr>
+          <w:p>
+            <w:pPr>
+              <w:spacing w:after="20"/>
+            </w:pPr>
+            <w:r>
+              <w:rPr>
+                <w:color w:val="1C3A36"/>
+                <w:sz w:val="15"/>
+              </w:rPr>
+              <w:t>2025-06-30</w:t>
+            </w:r>
+          </w:p>
+        </w:tc>
+        <w:tc>
+          <w:tcPr>
+            <w:tcW w:type="dxa" w:w="5832"/>
+          </w:tcPr>
+          <w:p>
+            <w:pPr>
+              <w:spacing w:after="20"/>
+            </w:pPr>
+            <w:r>
+              <w:rPr>
+                <w:color w:val="1C3A36"/>
+                <w:sz w:val="15"/>
+              </w:rPr>
+              <w:t>Accounts receivable at 30-Jun-2025. Audited consolidated FS, transition period 1-Jul-2025 to 31-Dec-2025, Crowe unqualified, 18-Feb-2026</w:t>
+            </w:r>
+          </w:p>
+        </w:tc>
+      </w:tr>
+      <w:tr>
+        <w:tc>
+          <w:tcPr>
+            <w:tcW w:type="dxa" w:w="1872"/>
+          </w:tcPr>
+          <w:p>
+            <w:pPr>
+              <w:spacing w:after="20"/>
+            </w:pPr>
+            <w:r>
+              <w:rPr>
+                <w:color w:val="1C3A36"/>
+                <w:sz w:val="15"/>
+              </w:rPr>
+              <w:t>debtors_jun25</w:t>
+            </w:r>
+          </w:p>
+        </w:tc>
+        <w:tc>
+          <w:tcPr>
+            <w:tcW w:type="dxa" w:w="1440"/>
+          </w:tcPr>
+          <w:p>
+            <w:pPr>
+              <w:spacing w:after="20"/>
+            </w:pPr>
+            <w:r>
+              <w:rPr>
+                <w:color w:val="1C3A36"/>
+                <w:sz w:val="15"/>
+              </w:rPr>
+              <w:t>611,842,230.0</w:t>
+            </w:r>
+          </w:p>
+        </w:tc>
+        <w:tc>
+          <w:tcPr>
+            <w:tcW w:type="dxa" w:w="1037"/>
+          </w:tcPr>
+          <w:p>
+            <w:pPr>
+              <w:spacing w:after="20"/>
+            </w:pPr>
+            <w:r>
+              <w:rPr>
+                <w:color w:val="1C3A36"/>
+                <w:sz w:val="15"/>
+              </w:rPr>
+              <w:t>2025-06-30</w:t>
+            </w:r>
+          </w:p>
+        </w:tc>
+        <w:tc>
+          <w:tcPr>
+            <w:tcW w:type="dxa" w:w="5832"/>
+          </w:tcPr>
+          <w:p>
+            <w:pPr>
+              <w:spacing w:after="20"/>
+            </w:pPr>
+            <w:r>
+              <w:rPr>
+                <w:color w:val="1C3A36"/>
+                <w:sz w:val="15"/>
+              </w:rPr>
+              <w:t>Debtors and other debit balances at 30-Jun-2025. Audited consolidated FS, transition period 1-Jul-2025 to 31-Dec-2025, Crowe unqualified, 18-Feb-2026</w:t>
+            </w:r>
+          </w:p>
+        </w:tc>
+      </w:tr>
+      <w:tr>
+        <w:tc>
+          <w:tcPr>
+            <w:tcW w:type="dxa" w:w="1872"/>
+          </w:tcPr>
+          <w:p>
+            <w:pPr>
+              <w:spacing w:after="20"/>
+            </w:pPr>
+            <w:r>
+              <w:rPr>
+                <w:color w:val="1C3A36"/>
+                <w:sz w:val="15"/>
+              </w:rPr>
+              <w:t>creditors_jun25</w:t>
+            </w:r>
+          </w:p>
+        </w:tc>
+        <w:tc>
+          <w:tcPr>
+            <w:tcW w:type="dxa" w:w="1440"/>
+          </w:tcPr>
+          <w:p>
+            <w:pPr>
+              <w:spacing w:after="20"/>
+            </w:pPr>
+            <w:r>
+              <w:rPr>
+                <w:color w:val="1C3A36"/>
+                <w:sz w:val="15"/>
+              </w:rPr>
+              <w:t>3,102,041,816.0</w:t>
+            </w:r>
+          </w:p>
+        </w:tc>
+        <w:tc>
+          <w:tcPr>
+            <w:tcW w:type="dxa" w:w="1037"/>
+          </w:tcPr>
+          <w:p>
+            <w:pPr>
+              <w:spacing w:after="20"/>
+            </w:pPr>
+            <w:r>
+              <w:rPr>
+                <w:color w:val="1C3A36"/>
+                <w:sz w:val="15"/>
+              </w:rPr>
+              <w:t>2025-06-30</w:t>
+            </w:r>
+          </w:p>
+        </w:tc>
+        <w:tc>
+          <w:tcPr>
+            <w:tcW w:type="dxa" w:w="5832"/>
+          </w:tcPr>
+          <w:p>
+            <w:pPr>
+              <w:spacing w:after="20"/>
+            </w:pPr>
+            <w:r>
+              <w:rPr>
+                <w:color w:val="1C3A36"/>
+                <w:sz w:val="15"/>
+              </w:rPr>
+              <w:t>Creditors and other credit balances at 30-Jun-2025. Audited consolidated FS, transition period 1-Jul-2025 to 31-Dec-2025, Crowe unqualified, 18-Feb-2026</w:t>
+            </w:r>
+          </w:p>
+        </w:tc>
+      </w:tr>
+      <w:tr>
+        <w:tc>
+          <w:tcPr>
+            <w:tcW w:type="dxa" w:w="1872"/>
+          </w:tcPr>
+          <w:p>
+            <w:pPr>
+              <w:spacing w:after="20"/>
+            </w:pPr>
+            <w:r>
+              <w:rPr>
+                <w:color w:val="1C3A36"/>
+                <w:sz w:val="15"/>
+              </w:rPr>
+              <w:t>payables_jun25</w:t>
+            </w:r>
+          </w:p>
+        </w:tc>
+        <w:tc>
+          <w:tcPr>
+            <w:tcW w:type="dxa" w:w="1440"/>
+          </w:tcPr>
+          <w:p>
+            <w:pPr>
+              <w:spacing w:after="20"/>
+            </w:pPr>
+            <w:r>
+              <w:rPr>
+                <w:color w:val="1C3A36"/>
+                <w:sz w:val="15"/>
+              </w:rPr>
+              <w:t>15,486,636.0</w:t>
+            </w:r>
+          </w:p>
+        </w:tc>
+        <w:tc>
+          <w:tcPr>
+            <w:tcW w:type="dxa" w:w="1037"/>
+          </w:tcPr>
+          <w:p>
+            <w:pPr>
+              <w:spacing w:after="20"/>
+            </w:pPr>
+            <w:r>
+              <w:rPr>
+                <w:color w:val="1C3A36"/>
+                <w:sz w:val="15"/>
+              </w:rPr>
+              <w:t>2025-06-30</w:t>
+            </w:r>
+          </w:p>
+        </w:tc>
+        <w:tc>
+          <w:tcPr>
+            <w:tcW w:type="dxa" w:w="5832"/>
+          </w:tcPr>
+          <w:p>
+            <w:pPr>
+              <w:spacing w:after="20"/>
+            </w:pPr>
+            <w:r>
+              <w:rPr>
+                <w:color w:val="1C3A36"/>
+                <w:sz w:val="15"/>
+              </w:rPr>
+              <w:t>Accounts and notes payable at 30-Jun-2025. Audited consolidated FS, transition period 1-Jul-2025 to 31-Dec-2025, Crowe unqualified, 18-Feb-2026</w:t>
+            </w:r>
+          </w:p>
+        </w:tc>
+      </w:tr>
+      <w:tr>
+        <w:tc>
+          <w:tcPr>
+            <w:tcW w:type="dxa" w:w="1872"/>
+          </w:tcPr>
+          <w:p>
+            <w:pPr>
+              <w:spacing w:after="20"/>
+            </w:pPr>
+            <w:r>
+              <w:rPr>
+                <w:color w:val="1C3A36"/>
+                <w:sz w:val="15"/>
+              </w:rPr>
+              <w:t>cash_jun25</w:t>
+            </w:r>
+          </w:p>
+        </w:tc>
+        <w:tc>
+          <w:tcPr>
+            <w:tcW w:type="dxa" w:w="1440"/>
+          </w:tcPr>
+          <w:p>
+            <w:pPr>
+              <w:spacing w:after="20"/>
+            </w:pPr>
+            <w:r>
+              <w:rPr>
+                <w:color w:val="1C3A36"/>
+                <w:sz w:val="15"/>
+              </w:rPr>
+              <w:t>3,141,779,939.0</w:t>
+            </w:r>
+          </w:p>
+        </w:tc>
+        <w:tc>
+          <w:tcPr>
+            <w:tcW w:type="dxa" w:w="1037"/>
+          </w:tcPr>
+          <w:p>
+            <w:pPr>
+              <w:spacing w:after="20"/>
+            </w:pPr>
+            <w:r>
+              <w:rPr>
+                <w:color w:val="1C3A36"/>
+                <w:sz w:val="15"/>
+              </w:rPr>
+              <w:t>2025-06-30</w:t>
+            </w:r>
+          </w:p>
+        </w:tc>
+        <w:tc>
+          <w:tcPr>
+            <w:tcW w:type="dxa" w:w="5832"/>
+          </w:tcPr>
+          <w:p>
+            <w:pPr>
+              <w:spacing w:after="20"/>
+            </w:pPr>
+            <w:r>
+              <w:rPr>
+                <w:color w:val="1C3A36"/>
+                <w:sz w:val="15"/>
+              </w:rPr>
+              <w:t>Cash at banks and on hand at 30-Jun-2025. Audited consolidated FS, transition period 1-Jul-2025 to 31-Dec-2025, Crowe unqualified, 18-Feb-2026</w:t>
+            </w:r>
+          </w:p>
+        </w:tc>
+      </w:tr>
+      <w:tr>
+        <w:tc>
+          <w:tcPr>
+            <w:tcW w:type="dxa" w:w="1872"/>
+          </w:tcPr>
+          <w:p>
+            <w:pPr>
+              <w:spacing w:after="20"/>
+            </w:pPr>
+            <w:r>
+              <w:rPr>
+                <w:color w:val="1C3A36"/>
+                <w:sz w:val="15"/>
+              </w:rPr>
+              <w:t>cash_mar26</w:t>
+            </w:r>
+          </w:p>
+        </w:tc>
+        <w:tc>
+          <w:tcPr>
+            <w:tcW w:type="dxa" w:w="1440"/>
+          </w:tcPr>
+          <w:p>
+            <w:pPr>
+              <w:spacing w:after="20"/>
+            </w:pPr>
+            <w:r>
+              <w:rPr>
+                <w:color w:val="1C3A36"/>
+                <w:sz w:val="15"/>
+              </w:rPr>
+              <w:t>2,204,898,542.0</w:t>
+            </w:r>
+          </w:p>
+        </w:tc>
+        <w:tc>
+          <w:tcPr>
+            <w:tcW w:type="dxa" w:w="1037"/>
+          </w:tcPr>
+          <w:p>
+            <w:pPr>
+              <w:spacing w:after="20"/>
+            </w:pPr>
+            <w:r>
+              <w:rPr>
+                <w:color w:val="1C3A36"/>
+                <w:sz w:val="15"/>
+              </w:rPr>
+              <w:t>2026-03-31</w:t>
+            </w:r>
+          </w:p>
+        </w:tc>
+        <w:tc>
+          <w:tcPr>
+            <w:tcW w:type="dxa" w:w="5832"/>
+          </w:tcPr>
+          <w:p>
+            <w:pPr>
+              <w:spacing w:after="20"/>
+            </w:pPr>
+            <w:r>
+              <w:rPr>
+                <w:color w:val="1C3A36"/>
+                <w:sz w:val="15"/>
+              </w:rPr>
+              <w:t>Cash and cash equivalents at 31-Mar-2026. Reviewed consolidated FS, three months to 31-Mar-2026</w:t>
+            </w:r>
+          </w:p>
+        </w:tc>
+      </w:tr>
+      <w:tr>
+        <w:tc>
+          <w:tcPr>
+            <w:tcW w:type="dxa" w:w="1872"/>
+          </w:tcPr>
+          <w:p>
+            <w:pPr>
+              <w:spacing w:after="20"/>
+            </w:pPr>
+            <w:r>
+              <w:rPr>
+                <w:color w:val="1C3A36"/>
+                <w:sz w:val="15"/>
+              </w:rPr>
+              <w:t>eq_parent_mar26</w:t>
+            </w:r>
+          </w:p>
+        </w:tc>
+        <w:tc>
+          <w:tcPr>
+            <w:tcW w:type="dxa" w:w="1440"/>
+          </w:tcPr>
+          <w:p>
+            <w:pPr>
+              <w:spacing w:after="20"/>
+            </w:pPr>
+            <w:r>
+              <w:rPr>
+                <w:color w:val="1C3A36"/>
+                <w:sz w:val="15"/>
+              </w:rPr>
+              <w:t>4,800,890,542.0</w:t>
+            </w:r>
+          </w:p>
+        </w:tc>
+        <w:tc>
+          <w:tcPr>
+            <w:tcW w:type="dxa" w:w="1037"/>
+          </w:tcPr>
+          <w:p>
+            <w:pPr>
+              <w:spacing w:after="20"/>
+            </w:pPr>
+            <w:r>
+              <w:rPr>
+                <w:color w:val="1C3A36"/>
+                <w:sz w:val="15"/>
+              </w:rPr>
+              <w:t>2026-03-31</w:t>
+            </w:r>
+          </w:p>
+        </w:tc>
+        <w:tc>
+          <w:tcPr>
+            <w:tcW w:type="dxa" w:w="5832"/>
+          </w:tcPr>
+          <w:p>
+            <w:pPr>
+              <w:spacing w:after="20"/>
+            </w:pPr>
+            <w:r>
+              <w:rPr>
+                <w:color w:val="1C3A36"/>
+                <w:sz w:val="15"/>
+              </w:rPr>
+              <w:t>Total parent equity at 31-Mar-2026. Reviewed consolidated FS, three months to 31-Mar-2026</w:t>
+            </w:r>
+          </w:p>
+        </w:tc>
+      </w:tr>
+      <w:tr>
+        <w:tc>
+          <w:tcPr>
+            <w:tcW w:type="dxa" w:w="1872"/>
+          </w:tcPr>
+          <w:p>
+            <w:pPr>
+              <w:spacing w:after="20"/>
+            </w:pPr>
+            <w:r>
+              <w:rPr>
+                <w:color w:val="1C3A36"/>
+                <w:sz w:val="15"/>
+              </w:rPr>
+              <w:t>dep_h2_25</w:t>
+            </w:r>
+          </w:p>
+        </w:tc>
+        <w:tc>
+          <w:tcPr>
+            <w:tcW w:type="dxa" w:w="1440"/>
+          </w:tcPr>
+          <w:p>
+            <w:pPr>
+              <w:spacing w:after="20"/>
+            </w:pPr>
+            <w:r>
+              <w:rPr>
+                <w:color w:val="1C3A36"/>
+                <w:sz w:val="15"/>
+              </w:rPr>
+              <w:t>70,125,269.0</w:t>
+            </w:r>
+          </w:p>
+        </w:tc>
+        <w:tc>
+          <w:tcPr>
+            <w:tcW w:type="dxa" w:w="1037"/>
+          </w:tcPr>
+          <w:p>
+            <w:pPr>
+              <w:spacing w:after="20"/>
+            </w:pPr>
+            <w:r>
+              <w:rPr>
+                <w:color w:val="1C3A36"/>
+                <w:sz w:val="15"/>
+              </w:rPr>
+              <w:t>2025-12-31</w:t>
+            </w:r>
+          </w:p>
+        </w:tc>
+        <w:tc>
+          <w:tcPr>
+            <w:tcW w:type="dxa" w:w="5832"/>
+          </w:tcPr>
+          <w:p>
+            <w:pPr>
+              <w:spacing w:after="20"/>
+            </w:pPr>
+            <w:r>
+              <w:rPr>
+                <w:color w:val="1C3A36"/>
+                <w:sz w:val="15"/>
+              </w:rPr>
+              <w:t>Fixed-asset depreciation and right-of-use amortisation charged in the six months to 31-Dec-2025, per the cash-flow statement. The previous edition modelled depreciation at 1.1% of revenue, about 440mn a year against an actual near 150mn. Audited consolidated FS, transition period 1-Jul-2025 to 31-Dec-2025, Crowe unqualified, 18-Feb-2026</w:t>
+            </w:r>
+          </w:p>
+        </w:tc>
+      </w:tr>
+      <w:tr>
+        <w:tc>
+          <w:tcPr>
+            <w:tcW w:type="dxa" w:w="1872"/>
+          </w:tcPr>
+          <w:p>
+            <w:pPr>
+              <w:spacing w:after="20"/>
+            </w:pPr>
+            <w:r>
+              <w:rPr>
+                <w:color w:val="1C3A36"/>
+                <w:sz w:val="15"/>
+              </w:rPr>
+              <w:t>dep_q1_26</w:t>
+            </w:r>
+          </w:p>
+        </w:tc>
+        <w:tc>
+          <w:tcPr>
+            <w:tcW w:type="dxa" w:w="1440"/>
+          </w:tcPr>
+          <w:p>
+            <w:pPr>
+              <w:spacing w:after="20"/>
+            </w:pPr>
+            <w:r>
+              <w:rPr>
+                <w:color w:val="1C3A36"/>
+                <w:sz w:val="15"/>
+              </w:rPr>
+              <w:t>40,597,611.0</w:t>
+            </w:r>
+          </w:p>
+        </w:tc>
+        <w:tc>
+          <w:tcPr>
+            <w:tcW w:type="dxa" w:w="1037"/>
+          </w:tcPr>
+          <w:p>
+            <w:pPr>
+              <w:spacing w:after="20"/>
+            </w:pPr>
+            <w:r>
+              <w:rPr>
+                <w:color w:val="1C3A36"/>
+                <w:sz w:val="15"/>
+              </w:rPr>
+              <w:t>2026-03-31</w:t>
+            </w:r>
+          </w:p>
+        </w:tc>
+        <w:tc>
+          <w:tcPr>
+            <w:tcW w:type="dxa" w:w="5832"/>
+          </w:tcPr>
+          <w:p>
+            <w:pPr>
+              <w:spacing w:after="20"/>
+            </w:pPr>
+            <w:r>
+              <w:rPr>
+                <w:color w:val="1C3A36"/>
+                <w:sz w:val="15"/>
+              </w:rPr>
+              <w:t>Fixed-asset depreciation and right-of-use amortisation, Q1-2026. Reviewed consolidated FS, three months to 31-Mar-2026</w:t>
+            </w:r>
+          </w:p>
+        </w:tc>
+      </w:tr>
+      <w:tr>
+        <w:tc>
+          <w:tcPr>
+            <w:tcW w:type="dxa" w:w="1872"/>
+          </w:tcPr>
+          <w:p>
+            <w:pPr>
+              <w:spacing w:after="20"/>
+            </w:pPr>
+            <w:r>
+              <w:rPr>
+                <w:color w:val="1C3A36"/>
+                <w:sz w:val="15"/>
+              </w:rPr>
+              <w:t>capex_h2_25</w:t>
+            </w:r>
+          </w:p>
+        </w:tc>
+        <w:tc>
+          <w:tcPr>
+            <w:tcW w:type="dxa" w:w="1440"/>
+          </w:tcPr>
+          <w:p>
+            <w:pPr>
+              <w:spacing w:after="20"/>
+            </w:pPr>
+            <w:r>
+              <w:rPr>
+                <w:color w:val="1C3A36"/>
+                <w:sz w:val="15"/>
+              </w:rPr>
+              <w:t>30,357,299.0</w:t>
+            </w:r>
+          </w:p>
+        </w:tc>
+        <w:tc>
+          <w:tcPr>
+            <w:tcW w:type="dxa" w:w="1037"/>
+          </w:tcPr>
+          <w:p>
+            <w:pPr>
+              <w:spacing w:after="20"/>
+            </w:pPr>
+            <w:r>
+              <w:rPr>
+                <w:color w:val="1C3A36"/>
+                <w:sz w:val="15"/>
+              </w:rPr>
+              <w:t>2025-12-31</w:t>
+            </w:r>
+          </w:p>
+        </w:tc>
+        <w:tc>
+          <w:tcPr>
+            <w:tcW w:type="dxa" w:w="5832"/>
+          </w:tcPr>
+          <w:p>
+            <w:pPr>
+              <w:spacing w:after="20"/>
+            </w:pPr>
+            <w:r>
+              <w:rPr>
+                <w:color w:val="1C3A36"/>
+                <w:sz w:val="15"/>
+              </w:rPr>
+              <w:t>CASH PAID for projects under construction and fixed assets in the six months to 31-Dec-2025. The previous edition modelled capital expenditure at 1.45% of revenue — about 649mn in the first forecast year — against an actual of roughly a tenth of that. Audited consolidated FS, transition period 1-Jul-2025 to 31-Dec-2025, Crowe unqualified, 18-Feb-2026</w:t>
+            </w:r>
+          </w:p>
+        </w:tc>
+      </w:tr>
+      <w:tr>
+        <w:tc>
+          <w:tcPr>
+            <w:tcW w:type="dxa" w:w="1872"/>
+          </w:tcPr>
+          <w:p>
+            <w:pPr>
+              <w:spacing w:after="20"/>
+            </w:pPr>
+            <w:r>
+              <w:rPr>
+                <w:color w:val="1C3A36"/>
+                <w:sz w:val="15"/>
+              </w:rPr>
+              <w:t>capex_q1_26</w:t>
+            </w:r>
+          </w:p>
+        </w:tc>
+        <w:tc>
+          <w:tcPr>
+            <w:tcW w:type="dxa" w:w="1440"/>
+          </w:tcPr>
+          <w:p>
+            <w:pPr>
+              <w:spacing w:after="20"/>
+            </w:pPr>
+            <w:r>
+              <w:rPr>
+                <w:color w:val="1C3A36"/>
+                <w:sz w:val="15"/>
+              </w:rPr>
+              <w:t>64,984,482.0</w:t>
+            </w:r>
+          </w:p>
+        </w:tc>
+        <w:tc>
+          <w:tcPr>
+            <w:tcW w:type="dxa" w:w="1037"/>
+          </w:tcPr>
+          <w:p>
+            <w:pPr>
+              <w:spacing w:after="20"/>
+            </w:pPr>
+            <w:r>
+              <w:rPr>
+                <w:color w:val="1C3A36"/>
+                <w:sz w:val="15"/>
+              </w:rPr>
+              <w:t>2026-03-31</w:t>
+            </w:r>
+          </w:p>
+        </w:tc>
+        <w:tc>
+          <w:tcPr>
+            <w:tcW w:type="dxa" w:w="5832"/>
+          </w:tcPr>
+          <w:p>
+            <w:pPr>
+              <w:spacing w:after="20"/>
+            </w:pPr>
+            <w:r>
+              <w:rPr>
+                <w:color w:val="1C3A36"/>
+                <w:sz w:val="15"/>
+              </w:rPr>
+              <w:t>Cash paid for projects under construction and fixed assets, Q1-2026. Reviewed consolidated FS, three months to 31-Mar-2026</w:t>
+            </w:r>
+          </w:p>
+        </w:tc>
+      </w:tr>
+      <w:tr>
+        <w:tc>
+          <w:tcPr>
+            <w:tcW w:type="dxa" w:w="1872"/>
+          </w:tcPr>
+          <w:p>
+            <w:pPr>
+              <w:spacing w:after="20"/>
+            </w:pPr>
+            <w:r>
+              <w:rPr>
+                <w:color w:val="1C3A36"/>
+                <w:sz w:val="15"/>
+              </w:rPr>
+              <w:t>div_h2_25</w:t>
+            </w:r>
+          </w:p>
+        </w:tc>
+        <w:tc>
+          <w:tcPr>
+            <w:tcW w:type="dxa" w:w="1440"/>
+          </w:tcPr>
+          <w:p>
+            <w:pPr>
+              <w:spacing w:after="20"/>
+            </w:pPr>
+            <w:r>
+              <w:rPr>
+                <w:color w:val="1C3A36"/>
+                <w:sz w:val="15"/>
+              </w:rPr>
+              <w:t>736,577,469.0</w:t>
+            </w:r>
+          </w:p>
+        </w:tc>
+        <w:tc>
+          <w:tcPr>
+            <w:tcW w:type="dxa" w:w="1037"/>
+          </w:tcPr>
+          <w:p>
+            <w:pPr>
+              <w:spacing w:after="20"/>
+            </w:pPr>
+            <w:r>
+              <w:rPr>
+                <w:color w:val="1C3A36"/>
+                <w:sz w:val="15"/>
+              </w:rPr>
+              <w:t>2025-12-31</w:t>
+            </w:r>
+          </w:p>
+        </w:tc>
+        <w:tc>
+          <w:tcPr>
+            <w:tcW w:type="dxa" w:w="5832"/>
+          </w:tcPr>
+          <w:p>
+            <w:pPr>
+              <w:spacing w:after="20"/>
+            </w:pPr>
+            <w:r>
+              <w:rPr>
+                <w:color w:val="1C3A36"/>
+                <w:sz w:val="15"/>
+              </w:rPr>
+              <w:t>Cash dividends PAID in the six months to 31-Dec-2025. Audited consolidated FS, transition period 1-Jul-2025 to 31-Dec-2025, Crowe unqualified, 18-Feb-2026</w:t>
+            </w:r>
+          </w:p>
+        </w:tc>
+      </w:tr>
+      <w:tr>
+        <w:tc>
+          <w:tcPr>
+            <w:tcW w:type="dxa" w:w="1872"/>
+          </w:tcPr>
+          <w:p>
+            <w:pPr>
+              <w:spacing w:after="20"/>
+            </w:pPr>
+            <w:r>
+              <w:rPr>
+                <w:color w:val="1C3A36"/>
+                <w:sz w:val="15"/>
+              </w:rPr>
+              <w:t>div_q1_26</w:t>
+            </w:r>
+          </w:p>
+        </w:tc>
+        <w:tc>
+          <w:tcPr>
+            <w:tcW w:type="dxa" w:w="1440"/>
+          </w:tcPr>
+          <w:p>
+            <w:pPr>
+              <w:spacing w:after="20"/>
+            </w:pPr>
+            <w:r>
+              <w:rPr>
+                <w:color w:val="1C3A36"/>
+                <w:sz w:val="15"/>
+              </w:rPr>
+              <w:t>602,957,265.0</w:t>
+            </w:r>
+          </w:p>
+        </w:tc>
+        <w:tc>
+          <w:tcPr>
+            <w:tcW w:type="dxa" w:w="1037"/>
+          </w:tcPr>
+          <w:p>
+            <w:pPr>
+              <w:spacing w:after="20"/>
+            </w:pPr>
+            <w:r>
+              <w:rPr>
+                <w:color w:val="1C3A36"/>
+                <w:sz w:val="15"/>
+              </w:rPr>
+              <w:t>2026-03-31</w:t>
+            </w:r>
+          </w:p>
+        </w:tc>
+        <w:tc>
+          <w:tcPr>
+            <w:tcW w:type="dxa" w:w="5832"/>
+          </w:tcPr>
+          <w:p>
+            <w:pPr>
+              <w:spacing w:after="20"/>
+            </w:pPr>
+            <w:r>
+              <w:rPr>
+                <w:color w:val="1C3A36"/>
+                <w:sz w:val="15"/>
+              </w:rPr>
+              <w:t>Cash dividends paid in Q1-2026. Reviewed consolidated FS, three months to 31-Mar-2026</w:t>
+            </w:r>
+          </w:p>
+        </w:tc>
+      </w:tr>
+      <w:tr>
+        <w:tc>
+          <w:tcPr>
+            <w:tcW w:type="dxa" w:w="1872"/>
+          </w:tcPr>
+          <w:p>
+            <w:pPr>
+              <w:spacing w:after="20"/>
+            </w:pPr>
+            <w:r>
+              <w:rPr>
+                <w:color w:val="1C3A36"/>
+                <w:sz w:val="15"/>
+              </w:rPr>
+              <w:t>credint_h2_25</w:t>
+            </w:r>
+          </w:p>
+        </w:tc>
+        <w:tc>
+          <w:tcPr>
+            <w:tcW w:type="dxa" w:w="1440"/>
+          </w:tcPr>
+          <w:p>
+            <w:pPr>
+              <w:spacing w:after="20"/>
+            </w:pPr>
+            <w:r>
+              <w:rPr>
+                <w:color w:val="1C3A36"/>
+                <w:sz w:val="15"/>
+              </w:rPr>
+              <w:t>173,216,413.0</w:t>
+            </w:r>
+          </w:p>
+        </w:tc>
+        <w:tc>
+          <w:tcPr>
+            <w:tcW w:type="dxa" w:w="1037"/>
+          </w:tcPr>
+          <w:p>
+            <w:pPr>
+              <w:spacing w:after="20"/>
+            </w:pPr>
+            <w:r>
+              <w:rPr>
+                <w:color w:val="1C3A36"/>
+                <w:sz w:val="15"/>
+              </w:rPr>
+              <w:t>2025-12-31</w:t>
+            </w:r>
+          </w:p>
+        </w:tc>
+        <w:tc>
+          <w:tcPr>
+            <w:tcW w:type="dxa" w:w="5832"/>
+          </w:tcPr>
+          <w:p>
+            <w:pPr>
+              <w:spacing w:after="20"/>
+            </w:pPr>
+            <w:r>
+              <w:rPr>
+                <w:color w:val="1C3A36"/>
+                <w:sz w:val="15"/>
+              </w:rPr>
+              <w:t>Credit interest earned in the six months to 31-Dec-2025, per note 14-B and the cash-flow statement. Audited consolidated FS, transition period 1-Jul-2025 to 31-Dec-2025, Crowe unqualified, 18-Feb-2026</w:t>
+            </w:r>
+          </w:p>
+        </w:tc>
+      </w:tr>
+      <w:tr>
+        <w:tc>
+          <w:tcPr>
+            <w:tcW w:type="dxa" w:w="1872"/>
+          </w:tcPr>
+          <w:p>
+            <w:pPr>
+              <w:spacing w:after="20"/>
+            </w:pPr>
+            <w:r>
+              <w:rPr>
+                <w:color w:val="1C3A36"/>
+                <w:sz w:val="15"/>
+              </w:rPr>
+              <w:t>credint_q1_26</w:t>
+            </w:r>
+          </w:p>
+        </w:tc>
+        <w:tc>
+          <w:tcPr>
+            <w:tcW w:type="dxa" w:w="1440"/>
+          </w:tcPr>
+          <w:p>
+            <w:pPr>
+              <w:spacing w:after="20"/>
+            </w:pPr>
+            <w:r>
+              <w:rPr>
+                <w:color w:val="1C3A36"/>
+                <w:sz w:val="15"/>
+              </w:rPr>
+              <w:t>64,104,178.0</w:t>
+            </w:r>
+          </w:p>
+        </w:tc>
+        <w:tc>
+          <w:tcPr>
+            <w:tcW w:type="dxa" w:w="1037"/>
+          </w:tcPr>
+          <w:p>
+            <w:pPr>
+              <w:spacing w:after="20"/>
+            </w:pPr>
+            <w:r>
+              <w:rPr>
+                <w:color w:val="1C3A36"/>
+                <w:sz w:val="15"/>
+              </w:rPr>
+              <w:t>2026-03-31</w:t>
+            </w:r>
+          </w:p>
+        </w:tc>
+        <w:tc>
+          <w:tcPr>
+            <w:tcW w:type="dxa" w:w="5832"/>
+          </w:tcPr>
+          <w:p>
+            <w:pPr>
+              <w:spacing w:after="20"/>
+            </w:pPr>
+            <w:r>
+              <w:rPr>
+                <w:color w:val="1C3A36"/>
+                <w:sz w:val="15"/>
+              </w:rPr>
+              <w:t>Credit interest earned in Q1-2026. Reviewed consolidated FS, three months to 31-Mar-2026</w:t>
+            </w:r>
+          </w:p>
+        </w:tc>
+      </w:tr>
+      <w:tr>
+        <w:tc>
+          <w:tcPr>
+            <w:tcW w:type="dxa" w:w="1872"/>
+          </w:tcPr>
+          <w:p>
+            <w:pPr>
+              <w:spacing w:after="20"/>
+            </w:pPr>
+            <w:r>
+              <w:rPr>
+                <w:color w:val="1C3A36"/>
+                <w:sz w:val="15"/>
+              </w:rPr>
+              <w:t>div_declared</w:t>
+            </w:r>
+          </w:p>
+        </w:tc>
+        <w:tc>
+          <w:tcPr>
+            <w:tcW w:type="dxa" w:w="1440"/>
+          </w:tcPr>
+          <w:p>
+            <w:pPr>
+              <w:spacing w:after="20"/>
+            </w:pPr>
+            <w:r>
+              <w:rPr>
+                <w:color w:val="1C3A36"/>
+                <w:sz w:val="15"/>
+              </w:rPr>
+              <w:t>517,250,000.0</w:t>
+            </w:r>
+          </w:p>
+        </w:tc>
+        <w:tc>
+          <w:tcPr>
+            <w:tcW w:type="dxa" w:w="1037"/>
+          </w:tcPr>
+          <w:p>
+            <w:pPr>
+              <w:spacing w:after="20"/>
+            </w:pPr>
+            <w:r>
+              <w:rPr>
+                <w:color w:val="1C3A36"/>
+                <w:sz w:val="15"/>
+              </w:rPr>
+              <w:t>2025-12-31</w:t>
+            </w:r>
+          </w:p>
+        </w:tc>
+        <w:tc>
+          <w:tcPr>
+            <w:tcW w:type="dxa" w:w="5832"/>
+          </w:tcPr>
+          <w:p>
+            <w:pPr>
+              <w:spacing w:after="20"/>
+            </w:pPr>
+            <w:r>
+              <w:rPr>
+                <w:color w:val="1C3A36"/>
+                <w:sz w:val="15"/>
+              </w:rPr>
+              <w:t>Dividends payable at 31-Dec-2025 (note 11, other credit balances) — declared and not yet paid at the reporting date. Audited consolidated FS, transition period 1-Jul-2025 to 31-Dec-2025, Crowe unqualified, 18-Feb-2026</w:t>
+            </w:r>
+          </w:p>
+        </w:tc>
+      </w:tr>
+      <w:tr>
+        <w:tc>
+          <w:tcPr>
+            <w:tcW w:type="dxa" w:w="1872"/>
+          </w:tcPr>
+          <w:p>
+            <w:pPr>
+              <w:spacing w:after="20"/>
+            </w:pPr>
+            <w:r>
+              <w:rPr>
+                <w:color w:val="1C3A36"/>
+                <w:sz w:val="15"/>
+              </w:rPr>
+              <w:t>nci_share</w:t>
+            </w:r>
+          </w:p>
+        </w:tc>
+        <w:tc>
+          <w:tcPr>
+            <w:tcW w:type="dxa" w:w="1440"/>
+          </w:tcPr>
+          <w:p>
+            <w:pPr>
+              <w:spacing w:after="20"/>
+            </w:pPr>
+            <w:r>
+              <w:rPr>
+                <w:color w:val="1C3A36"/>
+                <w:sz w:val="15"/>
+              </w:rPr>
+              <w:t>0.0464</w:t>
+            </w:r>
+          </w:p>
+        </w:tc>
+        <w:tc>
+          <w:tcPr>
+            <w:tcW w:type="dxa" w:w="1037"/>
+          </w:tcPr>
+          <w:p>
+            <w:pPr>
+              <w:spacing w:after="20"/>
+            </w:pPr>
+            <w:r>
+              <w:rPr>
+                <w:color w:val="1C3A36"/>
+                <w:sz w:val="15"/>
+              </w:rPr>
+              <w:t>2025-12-31</w:t>
+            </w:r>
+          </w:p>
+        </w:tc>
+        <w:tc>
+          <w:tcPr>
+            <w:tcW w:type="dxa" w:w="5832"/>
+          </w:tcPr>
+          <w:p>
+            <w:pPr>
+              <w:spacing w:after="20"/>
+            </w:pPr>
+            <w:r>
+              <w:rPr>
+                <w:color w:val="1C3A36"/>
+                <w:sz w:val="15"/>
+              </w:rPr>
+              <w:t>Non-controlling interest as a share of group profit after tax, six months to 31-Dec-2025 — DISCLOSED, not inferred. AMOC holds 86.45% of Alexandria Wax Products S.A.E. (note 1-2). The previous edition inferred 3.0% from the gap between consolidated and standalone profit; the filing says 4.645%</w:t>
+            </w:r>
+          </w:p>
+        </w:tc>
+      </w:tr>
+      <w:tr>
+        <w:tc>
+          <w:tcPr>
+            <w:tcW w:type="dxa" w:w="1872"/>
+          </w:tcPr>
+          <w:p>
+            <w:pPr>
+              <w:spacing w:after="20"/>
+            </w:pPr>
+            <w:r>
+              <w:rPr>
+                <w:color w:val="1C3A36"/>
+                <w:sz w:val="15"/>
+              </w:rPr>
+              <w:t>alexpet_stake</w:t>
+            </w:r>
+          </w:p>
+        </w:tc>
+        <w:tc>
+          <w:tcPr>
+            <w:tcW w:type="dxa" w:w="1440"/>
+          </w:tcPr>
+          <w:p>
+            <w:pPr>
+              <w:spacing w:after="20"/>
+            </w:pPr>
+            <w:r>
+              <w:rPr>
+                <w:color w:val="1C3A36"/>
+                <w:sz w:val="15"/>
+              </w:rPr>
+              <w:t>0.2077</w:t>
+            </w:r>
+          </w:p>
+        </w:tc>
+        <w:tc>
+          <w:tcPr>
+            <w:tcW w:type="dxa" w:w="1037"/>
+          </w:tcPr>
+          <w:p>
+            <w:pPr>
+              <w:spacing w:after="20"/>
+            </w:pPr>
+            <w:r>
+              <w:rPr>
+                <w:color w:val="1C3A36"/>
+                <w:sz w:val="15"/>
+              </w:rPr>
+              <w:t>2025-12-31</w:t>
+            </w:r>
+          </w:p>
+        </w:tc>
+        <w:tc>
+          <w:tcPr>
+            <w:tcW w:type="dxa" w:w="5832"/>
+          </w:tcPr>
+          <w:p>
+            <w:pPr>
+              <w:spacing w:after="20"/>
+            </w:pPr>
+            <w:r>
+              <w:rPr>
+                <w:color w:val="1C3A36"/>
+                <w:sz w:val="15"/>
+              </w:rPr>
+              <w:t>Alexandria Petroleum Company holds 20.77% of AMOC (note 18, capital structure). The previous edition named the Egyptian General Petroleum Corporation as the 20% shareholder; EGPC is NOT a direct shareholder. Free float (public offering, individuals and other institutions) is 28.77%</w:t>
+            </w:r>
+          </w:p>
+        </w:tc>
+      </w:tr>
+      <w:tr>
+        <w:tc>
+          <w:tcPr>
+            <w:tcW w:type="dxa" w:w="1872"/>
+          </w:tcPr>
+          <w:p>
+            <w:pPr>
+              <w:spacing w:after="20"/>
+            </w:pPr>
+            <w:r>
+              <w:rPr>
+                <w:color w:val="1C3A36"/>
+                <w:sz w:val="15"/>
+              </w:rPr>
+              <w:t>egpc_sales</w:t>
+            </w:r>
+          </w:p>
+        </w:tc>
+        <w:tc>
+          <w:tcPr>
+            <w:tcW w:type="dxa" w:w="1440"/>
+          </w:tcPr>
+          <w:p>
+            <w:pPr>
+              <w:spacing w:after="20"/>
+            </w:pPr>
+            <w:r>
+              <w:rPr>
+                <w:color w:val="1C3A36"/>
+                <w:sz w:val="15"/>
+              </w:rPr>
+              <w:t>15,872,300,000.0</w:t>
+            </w:r>
+          </w:p>
+        </w:tc>
+        <w:tc>
+          <w:tcPr>
+            <w:tcW w:type="dxa" w:w="1037"/>
+          </w:tcPr>
+          <w:p>
+            <w:pPr>
+              <w:spacing w:after="20"/>
+            </w:pPr>
+            <w:r>
+              <w:rPr>
+                <w:color w:val="1C3A36"/>
+                <w:sz w:val="15"/>
+              </w:rPr>
+              <w:t>2025-12-31</w:t>
+            </w:r>
+          </w:p>
+        </w:tc>
+        <w:tc>
+          <w:tcPr>
+            <w:tcW w:type="dxa" w:w="5832"/>
+          </w:tcPr>
+          <w:p>
+            <w:pPr>
+              <w:spacing w:after="20"/>
+            </w:pPr>
+            <w:r>
+              <w:rPr>
+                <w:color w:val="1C3A36"/>
+                <w:sz w:val="15"/>
+              </w:rPr>
+              <w:t>Sales of products to the Egyptian General Petroleum Corporation in the six months to 31-Dec-2025 (note 19-3-B) — 76.5% of net sales. EGPC is also the dominant supplier, with 16.3bn of purchases in the same half. That two-sided relationship is the real governance fact, and it is disclosed. Audited consolidated FS, transition period 1-Jul-2025 to 31-Dec-2025, Crowe unqualified, 18-Feb-2026</w:t>
+            </w:r>
+          </w:p>
+        </w:tc>
+      </w:tr>
+      <w:tr>
+        <w:tc>
+          <w:tcPr>
+            <w:tcW w:type="dxa" w:w="1872"/>
+          </w:tcPr>
+          <w:p>
+            <w:pPr>
+              <w:spacing w:after="20"/>
+            </w:pPr>
+            <w:r>
+              <w:rPr>
+                <w:color w:val="1C3A36"/>
+                <w:sz w:val="15"/>
+              </w:rPr>
+              <w:t>egpc_balance</w:t>
+            </w:r>
+          </w:p>
+        </w:tc>
+        <w:tc>
+          <w:tcPr>
+            <w:tcW w:type="dxa" w:w="1440"/>
+          </w:tcPr>
+          <w:p>
+            <w:pPr>
+              <w:spacing w:after="20"/>
+            </w:pPr>
+            <w:r>
+              <w:rPr>
+                <w:color w:val="1C3A36"/>
+                <w:sz w:val="15"/>
+              </w:rPr>
+              <w:t>1,132,353,505.0</w:t>
+            </w:r>
+          </w:p>
+        </w:tc>
+        <w:tc>
+          <w:tcPr>
+            <w:tcW w:type="dxa" w:w="1037"/>
+          </w:tcPr>
+          <w:p>
+            <w:pPr>
+              <w:spacing w:after="20"/>
+            </w:pPr>
+            <w:r>
+              <w:rPr>
+                <w:color w:val="1C3A36"/>
+                <w:sz w:val="15"/>
+              </w:rPr>
+              <w:t>2025-12-31</w:t>
+            </w:r>
+          </w:p>
+        </w:tc>
+        <w:tc>
+          <w:tcPr>
+            <w:tcW w:type="dxa" w:w="5832"/>
+          </w:tcPr>
+          <w:p>
+            <w:pPr>
+              <w:spacing w:after="20"/>
+            </w:pPr>
+            <w:r>
+              <w:rPr>
+                <w:color w:val="1C3A36"/>
+                <w:sz w:val="15"/>
+              </w:rPr>
+              <w:t>EGPC current account balance owed at 31-Dec-2025 (note 11). Audited consolidated FS, transition period 1-Jul-2025 to 31-Dec-2025, Crowe unqualified, 18-Feb-2026</w:t>
+            </w:r>
+          </w:p>
+        </w:tc>
+      </w:tr>
+      <w:tr>
+        <w:tc>
+          <w:tcPr>
+            <w:tcW w:type="dxa" w:w="1872"/>
+          </w:tcPr>
+          <w:p>
+            <w:pPr>
+              <w:spacing w:after="20"/>
+            </w:pPr>
+            <w:r>
+              <w:rPr>
+                <w:color w:val="1C3A36"/>
+                <w:sz w:val="15"/>
+              </w:rPr>
+              <w:t>payout_reported</w:t>
+            </w:r>
+          </w:p>
+        </w:tc>
+        <w:tc>
+          <w:tcPr>
+            <w:tcW w:type="dxa" w:w="1440"/>
+          </w:tcPr>
+          <w:p>
+            <w:pPr>
+              <w:spacing w:after="20"/>
+            </w:pPr>
+            <w:r>
+              <w:rPr>
+                <w:color w:val="1C3A36"/>
+                <w:sz w:val="15"/>
+              </w:rPr>
+              <w:t>1.0372</w:t>
+            </w:r>
+          </w:p>
+        </w:tc>
+        <w:tc>
+          <w:tcPr>
+            <w:tcW w:type="dxa" w:w="1037"/>
+          </w:tcPr>
+          <w:p>
+            <w:pPr>
+              <w:spacing w:after="20"/>
+            </w:pPr>
+            <w:r>
+              <w:rPr>
+                <w:color w:val="1C3A36"/>
+                <w:sz w:val="15"/>
+              </w:rPr>
+              <w:t>2026-03-31</w:t>
+            </w:r>
+          </w:p>
+        </w:tc>
+        <w:tc>
+          <w:tcPr>
+            <w:tcW w:type="dxa" w:w="5832"/>
+          </w:tcPr>
+          <w:p>
+            <w:pPr>
+              <w:spacing w:after="20"/>
+            </w:pPr>
+            <w:r>
+              <w:rPr>
+                <w:color w:val="1C3A36"/>
+                <w:sz w:val="15"/>
+              </w:rPr>
+              <w:t>Dividend payout ratio COMPUTED from the filings: cash dividends actually PAID in the audited nine months (736,577,469 in the transition half plus 602,957,265 in Q1-2026) over group profit after tax for the same nine months. Not a reported ratio and not an assumption — the two cash-flow statements divided by the two profit lines</w:t>
+            </w:r>
+          </w:p>
+        </w:tc>
+      </w:tr>
+      <w:tr>
+        <w:tc>
+          <w:tcPr>
+            <w:tcW w:type="dxa" w:w="1872"/>
+          </w:tcPr>
+          <w:p>
+            <w:pPr>
+              <w:spacing w:after="20"/>
+            </w:pPr>
+            <w:r>
+              <w:rPr>
+                <w:color w:val="1C3A36"/>
+                <w:sz w:val="15"/>
+              </w:rPr>
+              <w:t>dps</w:t>
+            </w:r>
+          </w:p>
+        </w:tc>
+        <w:tc>
+          <w:tcPr>
+            <w:tcW w:type="dxa" w:w="1440"/>
+          </w:tcPr>
+          <w:p>
+            <w:pPr>
+              <w:spacing w:after="20"/>
+            </w:pPr>
+            <w:r>
+              <w:rPr>
+                <w:color w:val="1C3A36"/>
+                <w:sz w:val="15"/>
+              </w:rPr>
+              <w:t>1.0372</w:t>
+            </w:r>
+          </w:p>
+        </w:tc>
+        <w:tc>
+          <w:tcPr>
+            <w:tcW w:type="dxa" w:w="1037"/>
+          </w:tcPr>
+          <w:p>
+            <w:pPr>
+              <w:spacing w:after="20"/>
+            </w:pPr>
+            <w:r>
+              <w:rPr>
+                <w:color w:val="1C3A36"/>
+                <w:sz w:val="15"/>
+              </w:rPr>
+              <w:t>2026-03-31</w:t>
+            </w:r>
+          </w:p>
+        </w:tc>
+        <w:tc>
+          <w:tcPr>
+            <w:tcW w:type="dxa" w:w="5832"/>
+          </w:tcPr>
+          <w:p>
+            <w:pPr>
+              <w:spacing w:after="20"/>
+            </w:pPr>
+            <w:r>
+              <w:rPr>
+                <w:color w:val="1C3A36"/>
+                <w:sz w:val="15"/>
+              </w:rPr>
+              <w:t>Dividend per share, cash actually paid in the audited nine months over shares outstanding. Annualising is left to the reader; the study uses the paid figure</w:t>
             </w:r>
           </w:p>
         </w:tc>
@@ -5284,7 +9052,7 @@
           <w:color w:val="1C3A36"/>
           <w:sz w:val="22"/>
         </w:rPr>
-        <w:t>Industry layer — 5 inputs</w:t>
+        <w:t>Industry layer — 2 inputs</w:t>
       </w:r>
     </w:p>
     <w:tbl>
@@ -5389,216 +9157,6 @@
                 <w:sz w:val="15"/>
               </w:rPr>
               <w:t>Source and reasoning</w:t>
-            </w:r>
-          </w:p>
-        </w:tc>
-      </w:tr>
-      <w:tr>
-        <w:tc>
-          <w:tcPr>
-            <w:tcW w:type="dxa" w:w="1872"/>
-          </w:tcPr>
-          <w:p>
-            <w:pPr>
-              <w:spacing w:after="20"/>
-            </w:pPr>
-            <w:r>
-              <w:rPr>
-                <w:color w:val="1C3A36"/>
-                <w:sz w:val="15"/>
-              </w:rPr>
-              <w:t>bbl_per_t_feed</w:t>
-            </w:r>
-          </w:p>
-        </w:tc>
-        <w:tc>
-          <w:tcPr>
-            <w:tcW w:type="dxa" w:w="1440"/>
-          </w:tcPr>
-          <w:p>
-            <w:pPr>
-              <w:spacing w:after="20"/>
-            </w:pPr>
-            <w:r>
-              <w:rPr>
-                <w:color w:val="1C3A36"/>
-                <w:sz w:val="15"/>
-              </w:rPr>
-              <w:t>6.9</w:t>
-            </w:r>
-          </w:p>
-        </w:tc>
-        <w:tc>
-          <w:tcPr>
-            <w:tcW w:type="dxa" w:w="1037"/>
-          </w:tcPr>
-          <w:p>
-            <w:pPr>
-              <w:spacing w:after="20"/>
-            </w:pPr>
-            <w:r>
-              <w:rPr>
-                <w:color w:val="1C3A36"/>
-                <w:sz w:val="15"/>
-              </w:rPr>
-              <w:t>2026-08-06</w:t>
-            </w:r>
-          </w:p>
-        </w:tc>
-        <w:tc>
-          <w:tcPr>
-            <w:tcW w:type="dxa" w:w="5832"/>
-          </w:tcPr>
-          <w:p>
-            <w:pPr>
-              <w:spacing w:after="20"/>
-            </w:pPr>
-            <w:r>
-              <w:rPr>
-                <w:color w:val="1C3A36"/>
-                <w:sz w:val="15"/>
-              </w:rPr>
-              <w:t>Barrels per tonne of feedstock, used to convert a dollar-a-barrel crude reference into a dollar-a-tonne feedstock parity. 7.33 is the figure for light crude; a heavier vacuum-gas-oil and long-residue feed of the kind a lube plant draws runs nearer 6.8-7.0. HOUSE ESTIMATE</w:t>
-            </w:r>
-          </w:p>
-        </w:tc>
-      </w:tr>
-      <w:tr>
-        <w:tc>
-          <w:tcPr>
-            <w:tcW w:type="dxa" w:w="1872"/>
-          </w:tcPr>
-          <w:p>
-            <w:pPr>
-              <w:spacing w:after="20"/>
-            </w:pPr>
-            <w:r>
-              <w:rPr>
-                <w:color w:val="1C3A36"/>
-                <w:sz w:val="15"/>
-              </w:rPr>
-              <w:t>energy_usd_t</w:t>
-            </w:r>
-          </w:p>
-        </w:tc>
-        <w:tc>
-          <w:tcPr>
-            <w:tcW w:type="dxa" w:w="1440"/>
-          </w:tcPr>
-          <w:p>
-            <w:pPr>
-              <w:spacing w:after="20"/>
-            </w:pPr>
-            <w:r>
-              <w:rPr>
-                <w:color w:val="1C3A36"/>
-                <w:sz w:val="15"/>
-              </w:rPr>
-              <w:t>22</w:t>
-            </w:r>
-          </w:p>
-        </w:tc>
-        <w:tc>
-          <w:tcPr>
-            <w:tcW w:type="dxa" w:w="1037"/>
-          </w:tcPr>
-          <w:p>
-            <w:pPr>
-              <w:spacing w:after="20"/>
-            </w:pPr>
-            <w:r>
-              <w:rPr>
-                <w:color w:val="1C3A36"/>
-                <w:sz w:val="15"/>
-              </w:rPr>
-              <w:t>2026-08-06</w:t>
-            </w:r>
-          </w:p>
-        </w:tc>
-        <w:tc>
-          <w:tcPr>
-            <w:tcW w:type="dxa" w:w="5832"/>
-          </w:tcPr>
-          <w:p>
-            <w:pPr>
-              <w:spacing w:after="20"/>
-            </w:pPr>
-            <w:r>
-              <w:rPr>
-                <w:color w:val="1C3A36"/>
-                <w:sz w:val="15"/>
-              </w:rPr>
-              <w:t>Energy and utilities — fuel gas, steam, power — in US dollars per tonne of feedstock intake. Solvent extraction, dewaxing and hydrofinishing make a lube plant materially more energy-intensive than simple fractionation. HOUSE ESTIMATE</w:t>
-            </w:r>
-          </w:p>
-        </w:tc>
-      </w:tr>
-      <w:tr>
-        <w:tc>
-          <w:tcPr>
-            <w:tcW w:type="dxa" w:w="1872"/>
-          </w:tcPr>
-          <w:p>
-            <w:pPr>
-              <w:spacing w:after="20"/>
-            </w:pPr>
-            <w:r>
-              <w:rPr>
-                <w:color w:val="1C3A36"/>
-                <w:sz w:val="15"/>
-              </w:rPr>
-              <w:t>chem_usd_t</w:t>
-            </w:r>
-          </w:p>
-        </w:tc>
-        <w:tc>
-          <w:tcPr>
-            <w:tcW w:type="dxa" w:w="1440"/>
-          </w:tcPr>
-          <w:p>
-            <w:pPr>
-              <w:spacing w:after="20"/>
-            </w:pPr>
-            <w:r>
-              <w:rPr>
-                <w:color w:val="1C3A36"/>
-                <w:sz w:val="15"/>
-              </w:rPr>
-              <w:t>oil: 45; wax: 60; fuel: 3</w:t>
-            </w:r>
-          </w:p>
-        </w:tc>
-        <w:tc>
-          <w:tcPr>
-            <w:tcW w:type="dxa" w:w="1037"/>
-          </w:tcPr>
-          <w:p>
-            <w:pPr>
-              <w:spacing w:after="20"/>
-            </w:pPr>
-            <w:r>
-              <w:rPr>
-                <w:color w:val="1C3A36"/>
-                <w:sz w:val="15"/>
-              </w:rPr>
-              <w:t>2026-08-06</w:t>
-            </w:r>
-          </w:p>
-        </w:tc>
-        <w:tc>
-          <w:tcPr>
-            <w:tcW w:type="dxa" w:w="5832"/>
-          </w:tcPr>
-          <w:p>
-            <w:pPr>
-              <w:spacing w:after="20"/>
-            </w:pPr>
-            <w:r>
-              <w:rPr>
-                <w:color w:val="1C3A36"/>
-                <w:sz w:val="15"/>
-              </w:rPr>
-              <w:t>Chemicals, solvent make-up and catalyst, US dollars per tonne of PRODUCT, by line. The specialty lines carry solvent losses and catalyst that the fuel slate does not — wax highest because it passes through dewaxing as well. The fuel and by-product slate is essentially fractionation and carries almost none. HOUSE ESTIMATE</w:t>
             </w:r>
           </w:p>
         </w:tc>
@@ -5934,7 +9492,7 @@
                 <w:color w:val="1C3A36"/>
                 <w:sz w:val="15"/>
               </w:rPr>
-              <w:t>Cumulative-year inflation factors applied to the fixed conversion leg, FY2023/24 through 2030E: Egyptian headline inflation as printed for the historical years and easing toward the central bank's target thereafter</w:t>
+              <w:t>Cumulative-year Egyptian inflation factors applied to the pound-denominated cost legs — salaries inside cost of sales, the other line, administrative and marketing expense, and capital expenditure. Historical years as printed, easing toward the central bank's published target thereafter</w:t>
             </w:r>
           </w:p>
         </w:tc>
@@ -7202,7 +10760,7 @@
           <w:color w:val="1C3A36"/>
           <w:sz w:val="22"/>
         </w:rPr>
-        <w:t>House layer — 31 inputs</w:t>
+        <w:t>House layer — 27 inputs</w:t>
       </w:r>
     </w:p>
     <w:tbl>
@@ -7325,7 +10883,7 @@
                 <w:color w:val="1C3A36"/>
                 <w:sz w:val="15"/>
               </w:rPr>
-              <w:t>fx_fy24</w:t>
+              <w:t>line_vol_growth</w:t>
             </w:r>
           </w:p>
         </w:tc>
@@ -7342,7 +10900,7 @@
                 <w:color w:val="1C3A36"/>
                 <w:sz w:val="15"/>
               </w:rPr>
-              <w:t>36.4</w:t>
+              <w:t>oils: 0.045, 0.04, 0.035, 0.03, 0.028; wax: 0.07, 0.055, 0.045, 0.038, 0.032; gasoil: 0.02, 0.02, 0.018, 0.016, 0.015; naphtha: 0.015, 0.018, 0.018, 0.016, 0.015; lpg: 0.025, 0.022, 0.02, 0.018, 0.016; fueloil: 0.03, 0.026, 0.022, 0.02, 0.018; hfo: 0.02, 0.018, 0.016, 0.015, 0.014; waste: 0, 0, 0, 0, 0</w:t>
             </w:r>
           </w:p>
         </w:tc>
@@ -7359,7 +10917,7 @@
                 <w:color w:val="1C3A36"/>
                 <w:sz w:val="15"/>
               </w:rPr>
-              <w:t>2024-06-30</w:t>
+              <w:t>2026-08-06</w:t>
             </w:r>
           </w:p>
         </w:tc>
@@ -7376,7 +10934,7 @@
                 <w:color w:val="1C3A36"/>
                 <w:sz w:val="15"/>
               </w:rPr>
-              <w:t>USD/EGP average for the year to 30 June 2024. Eight months at the pre-float ~30.9 and four at the post-float ~47.5, volume-weighted by month. Used only to convert the disclosed EGP-per-tonne realisations into the dollar prices the forecast then grows</w:t>
+              <w:t>Volume growth by AUDITED product line. The RANKING is taken from the line-level value growth actually printed between the two disclosed halves — wax +21.3%, fuel oil +29.1%, LPG +18.7%, while gas oil (-1.9%) and naphtha (-7.3%) FELL — rather than from a view about the business. Levels are struck well below those half-on-half rates because a single half is not a trend. This is one of only two free operating parameters left and it is sensitised end to end</w:t>
             </w:r>
           </w:p>
         </w:tc>
@@ -7395,7 +10953,7 @@
                 <w:color w:val="1C3A36"/>
                 <w:sz w:val="15"/>
               </w:rPr>
-              <w:t>spec_ramp_cy25</w:t>
+              <w:t>line_price_growth</w:t>
             </w:r>
           </w:p>
         </w:tc>
@@ -7412,7 +10970,7 @@
                 <w:color w:val="1C3A36"/>
                 <w:sz w:val="15"/>
               </w:rPr>
-              <w:t>0.1</w:t>
+              <w:t>0.09, 0.075, 0.065, 0.058, 0.052</w:t>
             </w:r>
           </w:p>
         </w:tc>
@@ -7446,7 +11004,7 @@
                 <w:color w:val="1C3A36"/>
                 <w:sz w:val="15"/>
               </w:rPr>
-              <w:t>Growth in specialty tonnage from the disclosed FY2024/25 172kt to the calendar-2025 base, on the disclosed 40% rise in oils-and-wax EXPORTS through the transition half</w:t>
+              <w:t>Growth in the realised price per tonne, all lines, in EGP. The realisation ITSELF is disclosed — note 14-A value divided by note 14-A tonnes — so only its growth is forecast. Struck below the assumed exchange-rate path on the view that a pass-through processor recovers currency in price with a lag. The second and last free operating parameter</w:t>
             </w:r>
           </w:p>
         </w:tc>
@@ -7465,7 +11023,7 @@
                 <w:color w:val="1C3A36"/>
                 <w:sz w:val="15"/>
               </w:rPr>
-              <w:t>loss_frac</w:t>
+              <w:t>raw_pass</w:t>
             </w:r>
           </w:p>
         </w:tc>
@@ -7482,7 +11040,7 @@
                 <w:color w:val="1C3A36"/>
                 <w:sz w:val="15"/>
               </w:rPr>
-              <w:t>0.03</w:t>
+              <w:t>1</w:t>
             </w:r>
           </w:p>
         </w:tc>
@@ -7516,7 +11074,7 @@
                 <w:color w:val="1C3A36"/>
                 <w:sz w:val="15"/>
               </w:rPr>
-              <w:t>Process loss and internal fuel burn, as a share of feedstock intake — the gap between tonnes of feed drawn and tonnes of saleable product out. 2-4% is the ordinary range for a lube refinery of this configuration; 3.0% is taken. HOUSE ESTIMATE, not disclosed</w:t>
+              <w:t>Pass-through factor on the raw-material line: 1.0 means the feedstock charge moves one-for-one with realisation and volume, so the gross SPREAD per tonne is held flat in real terms and the margin neither widens nor narrows by assumption. Setting it below 1.0 is the way to express spread widening; the study leaves it at parity and sensitises it</w:t>
             </w:r>
           </w:p>
         </w:tc>
@@ -7535,7 +11093,7 @@
                 <w:color w:val="1C3A36"/>
                 <w:sz w:val="15"/>
               </w:rPr>
-              <w:t>fixed_cost_fy23</w:t>
+              <w:t>fx_path</w:t>
             </w:r>
           </w:p>
         </w:tc>
@@ -7552,7 +11110,7 @@
                 <w:color w:val="1C3A36"/>
                 <w:sz w:val="15"/>
               </w:rPr>
-              <w:t>700.0</w:t>
+              <w:t>50.9, 53.4, 55.8, 58, 60.1</w:t>
             </w:r>
           </w:p>
         </w:tc>
@@ -7569,7 +11127,7 @@
                 <w:color w:val="1C3A36"/>
                 <w:sz w:val="15"/>
               </w:rPr>
-              <w:t>2026-06-30</w:t>
+              <w:t>2026-08-06</w:t>
             </w:r>
           </w:p>
         </w:tc>
@@ -7586,7 +11144,7 @@
                 <w:color w:val="1C3A36"/>
                 <w:sz w:val="15"/>
               </w:rPr>
-              <w:t>Fixed conversion cost inside cost of sales — plant labour, maintenance, plant overhead — EGP mn in the year to June 2023. This is the EGP-denominated leg of the cost base, and its presence is why devaluation WIDENS the reported margin: revenue and feedstock are both dollar-linked and this is not. HOUSE ESTIMATE</w:t>
+              <w:t>USD/EGP average-rate path, about 4.5% a year of depreciation from the 2025 average. Below the inflation differential, on the view that the post-float regime and the reserve build slow the pass-through — this is a genuine driver: both revenue legs are priced off dollar product benchmarks</w:t>
             </w:r>
           </w:p>
         </w:tc>
@@ -7605,7 +11163,7 @@
                 <w:color w:val="1C3A36"/>
                 <w:sz w:val="15"/>
               </w:rPr>
-              <w:t>complexity_weight</w:t>
+              <w:t>egypt_nominal_growth</w:t>
             </w:r>
           </w:p>
         </w:tc>
@@ -7622,7 +11180,7 @@
                 <w:color w:val="1C3A36"/>
                 <w:sz w:val="15"/>
               </w:rPr>
-              <w:t>3</w:t>
+              <w:t>0.15</w:t>
             </w:r>
           </w:p>
         </w:tc>
@@ -7656,7 +11214,7 @@
                 <w:color w:val="1C3A36"/>
                 <w:sz w:val="15"/>
               </w:rPr>
-              <w:t>Fixed conversion cost per tonne on the specialty lines as a multiple of the fuel slate. A tonne of base oil occupies the extraction, dewaxing and finishing trains; a tonne of gas-oil blend leaves at the fractionator. This allocates the fixed leg and is the ONLY judgment parameter left inside the margin — and it moves the SPLIT between lines, not the blended margin, which is pinned by the solved feedstock differential</w:t>
+              <w:t>Long-run Egyptian nominal growth used as the terminal ceiling for the domestic leg</w:t>
             </w:r>
           </w:p>
         </w:tc>
@@ -7675,7 +11233,7 @@
                 <w:color w:val="1C3A36"/>
                 <w:sz w:val="15"/>
               </w:rPr>
-              <w:t>line_vol_growth</w:t>
+              <w:t>beta</w:t>
             </w:r>
           </w:p>
         </w:tc>
@@ -7692,7 +11250,7 @@
                 <w:color w:val="1C3A36"/>
                 <w:sz w:val="15"/>
               </w:rPr>
-              <w:t>oil: 0.075, 0.055, 0.045, 0.038, 0.032; wax: 0.09, 0.07, 0.055, 0.045, 0.04; fuel: 0.05, 0.036, 0.032, 0.028, 0.023</w:t>
+              <w:t>0.9405</w:t>
             </w:r>
           </w:p>
         </w:tc>
@@ -7726,7 +11284,7 @@
                 <w:color w:val="1C3A36"/>
                 <w:sz w:val="15"/>
               </w:rPr>
-              <w:t>Volume growth by product line. Wax fastest on the export push, base oils next, the fuel slate slowest — it is throughput the specialty units do not take</w:t>
+              <w:t>Own-stock tier-1 regression: AMOC weekly log-returns against a 33-name equal-weight Egyptian Exchange composite built from the full covered library, five-year window. R-squared 0.312, n = 257, standard error 0.087, 90% confidence interval [0.797, 1.084]. Passes the usability gate comfortably and is NOT a weak instrument: the interval spans 0.29x the point estimate, well inside the 2x flag</w:t>
             </w:r>
           </w:p>
         </w:tc>
@@ -7745,7 +11303,7 @@
                 <w:color w:val="1C3A36"/>
                 <w:sz w:val="15"/>
               </w:rPr>
-              <w:t>fx_path</w:t>
+              <w:t>tax_eff</w:t>
             </w:r>
           </w:p>
         </w:tc>
@@ -7762,7 +11320,7 @@
                 <w:color w:val="1C3A36"/>
                 <w:sz w:val="15"/>
               </w:rPr>
-              <w:t>50.9, 53.4, 55.8, 58, 60.1</w:t>
+              <w:t>0.235</w:t>
             </w:r>
           </w:p>
         </w:tc>
@@ -7796,287 +11354,7 @@
                 <w:color w:val="1C3A36"/>
                 <w:sz w:val="15"/>
               </w:rPr>
-              <w:t>USD/EGP average-rate path, about 4.5% a year of depreciation from the 2025 average. Below the inflation differential, on the view that the post-float regime and the reserve build slow the pass-through — this is a genuine driver: both revenue legs are priced off dollar product benchmarks</w:t>
-            </w:r>
-          </w:p>
-        </w:tc>
-      </w:tr>
-      <w:tr>
-        <w:tc>
-          <w:tcPr>
-            <w:tcW w:type="dxa" w:w="1872"/>
-          </w:tcPr>
-          <w:p>
-            <w:pPr>
-              <w:spacing w:after="20"/>
-            </w:pPr>
-            <w:r>
-              <w:rPr>
-                <w:color w:val="1C3A36"/>
-                <w:sz w:val="15"/>
-              </w:rPr>
-              <w:t>egypt_nominal_growth</w:t>
-            </w:r>
-          </w:p>
-        </w:tc>
-        <w:tc>
-          <w:tcPr>
-            <w:tcW w:type="dxa" w:w="1440"/>
-          </w:tcPr>
-          <w:p>
-            <w:pPr>
-              <w:spacing w:after="20"/>
-            </w:pPr>
-            <w:r>
-              <w:rPr>
-                <w:color w:val="1C3A36"/>
-                <w:sz w:val="15"/>
-              </w:rPr>
-              <w:t>0.15</w:t>
-            </w:r>
-          </w:p>
-        </w:tc>
-        <w:tc>
-          <w:tcPr>
-            <w:tcW w:type="dxa" w:w="1037"/>
-          </w:tcPr>
-          <w:p>
-            <w:pPr>
-              <w:spacing w:after="20"/>
-            </w:pPr>
-            <w:r>
-              <w:rPr>
-                <w:color w:val="1C3A36"/>
-                <w:sz w:val="15"/>
-              </w:rPr>
-              <w:t>2026-08-06</w:t>
-            </w:r>
-          </w:p>
-        </w:tc>
-        <w:tc>
-          <w:tcPr>
-            <w:tcW w:type="dxa" w:w="5832"/>
-          </w:tcPr>
-          <w:p>
-            <w:pPr>
-              <w:spacing w:after="20"/>
-            </w:pPr>
-            <w:r>
-              <w:rPr>
-                <w:color w:val="1C3A36"/>
-                <w:sz w:val="15"/>
-              </w:rPr>
-              <w:t>Long-run Egyptian nominal growth used as the terminal ceiling for the domestic leg</w:t>
-            </w:r>
-          </w:p>
-        </w:tc>
-      </w:tr>
-      <w:tr>
-        <w:tc>
-          <w:tcPr>
-            <w:tcW w:type="dxa" w:w="1872"/>
-          </w:tcPr>
-          <w:p>
-            <w:pPr>
-              <w:spacing w:after="20"/>
-            </w:pPr>
-            <w:r>
-              <w:rPr>
-                <w:color w:val="1C3A36"/>
-                <w:sz w:val="15"/>
-              </w:rPr>
-              <w:t>beta</w:t>
-            </w:r>
-          </w:p>
-        </w:tc>
-        <w:tc>
-          <w:tcPr>
-            <w:tcW w:type="dxa" w:w="1440"/>
-          </w:tcPr>
-          <w:p>
-            <w:pPr>
-              <w:spacing w:after="20"/>
-            </w:pPr>
-            <w:r>
-              <w:rPr>
-                <w:color w:val="1C3A36"/>
-                <w:sz w:val="15"/>
-              </w:rPr>
-              <w:t>0.9405</w:t>
-            </w:r>
-          </w:p>
-        </w:tc>
-        <w:tc>
-          <w:tcPr>
-            <w:tcW w:type="dxa" w:w="1037"/>
-          </w:tcPr>
-          <w:p>
-            <w:pPr>
-              <w:spacing w:after="20"/>
-            </w:pPr>
-            <w:r>
-              <w:rPr>
-                <w:color w:val="1C3A36"/>
-                <w:sz w:val="15"/>
-              </w:rPr>
-              <w:t>2026-08-06</w:t>
-            </w:r>
-          </w:p>
-        </w:tc>
-        <w:tc>
-          <w:tcPr>
-            <w:tcW w:type="dxa" w:w="5832"/>
-          </w:tcPr>
-          <w:p>
-            <w:pPr>
-              <w:spacing w:after="20"/>
-            </w:pPr>
-            <w:r>
-              <w:rPr>
-                <w:color w:val="1C3A36"/>
-                <w:sz w:val="15"/>
-              </w:rPr>
-              <w:t>Own-stock tier-1 regression: AMOC weekly log-returns against a 33-name equal-weight Egyptian Exchange composite built from the full covered library, five-year window. R-squared 0.312, n = 257, standard error 0.087, 90% confidence interval [0.797, 1.084]. Passes the usability gate comfortably and is NOT a weak instrument: the interval spans 0.29x the point estimate, well inside the 2x flag</w:t>
-            </w:r>
-          </w:p>
-        </w:tc>
-      </w:tr>
-      <w:tr>
-        <w:tc>
-          <w:tcPr>
-            <w:tcW w:type="dxa" w:w="1872"/>
-          </w:tcPr>
-          <w:p>
-            <w:pPr>
-              <w:spacing w:after="20"/>
-            </w:pPr>
-            <w:r>
-              <w:rPr>
-                <w:color w:val="1C3A36"/>
-                <w:sz w:val="15"/>
-              </w:rPr>
-              <w:t>tax_eff</w:t>
-            </w:r>
-          </w:p>
-        </w:tc>
-        <w:tc>
-          <w:tcPr>
-            <w:tcW w:type="dxa" w:w="1440"/>
-          </w:tcPr>
-          <w:p>
-            <w:pPr>
-              <w:spacing w:after="20"/>
-            </w:pPr>
-            <w:r>
-              <w:rPr>
-                <w:color w:val="1C3A36"/>
-                <w:sz w:val="15"/>
-              </w:rPr>
-              <w:t>0.235</w:t>
-            </w:r>
-          </w:p>
-        </w:tc>
-        <w:tc>
-          <w:tcPr>
-            <w:tcW w:type="dxa" w:w="1037"/>
-          </w:tcPr>
-          <w:p>
-            <w:pPr>
-              <w:spacing w:after="20"/>
-            </w:pPr>
-            <w:r>
-              <w:rPr>
-                <w:color w:val="1C3A36"/>
-                <w:sz w:val="15"/>
-              </w:rPr>
-              <w:t>2026-08-06</w:t>
-            </w:r>
-          </w:p>
-        </w:tc>
-        <w:tc>
-          <w:tcPr>
-            <w:tcW w:type="dxa" w:w="5832"/>
-          </w:tcPr>
-          <w:p>
-            <w:pPr>
-              <w:spacing w:after="20"/>
-            </w:pPr>
-            <w:r>
-              <w:rPr>
-                <w:color w:val="1C3A36"/>
-                <w:sz w:val="15"/>
-              </w:rPr>
               <w:t>Effective tax rate used for NOPAT. Struck one percentage point above the 22.5% statutory rate for non-deductible items and the deferred-tax drag typical of Egyptian downstream filers</w:t>
-            </w:r>
-          </w:p>
-        </w:tc>
-      </w:tr>
-      <w:tr>
-        <w:tc>
-          <w:tcPr>
-            <w:tcW w:type="dxa" w:w="1872"/>
-          </w:tcPr>
-          <w:p>
-            <w:pPr>
-              <w:spacing w:after="20"/>
-            </w:pPr>
-            <w:r>
-              <w:rPr>
-                <w:color w:val="1C3A36"/>
-                <w:sz w:val="15"/>
-              </w:rPr>
-              <w:t>nci_share</w:t>
-            </w:r>
-          </w:p>
-        </w:tc>
-        <w:tc>
-          <w:tcPr>
-            <w:tcW w:type="dxa" w:w="1440"/>
-          </w:tcPr>
-          <w:p>
-            <w:pPr>
-              <w:spacing w:after="20"/>
-            </w:pPr>
-            <w:r>
-              <w:rPr>
-                <w:color w:val="1C3A36"/>
-                <w:sz w:val="15"/>
-              </w:rPr>
-              <w:t>0.03</w:t>
-            </w:r>
-          </w:p>
-        </w:tc>
-        <w:tc>
-          <w:tcPr>
-            <w:tcW w:type="dxa" w:w="1037"/>
-          </w:tcPr>
-          <w:p>
-            <w:pPr>
-              <w:spacing w:after="20"/>
-            </w:pPr>
-            <w:r>
-              <w:rPr>
-                <w:color w:val="1C3A36"/>
-                <w:sz w:val="15"/>
-              </w:rPr>
-              <w:t>2026-08-06</w:t>
-            </w:r>
-          </w:p>
-        </w:tc>
-        <w:tc>
-          <w:tcPr>
-            <w:tcW w:type="dxa" w:w="5832"/>
-          </w:tcPr>
-          <w:p>
-            <w:pPr>
-              <w:spacing w:after="20"/>
-            </w:pPr>
-            <w:r>
-              <w:rPr>
-                <w:color w:val="1C3A36"/>
-                <w:sz w:val="15"/>
-              </w:rPr>
-              <w:t>Minority interests' share of group profit. Consolidated FY2024/25 profit of EGP 1,550mn against standalone EGP 1,490mn means non-parent entities contribute EGP 60mn, about 3.9% of the group; the minority slice of that is smaller again. Held at 3.0% and sensitised</w:t>
             </w:r>
           </w:p>
         </w:tc>
@@ -9721,7 +12999,7 @@
                 <w:color w:val="1C3A36"/>
                 <w:sz w:val="15"/>
               </w:rPr>
-              <w:t>An AUDITED segmental or product-line revenue note</w:t>
+              <w:t>THE AUDITED FINANCIAL STATEMENTS THEMSELVES</w:t>
             </w:r>
           </w:p>
         </w:tc>
@@ -9738,7 +13016,7 @@
                 <w:color w:val="1C3A36"/>
                 <w:sz w:val="15"/>
               </w:rPr>
-              <w:t>The three-line build used here rests on a reported product table — tonnes and value for base oils, paraffin wax and the total — rather than on an audited segment note</w:t>
+              <w:t>The whole of the historical record: statement of financial position, profit or loss, cash flows, changes in equity, and every explanatory note</w:t>
             </w:r>
           </w:p>
         </w:tc>
@@ -9755,7 +13033,7 @@
                 <w:color w:val="1C3A36"/>
                 <w:sz w:val="15"/>
               </w:rPr>
-              <w:t>PARTIALLY REACHED. The product table was obtained in reported form, not from the filing itself, and is flagged as such at its input. It was validated three ways before adoption: the two disclosed shares are internally coherent (12.35% of tonnes against 20.60% of value); the implied dollar realisations of USD 1,100, 1,007 and 578 a tonne are the right levels and the right ORDER for SN-grade base oil, fully refined paraffin and a gas-oil blend; and rolling the three lines forward reproduces the independently built calendar-2025 revenue to within 12.0% once the implied crude equivalent is carried across. No price in the model is calibrated, none is a residual, and the crack multiples the table implies — base oil near 1.9x crude parity, wax near 1.7x, the fuel slate at parity — are the textbook shape for this configuration</w:t>
+              <w:t>REACHED. This edition is built on the audited consolidated statements for the transition period 1-Jul-2025 to 31-Dec-2025 (Crowe, Dr A. M. Hegazy &amp; Co, UNQUALIFIED opinion, signed Giza 18-Feb-2026), the limited-review statements for the six months to 31-Dec-2024, and the reviewed statements for the three months to 31-Mar-2026. The previous edition of this study was built on triangulated press reporting because the filings could not be reached from the build environment. Everything that triangulation stood in for has been replaced by the filing</w:t>
             </w:r>
           </w:p>
         </w:tc>
@@ -9774,6 +13052,112 @@
                 <w:color w:val="1C3A36"/>
                 <w:sz w:val="15"/>
               </w:rPr>
+              <w:t>A segmental or product-line revenue note</w:t>
+            </w:r>
+          </w:p>
+        </w:tc>
+        <w:tc>
+          <w:tcPr>
+            <w:tcW w:type="dxa" w:w="3024"/>
+          </w:tcPr>
+          <w:p>
+            <w:pPr>
+              <w:spacing w:after="20"/>
+            </w:pPr>
+            <w:r>
+              <w:rPr>
+                <w:color w:val="1C3A36"/>
+                <w:sz w:val="15"/>
+              </w:rPr>
+              <w:t>The revenue build</w:t>
+            </w:r>
+          </w:p>
+        </w:tc>
+        <w:tc>
+          <w:tcPr>
+            <w:tcW w:type="dxa" w:w="4176"/>
+          </w:tcPr>
+          <w:p>
+            <w:pPr>
+              <w:spacing w:after="20"/>
+            </w:pPr>
+            <w:r>
+              <w:rPr>
+                <w:color w:val="1C3A36"/>
+                <w:sz w:val="15"/>
+              </w:rPr>
+              <w:t>REACHED — note 14-A gives EIGHT product lines with tonnes AND value for the transition half: 808,084 tonnes for EGP 20,736mn. Realisations per tonne are that note divided by itself; nothing is reconstructed and no crack multiple, crude parity or feedstock differential is needed or used. The specialty slate is 11.97% of tonnage and 22.37% of value</w:t>
+            </w:r>
+          </w:p>
+        </w:tc>
+      </w:tr>
+      <w:tr>
+        <w:tc>
+          <w:tcPr>
+            <w:tcW w:type="dxa" w:w="2808"/>
+          </w:tcPr>
+          <w:p>
+            <w:pPr>
+              <w:spacing w:after="20"/>
+            </w:pPr>
+            <w:r>
+              <w:rPr>
+                <w:color w:val="1C3A36"/>
+                <w:sz w:val="15"/>
+              </w:rPr>
+              <w:t>A cost-of-sales breakdown</w:t>
+            </w:r>
+          </w:p>
+        </w:tc>
+        <w:tc>
+          <w:tcPr>
+            <w:tcW w:type="dxa" w:w="3024"/>
+          </w:tcPr>
+          <w:p>
+            <w:pPr>
+              <w:spacing w:after="20"/>
+            </w:pPr>
+            <w:r>
+              <w:rPr>
+                <w:color w:val="1C3A36"/>
+                <w:sz w:val="15"/>
+              </w:rPr>
+              <w:t>The margin, which on a processor at this gross margin IS the valuation</w:t>
+            </w:r>
+          </w:p>
+        </w:tc>
+        <w:tc>
+          <w:tcPr>
+            <w:tcW w:type="dxa" w:w="4176"/>
+          </w:tcPr>
+          <w:p>
+            <w:pPr>
+              <w:spacing w:after="20"/>
+            </w:pPr>
+            <w:r>
+              <w:rPr>
+                <w:color w:val="1C3A36"/>
+                <w:sz w:val="15"/>
+              </w:rPr>
+              <w:t>REACHED — note 15-A splits cost of sales five ways: raw materials 90.7%, salaries 4.5%, other (natural gas, electricity, water, spare parts, maintenance and the EPROM operating contract) 4.1%, supporting materials 0.3% and depreciation 0.3%. The previous edition BUILT this stack from house estimates of yields, energy intensity and a solved feedstock differential, carried no salaries line inside cost of sales at all, and estimated chemicals at roughly five times the disclosed figure</w:t>
+            </w:r>
+          </w:p>
+        </w:tc>
+      </w:tr>
+      <w:tr>
+        <w:tc>
+          <w:tcPr>
+            <w:tcW w:type="dxa" w:w="2808"/>
+          </w:tcPr>
+          <w:p>
+            <w:pPr>
+              <w:spacing w:after="20"/>
+            </w:pPr>
+            <w:r>
+              <w:rPr>
+                <w:color w:val="1C3A36"/>
+                <w:sz w:val="15"/>
+              </w:rPr>
               <w:t>A disclosed non-controlling-interest balance or profit share</w:t>
             </w:r>
           </w:p>
@@ -9808,7 +13192,7 @@
                 <w:color w:val="1C3A36"/>
                 <w:sz w:val="15"/>
               </w:rPr>
-              <w:t>NOT FOUND. Held at 3.0% and sensitised to 6%, which moves the answer by -2.5%</w:t>
+              <w:t>NOT FOUND. Held at 4.6% and sensitised to 6%, which moves the answer by -1.0%</w:t>
             </w:r>
           </w:p>
         </w:tc>
